--- a/智慧房屋租赁系统软件概要设计说明书.docx
+++ b/智慧房屋租赁系统软件概要设计说明书.docx
@@ -1236,14 +1236,7 @@
           <w:rFonts w:ascii="Arial" w:hAnsi="Arial" w:eastAsia="等线" w:cs="Arial"/>
           <w:sz w:val="22"/>
         </w:rPr>
-        <w:t>本系统为租客 - 房东直租轻量化线上租赁平台，剔除传统中介冗</w:t>
-      </w:r>
-      <w:r>
-        <w:rPr>
-          <w:rFonts w:ascii="Arial" w:hAnsi="Arial" w:eastAsia="等线" w:cs="Arial"/>
-          <w:sz w:val="22"/>
-        </w:rPr>
-        <w:t>余流程，搭建房源浏览收藏→看房预约私信→看房评价 + 无限追评→AI 租金测算→自动电子合同生成→线上缴费→租后维修工单完整租赁业务闭环。</w:t>
+        <w:t>本系统为租客 - 房东直租轻量化线上租赁平台，剔除传统中介冗余流程，搭建房源浏览收藏→看房预约私信→看房评价 + 无限追评→AI 租金测算→自动电子合同生成→线上缴费→租后维修工单完整租赁业务闭环。</w:t>
       </w:r>
       <w:r>
         <w:rPr>
@@ -2946,6 +2939,10 @@
         <w:spacing w:before="120" w:after="120" w:line="288" w:lineRule="auto"/>
         <w:ind w:left="0" w:firstLine="500" w:firstLineChars="0"/>
         <w:jc w:val="left"/>
+        <w:rPr>
+          <w:rFonts w:ascii="Arial" w:hAnsi="Arial" w:eastAsia="等线" w:cs="Arial"/>
+          <w:sz w:val="22"/>
+        </w:rPr>
       </w:pPr>
       <w:r>
         <w:rPr>
@@ -2953,6 +2950,362 @@
           <w:sz w:val="22"/>
         </w:rPr>
         <w:t>复审完成总体用例图、五大核心模块细分业务类图，校验模块边界、实体属性、业务方法完整性，所有需求均可对应到独立模块实现，无跨模块混乱需求，满足高内聚低耦合设计标准。</w:t>
+      </w:r>
+    </w:p>
+    <w:p>
+      <w:pPr>
+        <w:spacing w:before="120" w:after="120" w:line="288" w:lineRule="auto"/>
+        <w:ind w:left="0" w:firstLine="500" w:firstLineChars="0"/>
+        <w:jc w:val="left"/>
+        <w:rPr>
+          <w:rFonts w:hint="eastAsia" w:ascii="Arial" w:hAnsi="Arial" w:eastAsia="等线" w:cs="Arial"/>
+          <w:sz w:val="22"/>
+          <w:lang w:eastAsia="zh-CN"/>
+        </w:rPr>
+      </w:pPr>
+      <w:r>
+        <w:rPr>
+          <w:rFonts w:hint="eastAsia" w:ascii="Arial" w:hAnsi="Arial" w:eastAsia="等线" w:cs="Arial"/>
+          <w:sz w:val="22"/>
+          <w:lang w:eastAsia="zh-CN"/>
+        </w:rPr>
+        <w:drawing>
+          <wp:inline distT="0" distB="0" distL="114300" distR="114300">
+            <wp:extent cx="4938395" cy="4829810"/>
+            <wp:effectExtent l="0" t="0" r="1905" b="8890"/>
+            <wp:docPr id="4" name="图片 4" descr="8f7078138130bfe0a618da1fd47e5d61"/>
+            <wp:cNvGraphicFramePr>
+              <a:graphicFrameLocks xmlns:a="http://schemas.openxmlformats.org/drawingml/2006/main" noChangeAspect="1"/>
+            </wp:cNvGraphicFramePr>
+            <a:graphic xmlns:a="http://schemas.openxmlformats.org/drawingml/2006/main">
+              <a:graphicData uri="http://schemas.openxmlformats.org/drawingml/2006/picture">
+                <pic:pic xmlns:pic="http://schemas.openxmlformats.org/drawingml/2006/picture">
+                  <pic:nvPicPr>
+                    <pic:cNvPr id="4" name="图片 4" descr="8f7078138130bfe0a618da1fd47e5d61"/>
+                    <pic:cNvPicPr>
+                      <a:picLocks noChangeAspect="1"/>
+                    </pic:cNvPicPr>
+                  </pic:nvPicPr>
+                  <pic:blipFill>
+                    <a:blip r:embed="rId6"/>
+                    <a:stretch>
+                      <a:fillRect/>
+                    </a:stretch>
+                  </pic:blipFill>
+                  <pic:spPr>
+                    <a:xfrm>
+                      <a:off x="0" y="0"/>
+                      <a:ext cx="4938395" cy="4829810"/>
+                    </a:xfrm>
+                    <a:prstGeom prst="rect">
+                      <a:avLst/>
+                    </a:prstGeom>
+                  </pic:spPr>
+                </pic:pic>
+              </a:graphicData>
+            </a:graphic>
+          </wp:inline>
+        </w:drawing>
+      </w:r>
+    </w:p>
+    <w:p>
+      <w:pPr>
+        <w:spacing w:before="120" w:after="120" w:line="288" w:lineRule="auto"/>
+        <w:ind w:left="0" w:firstLine="500" w:firstLineChars="0"/>
+        <w:jc w:val="center"/>
+      </w:pPr>
+      <w:r>
+        <w:drawing>
+          <wp:inline distT="0" distB="0" distL="114300" distR="114300">
+            <wp:extent cx="1805305" cy="3018155"/>
+            <wp:effectExtent l="0" t="0" r="10795" b="4445"/>
+            <wp:docPr id="3" name="图片 1"/>
+            <wp:cNvGraphicFramePr>
+              <a:graphicFrameLocks xmlns:a="http://schemas.openxmlformats.org/drawingml/2006/main" noChangeAspect="1"/>
+            </wp:cNvGraphicFramePr>
+            <a:graphic xmlns:a="http://schemas.openxmlformats.org/drawingml/2006/main">
+              <a:graphicData uri="http://schemas.openxmlformats.org/drawingml/2006/picture">
+                <pic:pic xmlns:pic="http://schemas.openxmlformats.org/drawingml/2006/picture">
+                  <pic:nvPicPr>
+                    <pic:cNvPr id="3" name="图片 1"/>
+                    <pic:cNvPicPr>
+                      <a:picLocks noChangeAspect="1"/>
+                    </pic:cNvPicPr>
+                  </pic:nvPicPr>
+                  <pic:blipFill>
+                    <a:blip r:embed="rId7"/>
+                    <a:stretch>
+                      <a:fillRect/>
+                    </a:stretch>
+                  </pic:blipFill>
+                  <pic:spPr>
+                    <a:xfrm>
+                      <a:off x="0" y="0"/>
+                      <a:ext cx="1805305" cy="3018155"/>
+                    </a:xfrm>
+                    <a:prstGeom prst="rect">
+                      <a:avLst/>
+                    </a:prstGeom>
+                    <a:noFill/>
+                    <a:ln>
+                      <a:noFill/>
+                    </a:ln>
+                  </pic:spPr>
+                </pic:pic>
+              </a:graphicData>
+            </a:graphic>
+          </wp:inline>
+        </w:drawing>
+      </w:r>
+    </w:p>
+    <w:p>
+      <w:pPr>
+        <w:spacing w:before="120" w:after="120" w:line="288" w:lineRule="auto"/>
+        <w:ind w:left="0" w:firstLine="500" w:firstLineChars="0"/>
+        <w:jc w:val="center"/>
+      </w:pPr>
+      <w:r>
+        <w:drawing>
+          <wp:inline distT="0" distB="0" distL="114300" distR="114300">
+            <wp:extent cx="2546350" cy="3250565"/>
+            <wp:effectExtent l="0" t="0" r="6350" b="635"/>
+            <wp:docPr id="5" name="图片 2"/>
+            <wp:cNvGraphicFramePr>
+              <a:graphicFrameLocks xmlns:a="http://schemas.openxmlformats.org/drawingml/2006/main" noChangeAspect="1"/>
+            </wp:cNvGraphicFramePr>
+            <a:graphic xmlns:a="http://schemas.openxmlformats.org/drawingml/2006/main">
+              <a:graphicData uri="http://schemas.openxmlformats.org/drawingml/2006/picture">
+                <pic:pic xmlns:pic="http://schemas.openxmlformats.org/drawingml/2006/picture">
+                  <pic:nvPicPr>
+                    <pic:cNvPr id="5" name="图片 2"/>
+                    <pic:cNvPicPr>
+                      <a:picLocks noChangeAspect="1"/>
+                    </pic:cNvPicPr>
+                  </pic:nvPicPr>
+                  <pic:blipFill>
+                    <a:blip r:embed="rId8"/>
+                    <a:stretch>
+                      <a:fillRect/>
+                    </a:stretch>
+                  </pic:blipFill>
+                  <pic:spPr>
+                    <a:xfrm>
+                      <a:off x="0" y="0"/>
+                      <a:ext cx="2546350" cy="3250565"/>
+                    </a:xfrm>
+                    <a:prstGeom prst="rect">
+                      <a:avLst/>
+                    </a:prstGeom>
+                    <a:noFill/>
+                    <a:ln>
+                      <a:noFill/>
+                    </a:ln>
+                  </pic:spPr>
+                </pic:pic>
+              </a:graphicData>
+            </a:graphic>
+          </wp:inline>
+        </w:drawing>
+      </w:r>
+    </w:p>
+    <w:p>
+      <w:pPr>
+        <w:spacing w:before="120" w:after="120" w:line="288" w:lineRule="auto"/>
+        <w:ind w:left="0" w:firstLine="500" w:firstLineChars="0"/>
+        <w:jc w:val="center"/>
+      </w:pPr>
+      <w:r>
+        <w:drawing>
+          <wp:inline distT="0" distB="0" distL="114300" distR="114300">
+            <wp:extent cx="5267325" cy="3235960"/>
+            <wp:effectExtent l="0" t="0" r="3175" b="2540"/>
+            <wp:docPr id="6" name="图片 3"/>
+            <wp:cNvGraphicFramePr>
+              <a:graphicFrameLocks xmlns:a="http://schemas.openxmlformats.org/drawingml/2006/main" noChangeAspect="1"/>
+            </wp:cNvGraphicFramePr>
+            <a:graphic xmlns:a="http://schemas.openxmlformats.org/drawingml/2006/main">
+              <a:graphicData uri="http://schemas.openxmlformats.org/drawingml/2006/picture">
+                <pic:pic xmlns:pic="http://schemas.openxmlformats.org/drawingml/2006/picture">
+                  <pic:nvPicPr>
+                    <pic:cNvPr id="6" name="图片 3"/>
+                    <pic:cNvPicPr>
+                      <a:picLocks noChangeAspect="1"/>
+                    </pic:cNvPicPr>
+                  </pic:nvPicPr>
+                  <pic:blipFill>
+                    <a:blip r:embed="rId9"/>
+                    <a:stretch>
+                      <a:fillRect/>
+                    </a:stretch>
+                  </pic:blipFill>
+                  <pic:spPr>
+                    <a:xfrm>
+                      <a:off x="0" y="0"/>
+                      <a:ext cx="5267325" cy="3235960"/>
+                    </a:xfrm>
+                    <a:prstGeom prst="rect">
+                      <a:avLst/>
+                    </a:prstGeom>
+                    <a:noFill/>
+                    <a:ln>
+                      <a:noFill/>
+                    </a:ln>
+                  </pic:spPr>
+                </pic:pic>
+              </a:graphicData>
+            </a:graphic>
+          </wp:inline>
+        </w:drawing>
+      </w:r>
+    </w:p>
+    <w:p>
+      <w:pPr>
+        <w:spacing w:before="120" w:after="120" w:line="288" w:lineRule="auto"/>
+        <w:ind w:left="0" w:firstLine="500" w:firstLineChars="0"/>
+        <w:jc w:val="center"/>
+      </w:pPr>
+      <w:r>
+        <w:drawing>
+          <wp:inline distT="0" distB="0" distL="114300" distR="114300">
+            <wp:extent cx="5272405" cy="4806315"/>
+            <wp:effectExtent l="0" t="0" r="10795" b="6985"/>
+            <wp:docPr id="7" name="图片 4"/>
+            <wp:cNvGraphicFramePr>
+              <a:graphicFrameLocks xmlns:a="http://schemas.openxmlformats.org/drawingml/2006/main" noChangeAspect="1"/>
+            </wp:cNvGraphicFramePr>
+            <a:graphic xmlns:a="http://schemas.openxmlformats.org/drawingml/2006/main">
+              <a:graphicData uri="http://schemas.openxmlformats.org/drawingml/2006/picture">
+                <pic:pic xmlns:pic="http://schemas.openxmlformats.org/drawingml/2006/picture">
+                  <pic:nvPicPr>
+                    <pic:cNvPr id="7" name="图片 4"/>
+                    <pic:cNvPicPr>
+                      <a:picLocks noChangeAspect="1"/>
+                    </pic:cNvPicPr>
+                  </pic:nvPicPr>
+                  <pic:blipFill>
+                    <a:blip r:embed="rId10"/>
+                    <a:stretch>
+                      <a:fillRect/>
+                    </a:stretch>
+                  </pic:blipFill>
+                  <pic:spPr>
+                    <a:xfrm>
+                      <a:off x="0" y="0"/>
+                      <a:ext cx="5272405" cy="4806315"/>
+                    </a:xfrm>
+                    <a:prstGeom prst="rect">
+                      <a:avLst/>
+                    </a:prstGeom>
+                    <a:noFill/>
+                    <a:ln>
+                      <a:noFill/>
+                    </a:ln>
+                  </pic:spPr>
+                </pic:pic>
+              </a:graphicData>
+            </a:graphic>
+          </wp:inline>
+        </w:drawing>
+      </w:r>
+    </w:p>
+    <w:p>
+      <w:pPr>
+        <w:spacing w:before="120" w:after="120" w:line="288" w:lineRule="auto"/>
+        <w:ind w:left="0" w:firstLine="500" w:firstLineChars="0"/>
+        <w:jc w:val="center"/>
+      </w:pPr>
+      <w:r>
+        <w:drawing>
+          <wp:inline distT="0" distB="0" distL="114300" distR="114300">
+            <wp:extent cx="5273040" cy="5363210"/>
+            <wp:effectExtent l="0" t="0" r="10160" b="8890"/>
+            <wp:docPr id="8" name="图片 5"/>
+            <wp:cNvGraphicFramePr>
+              <a:graphicFrameLocks xmlns:a="http://schemas.openxmlformats.org/drawingml/2006/main" noChangeAspect="1"/>
+            </wp:cNvGraphicFramePr>
+            <a:graphic xmlns:a="http://schemas.openxmlformats.org/drawingml/2006/main">
+              <a:graphicData uri="http://schemas.openxmlformats.org/drawingml/2006/picture">
+                <pic:pic xmlns:pic="http://schemas.openxmlformats.org/drawingml/2006/picture">
+                  <pic:nvPicPr>
+                    <pic:cNvPr id="8" name="图片 5"/>
+                    <pic:cNvPicPr>
+                      <a:picLocks noChangeAspect="1"/>
+                    </pic:cNvPicPr>
+                  </pic:nvPicPr>
+                  <pic:blipFill>
+                    <a:blip r:embed="rId11"/>
+                    <a:stretch>
+                      <a:fillRect/>
+                    </a:stretch>
+                  </pic:blipFill>
+                  <pic:spPr>
+                    <a:xfrm>
+                      <a:off x="0" y="0"/>
+                      <a:ext cx="5273040" cy="5363210"/>
+                    </a:xfrm>
+                    <a:prstGeom prst="rect">
+                      <a:avLst/>
+                    </a:prstGeom>
+                    <a:noFill/>
+                    <a:ln>
+                      <a:noFill/>
+                    </a:ln>
+                  </pic:spPr>
+                </pic:pic>
+              </a:graphicData>
+            </a:graphic>
+          </wp:inline>
+        </w:drawing>
+      </w:r>
+    </w:p>
+    <w:p>
+      <w:pPr>
+        <w:spacing w:before="120" w:after="120" w:line="288" w:lineRule="auto"/>
+        <w:ind w:left="0" w:firstLine="500" w:firstLineChars="0"/>
+        <w:jc w:val="center"/>
+      </w:pPr>
+      <w:r>
+        <w:drawing>
+          <wp:inline distT="0" distB="0" distL="114300" distR="114300">
+            <wp:extent cx="5267325" cy="3965575"/>
+            <wp:effectExtent l="0" t="0" r="3175" b="9525"/>
+            <wp:docPr id="9" name="图片 6"/>
+            <wp:cNvGraphicFramePr>
+              <a:graphicFrameLocks xmlns:a="http://schemas.openxmlformats.org/drawingml/2006/main" noChangeAspect="1"/>
+            </wp:cNvGraphicFramePr>
+            <a:graphic xmlns:a="http://schemas.openxmlformats.org/drawingml/2006/main">
+              <a:graphicData uri="http://schemas.openxmlformats.org/drawingml/2006/picture">
+                <pic:pic xmlns:pic="http://schemas.openxmlformats.org/drawingml/2006/picture">
+                  <pic:nvPicPr>
+                    <pic:cNvPr id="9" name="图片 6"/>
+                    <pic:cNvPicPr>
+                      <a:picLocks noChangeAspect="1"/>
+                    </pic:cNvPicPr>
+                  </pic:nvPicPr>
+                  <pic:blipFill>
+                    <a:blip r:embed="rId12"/>
+                    <a:stretch>
+                      <a:fillRect/>
+                    </a:stretch>
+                  </pic:blipFill>
+                  <pic:spPr>
+                    <a:xfrm>
+                      <a:off x="0" y="0"/>
+                      <a:ext cx="5267325" cy="3965575"/>
+                    </a:xfrm>
+                    <a:prstGeom prst="rect">
+                      <a:avLst/>
+                    </a:prstGeom>
+                    <a:noFill/>
+                    <a:ln>
+                      <a:noFill/>
+                    </a:ln>
+                  </pic:spPr>
+                </pic:pic>
+              </a:graphicData>
+            </a:graphic>
+          </wp:inline>
+        </w:drawing>
       </w:r>
     </w:p>
     <w:p>
@@ -2978,27 +3331,73 @@
         <w:spacing w:before="120" w:after="120" w:line="288" w:lineRule="auto"/>
         <w:ind w:left="0" w:firstLine="500" w:firstLineChars="0"/>
         <w:jc w:val="left"/>
-      </w:pPr>
-      <w:r>
-        <w:rPr>
-          <w:rFonts w:ascii="Arial" w:hAnsi="Arial" w:eastAsia="等线" w:cs="Arial"/>
-          <w:sz w:val="22"/>
-        </w:rPr>
-        <w:t>系统整体采</w:t>
-      </w:r>
-      <w:r>
-        <w:rPr>
-          <w:rFonts w:ascii="Arial" w:hAnsi="Arial" w:eastAsia="等线" w:cs="Arial"/>
-          <w:sz w:val="22"/>
-        </w:rPr>
-        <w:t>用前端展示层→后端控制层→业务逻辑层→数据访问层→数据持久层五层分层架构，独</w:t>
-      </w:r>
-      <w:r>
-        <w:rPr>
-          <w:rFonts w:ascii="Arial" w:hAnsi="Arial" w:eastAsia="等线" w:cs="Arial"/>
-          <w:sz w:val="22"/>
-        </w:rPr>
-        <w:t>立外置 Python AI 服务进程，各层级单向依赖上层调用下层，每层职责隔离。</w:t>
+        <w:rPr>
+          <w:rFonts w:ascii="Arial" w:hAnsi="Arial" w:eastAsia="等线" w:cs="Arial"/>
+          <w:sz w:val="22"/>
+        </w:rPr>
+      </w:pPr>
+      <w:r>
+        <w:rPr>
+          <w:rFonts w:ascii="Arial" w:hAnsi="Arial" w:eastAsia="等线" w:cs="Arial"/>
+          <w:sz w:val="22"/>
+        </w:rPr>
+        <w:t>系统整体采用前端展示层→后端控制层→业务逻辑层→数据访问层→数据持久层五层分层架构，独立外置 Python AI 服务进程，各层级单向依赖上层调用下层，每层职责隔离。</w:t>
+      </w:r>
+    </w:p>
+    <w:p>
+      <w:pPr>
+        <w:spacing w:before="120" w:after="120" w:line="288" w:lineRule="auto"/>
+        <w:ind w:left="0" w:firstLine="500" w:firstLineChars="0"/>
+        <w:jc w:val="left"/>
+        <w:rPr>
+          <w:rFonts w:ascii="Arial" w:hAnsi="Arial" w:eastAsia="等线" w:cs="Arial"/>
+          <w:sz w:val="22"/>
+        </w:rPr>
+      </w:pPr>
+      <w:r>
+        <w:rPr>
+          <w:rFonts w:hint="eastAsia" w:ascii="Arial" w:hAnsi="Arial" w:eastAsia="等线" w:cs="Arial"/>
+          <w:b/>
+          <w:sz w:val="30"/>
+          <w:lang w:eastAsia="zh-CN"/>
+        </w:rPr>
+        <w:drawing>
+          <wp:inline distT="0" distB="0" distL="114300" distR="114300">
+            <wp:extent cx="5273040" cy="1052830"/>
+            <wp:effectExtent l="0" t="0" r="10160" b="1270"/>
+            <wp:docPr id="1" name="图片 1" descr="PlantUML (43)(1)"/>
+            <wp:cNvGraphicFramePr>
+              <a:graphicFrameLocks xmlns:a="http://schemas.openxmlformats.org/drawingml/2006/main" noChangeAspect="1"/>
+            </wp:cNvGraphicFramePr>
+            <a:graphic xmlns:a="http://schemas.openxmlformats.org/drawingml/2006/main">
+              <a:graphicData uri="http://schemas.openxmlformats.org/drawingml/2006/picture">
+                <pic:pic xmlns:pic="http://schemas.openxmlformats.org/drawingml/2006/picture">
+                  <pic:nvPicPr>
+                    <pic:cNvPr id="1" name="图片 1" descr="PlantUML (43)(1)"/>
+                    <pic:cNvPicPr>
+                      <a:picLocks noChangeAspect="1"/>
+                    </pic:cNvPicPr>
+                  </pic:nvPicPr>
+                  <pic:blipFill>
+                    <a:blip r:embed="rId13"/>
+                    <a:stretch>
+                      <a:fillRect/>
+                    </a:stretch>
+                  </pic:blipFill>
+                  <pic:spPr>
+                    <a:xfrm>
+                      <a:off x="0" y="0"/>
+                      <a:ext cx="5273040" cy="1052830"/>
+                    </a:xfrm>
+                    <a:prstGeom prst="rect">
+                      <a:avLst/>
+                    </a:prstGeom>
+                  </pic:spPr>
+                </pic:pic>
+              </a:graphicData>
+            </a:graphic>
+          </wp:inline>
+        </w:drawing>
       </w:r>
     </w:p>
     <w:p>
@@ -3523,17 +3922,82 @@
         <w:ind w:left="0"/>
         <w:jc w:val="left"/>
         <w:outlineLvl w:val="2"/>
-      </w:pPr>
-      <w:bookmarkStart w:id="16" w:name="heading_17"/>
-      <w:r>
-        <w:rPr>
-          <w:rFonts w:ascii="Arial" w:hAnsi="Arial" w:eastAsia="等线" w:cs="Arial"/>
+        <w:rPr>
+          <w:rFonts w:hint="eastAsia" w:ascii="Arial" w:hAnsi="Arial" w:eastAsia="等线" w:cs="Arial"/>
           <w:b/>
           <w:sz w:val="30"/>
+          <w:lang w:eastAsia="zh-CN"/>
+        </w:rPr>
+      </w:pPr>
+      <w:bookmarkStart w:id="16" w:name="heading_17"/>
+      <w:r>
+        <w:rPr>
+          <w:rFonts w:ascii="Arial" w:hAnsi="Arial" w:eastAsia="等线" w:cs="Arial"/>
+          <w:b/>
+          <w:sz w:val="30"/>
         </w:rPr>
         <w:t>架构整体流转流程</w:t>
       </w:r>
       <w:bookmarkEnd w:id="16"/>
+    </w:p>
+    <w:p>
+      <w:pPr>
+        <w:spacing w:before="300" w:after="120" w:line="288" w:lineRule="auto"/>
+        <w:ind w:left="0"/>
+        <w:jc w:val="left"/>
+        <w:outlineLvl w:val="2"/>
+        <w:rPr>
+          <w:rFonts w:hint="eastAsia" w:ascii="Arial" w:hAnsi="Arial" w:eastAsia="等线" w:cs="Arial"/>
+          <w:b/>
+          <w:sz w:val="30"/>
+          <w:lang w:eastAsia="zh-CN"/>
+        </w:rPr>
+      </w:pPr>
+      <w:r>
+        <w:rPr>
+          <w:rFonts w:hint="eastAsia" w:ascii="Arial" w:hAnsi="Arial" w:eastAsia="等线" w:cs="Arial"/>
+          <w:b/>
+          <w:sz w:val="30"/>
+          <w:lang w:eastAsia="zh-CN"/>
+        </w:rPr>
+        <w:drawing>
+          <wp:inline distT="0" distB="0" distL="114300" distR="114300">
+            <wp:extent cx="5257800" cy="1339215"/>
+            <wp:effectExtent l="0" t="0" r="0" b="6985"/>
+            <wp:docPr id="2" name="图片 2" descr="PlantUML (44)(1)"/>
+            <wp:cNvGraphicFramePr>
+              <a:graphicFrameLocks xmlns:a="http://schemas.openxmlformats.org/drawingml/2006/main" noChangeAspect="1"/>
+            </wp:cNvGraphicFramePr>
+            <a:graphic xmlns:a="http://schemas.openxmlformats.org/drawingml/2006/main">
+              <a:graphicData uri="http://schemas.openxmlformats.org/drawingml/2006/picture">
+                <pic:pic xmlns:pic="http://schemas.openxmlformats.org/drawingml/2006/picture">
+                  <pic:nvPicPr>
+                    <pic:cNvPr id="2" name="图片 2" descr="PlantUML (44)(1)"/>
+                    <pic:cNvPicPr>
+                      <a:picLocks noChangeAspect="1"/>
+                    </pic:cNvPicPr>
+                  </pic:nvPicPr>
+                  <pic:blipFill>
+                    <a:blip r:embed="rId14"/>
+                    <a:stretch>
+                      <a:fillRect/>
+                    </a:stretch>
+                  </pic:blipFill>
+                  <pic:spPr>
+                    <a:xfrm>
+                      <a:off x="0" y="0"/>
+                      <a:ext cx="5257800" cy="1339215"/>
+                    </a:xfrm>
+                    <a:prstGeom prst="rect">
+                      <a:avLst/>
+                    </a:prstGeom>
+                  </pic:spPr>
+                </pic:pic>
+              </a:graphicData>
+            </a:graphic>
+          </wp:inline>
+        </w:drawing>
+      </w:r>
     </w:p>
     <w:p>
       <w:pPr>
@@ -4487,15 +4951,20 @@
           <w:b/>
           <w:sz w:val="32"/>
         </w:rPr>
-        <w:t>3.1 用户接口（前端人机界面接口）</w:t>
+        <w:t>3.1 用户接口</w:t>
       </w:r>
       <w:bookmarkEnd w:id="29"/>
     </w:p>
     <w:p>
       <w:pPr>
         <w:spacing w:before="120" w:after="120" w:line="288" w:lineRule="auto"/>
-        <w:ind w:left="0"/>
-        <w:jc w:val="left"/>
+        <w:ind w:left="0" w:firstLine="500" w:firstLineChars="0"/>
+        <w:jc w:val="left"/>
+        <w:rPr>
+          <w:rFonts w:hint="eastAsia" w:ascii="Arial" w:hAnsi="Arial" w:eastAsia="等线" w:cs="Arial"/>
+          <w:sz w:val="22"/>
+          <w:lang w:eastAsia="zh-CN"/>
+        </w:rPr>
       </w:pPr>
       <w:r>
         <w:rPr>
@@ -4544,6 +5013,15 @@
     <w:p>
       <w:pPr>
         <w:numPr>
+          <w:numId w:val="0"/>
+        </w:numPr>
+        <w:spacing w:before="120" w:after="120" w:line="288" w:lineRule="auto"/>
+        <w:jc w:val="left"/>
+      </w:pPr>
+    </w:p>
+    <w:p>
+      <w:pPr>
+        <w:numPr>
           <w:ilvl w:val="0"/>
           <w:numId w:val="59"/>
         </w:numPr>
@@ -4598,6 +5076,54 @@
     <w:p>
       <w:pPr>
         <w:numPr>
+          <w:numId w:val="0"/>
+        </w:numPr>
+        <w:spacing w:before="120" w:after="120" w:line="288" w:lineRule="auto"/>
+        <w:jc w:val="left"/>
+      </w:pPr>
+      <w:r>
+        <w:drawing>
+          <wp:inline distT="0" distB="0" distL="114300" distR="114300">
+            <wp:extent cx="5260975" cy="2613025"/>
+            <wp:effectExtent l="0" t="0" r="9525" b="3175"/>
+            <wp:docPr id="20" name="图片 20" descr="屏幕截图 2026-07-06 192616"/>
+            <wp:cNvGraphicFramePr>
+              <a:graphicFrameLocks xmlns:a="http://schemas.openxmlformats.org/drawingml/2006/main" noChangeAspect="1"/>
+            </wp:cNvGraphicFramePr>
+            <a:graphic xmlns:a="http://schemas.openxmlformats.org/drawingml/2006/main">
+              <a:graphicData uri="http://schemas.openxmlformats.org/drawingml/2006/picture">
+                <pic:pic xmlns:pic="http://schemas.openxmlformats.org/drawingml/2006/picture">
+                  <pic:nvPicPr>
+                    <pic:cNvPr id="20" name="图片 20" descr="屏幕截图 2026-07-06 192616"/>
+                    <pic:cNvPicPr>
+                      <a:picLocks noChangeAspect="1"/>
+                    </pic:cNvPicPr>
+                  </pic:nvPicPr>
+                  <pic:blipFill>
+                    <a:blip r:embed="rId15"/>
+                    <a:stretch>
+                      <a:fillRect/>
+                    </a:stretch>
+                  </pic:blipFill>
+                  <pic:spPr>
+                    <a:xfrm>
+                      <a:off x="0" y="0"/>
+                      <a:ext cx="5260975" cy="2613025"/>
+                    </a:xfrm>
+                    <a:prstGeom prst="rect">
+                      <a:avLst/>
+                    </a:prstGeom>
+                  </pic:spPr>
+                </pic:pic>
+              </a:graphicData>
+            </a:graphic>
+          </wp:inline>
+        </w:drawing>
+      </w:r>
+    </w:p>
+    <w:p>
+      <w:pPr>
+        <w:numPr>
           <w:ilvl w:val="0"/>
           <w:numId w:val="61"/>
         </w:numPr>
@@ -4633,6 +5159,32 @@
     </w:p>
     <w:p>
       <w:pPr>
+        <w:numPr>
+          <w:numId w:val="0"/>
+        </w:numPr>
+        <w:spacing w:before="120" w:after="120" w:line="288" w:lineRule="auto"/>
+        <w:jc w:val="left"/>
+        <w:rPr>
+          <w:rFonts w:hint="eastAsia" w:eastAsia="等线"/>
+          <w:lang w:eastAsia="zh-CN"/>
+        </w:rPr>
+      </w:pPr>
+    </w:p>
+    <w:p>
+      <w:pPr>
+        <w:numPr>
+          <w:numId w:val="0"/>
+        </w:numPr>
+        <w:spacing w:before="120" w:after="120" w:line="288" w:lineRule="auto"/>
+        <w:jc w:val="left"/>
+        <w:rPr>
+          <w:rFonts w:hint="eastAsia" w:eastAsia="等线"/>
+          <w:lang w:eastAsia="zh-CN"/>
+        </w:rPr>
+      </w:pPr>
+    </w:p>
+    <w:p>
+      <w:pPr>
         <w:spacing w:before="300" w:after="120" w:line="288" w:lineRule="auto"/>
         <w:ind w:left="0"/>
         <w:jc w:val="left"/>
@@ -4682,7 +5234,63 @@
           <w:rFonts w:ascii="Arial" w:hAnsi="Arial" w:eastAsia="等线" w:cs="Arial"/>
           <w:sz w:val="22"/>
         </w:rPr>
-        <w:t>详情页：房源全部图文、配套标签、收藏、预约、私信按钮；下方评价区分层展示主评价 + 多条追评、房东回复；</w:t>
+        <w:t>详情页：房源、配套标签、收藏、预约、私信按钮；评价区分层展示主评价 + 多条追评、房东回复；</w:t>
+      </w:r>
+    </w:p>
+    <w:p>
+      <w:pPr>
+        <w:numPr>
+          <w:numId w:val="0"/>
+        </w:numPr>
+        <w:spacing w:before="120" w:after="120" w:line="288" w:lineRule="auto"/>
+        <w:jc w:val="left"/>
+        <w:rPr>
+          <w:rFonts w:hint="eastAsia" w:eastAsiaTheme="minorEastAsia"/>
+          <w:lang w:eastAsia="zh-CN"/>
+        </w:rPr>
+      </w:pPr>
+      <w:r>
+        <w:rPr>
+          <w:rFonts w:hint="eastAsia" w:eastAsiaTheme="minorEastAsia"/>
+          <w:lang w:eastAsia="zh-CN"/>
+        </w:rPr>
+        <w:drawing>
+          <wp:inline distT="0" distB="0" distL="114300" distR="114300">
+            <wp:extent cx="5260975" cy="2038985"/>
+            <wp:effectExtent l="0" t="0" r="9525" b="5715"/>
+            <wp:docPr id="23" name="图片 23" descr="屏幕截图 2026-07-06 192623"/>
+            <wp:cNvGraphicFramePr>
+              <a:graphicFrameLocks xmlns:a="http://schemas.openxmlformats.org/drawingml/2006/main" noChangeAspect="1"/>
+            </wp:cNvGraphicFramePr>
+            <a:graphic xmlns:a="http://schemas.openxmlformats.org/drawingml/2006/main">
+              <a:graphicData uri="http://schemas.openxmlformats.org/drawingml/2006/picture">
+                <pic:pic xmlns:pic="http://schemas.openxmlformats.org/drawingml/2006/picture">
+                  <pic:nvPicPr>
+                    <pic:cNvPr id="23" name="图片 23" descr="屏幕截图 2026-07-06 192623"/>
+                    <pic:cNvPicPr>
+                      <a:picLocks noChangeAspect="1"/>
+                    </pic:cNvPicPr>
+                  </pic:nvPicPr>
+                  <pic:blipFill>
+                    <a:blip r:embed="rId16"/>
+                    <a:stretch>
+                      <a:fillRect/>
+                    </a:stretch>
+                  </pic:blipFill>
+                  <pic:spPr>
+                    <a:xfrm>
+                      <a:off x="0" y="0"/>
+                      <a:ext cx="5260975" cy="2038985"/>
+                    </a:xfrm>
+                    <a:prstGeom prst="rect">
+                      <a:avLst/>
+                    </a:prstGeom>
+                  </pic:spPr>
+                </pic:pic>
+              </a:graphicData>
+            </a:graphic>
+          </wp:inline>
+        </w:drawing>
       </w:r>
     </w:p>
     <w:p>
@@ -4705,6 +5313,62 @@
     </w:p>
     <w:p>
       <w:pPr>
+        <w:numPr>
+          <w:numId w:val="0"/>
+        </w:numPr>
+        <w:spacing w:before="120" w:after="120" w:line="288" w:lineRule="auto"/>
+        <w:jc w:val="left"/>
+        <w:rPr>
+          <w:rFonts w:hint="eastAsia" w:eastAsiaTheme="minorEastAsia"/>
+          <w:lang w:eastAsia="zh-CN"/>
+        </w:rPr>
+      </w:pPr>
+      <w:r>
+        <w:rPr>
+          <w:rFonts w:hint="eastAsia" w:eastAsiaTheme="minorEastAsia"/>
+          <w:lang w:eastAsia="zh-CN"/>
+        </w:rPr>
+        <w:drawing>
+          <wp:inline distT="0" distB="0" distL="114300" distR="114300">
+            <wp:extent cx="5260975" cy="1927860"/>
+            <wp:effectExtent l="0" t="0" r="9525" b="2540"/>
+            <wp:docPr id="26" name="图片 26" descr="屏幕截图 2026-07-06 192726"/>
+            <wp:cNvGraphicFramePr>
+              <a:graphicFrameLocks xmlns:a="http://schemas.openxmlformats.org/drawingml/2006/main" noChangeAspect="1"/>
+            </wp:cNvGraphicFramePr>
+            <a:graphic xmlns:a="http://schemas.openxmlformats.org/drawingml/2006/main">
+              <a:graphicData uri="http://schemas.openxmlformats.org/drawingml/2006/picture">
+                <pic:pic xmlns:pic="http://schemas.openxmlformats.org/drawingml/2006/picture">
+                  <pic:nvPicPr>
+                    <pic:cNvPr id="26" name="图片 26" descr="屏幕截图 2026-07-06 192726"/>
+                    <pic:cNvPicPr>
+                      <a:picLocks noChangeAspect="1"/>
+                    </pic:cNvPicPr>
+                  </pic:nvPicPr>
+                  <pic:blipFill>
+                    <a:blip r:embed="rId17"/>
+                    <a:stretch>
+                      <a:fillRect/>
+                    </a:stretch>
+                  </pic:blipFill>
+                  <pic:spPr>
+                    <a:xfrm>
+                      <a:off x="0" y="0"/>
+                      <a:ext cx="5260975" cy="1927860"/>
+                    </a:xfrm>
+                    <a:prstGeom prst="rect">
+                      <a:avLst/>
+                    </a:prstGeom>
+                  </pic:spPr>
+                </pic:pic>
+              </a:graphicData>
+            </a:graphic>
+          </wp:inline>
+        </w:drawing>
+      </w:r>
+    </w:p>
+    <w:p>
+      <w:pPr>
         <w:spacing w:before="300" w:after="120" w:line="288" w:lineRule="auto"/>
         <w:ind w:left="0"/>
         <w:jc w:val="left"/>
@@ -4777,6 +5441,62 @@
     </w:p>
     <w:p>
       <w:pPr>
+        <w:numPr>
+          <w:numId w:val="0"/>
+        </w:numPr>
+        <w:spacing w:before="120" w:after="120" w:line="288" w:lineRule="auto"/>
+        <w:jc w:val="left"/>
+        <w:rPr>
+          <w:rFonts w:hint="eastAsia" w:eastAsiaTheme="minorEastAsia"/>
+          <w:lang w:eastAsia="zh-CN"/>
+        </w:rPr>
+      </w:pPr>
+      <w:r>
+        <w:rPr>
+          <w:rFonts w:hint="eastAsia" w:eastAsiaTheme="minorEastAsia"/>
+          <w:lang w:eastAsia="zh-CN"/>
+        </w:rPr>
+        <w:drawing>
+          <wp:inline distT="0" distB="0" distL="114300" distR="114300">
+            <wp:extent cx="5260975" cy="1878330"/>
+            <wp:effectExtent l="0" t="0" r="9525" b="1270"/>
+            <wp:docPr id="24" name="图片 24" descr="屏幕截图 2026-07-06 192712"/>
+            <wp:cNvGraphicFramePr>
+              <a:graphicFrameLocks xmlns:a="http://schemas.openxmlformats.org/drawingml/2006/main" noChangeAspect="1"/>
+            </wp:cNvGraphicFramePr>
+            <a:graphic xmlns:a="http://schemas.openxmlformats.org/drawingml/2006/main">
+              <a:graphicData uri="http://schemas.openxmlformats.org/drawingml/2006/picture">
+                <pic:pic xmlns:pic="http://schemas.openxmlformats.org/drawingml/2006/picture">
+                  <pic:nvPicPr>
+                    <pic:cNvPr id="24" name="图片 24" descr="屏幕截图 2026-07-06 192712"/>
+                    <pic:cNvPicPr>
+                      <a:picLocks noChangeAspect="1"/>
+                    </pic:cNvPicPr>
+                  </pic:nvPicPr>
+                  <pic:blipFill>
+                    <a:blip r:embed="rId18"/>
+                    <a:stretch>
+                      <a:fillRect/>
+                    </a:stretch>
+                  </pic:blipFill>
+                  <pic:spPr>
+                    <a:xfrm>
+                      <a:off x="0" y="0"/>
+                      <a:ext cx="5260975" cy="1878330"/>
+                    </a:xfrm>
+                    <a:prstGeom prst="rect">
+                      <a:avLst/>
+                    </a:prstGeom>
+                  </pic:spPr>
+                </pic:pic>
+              </a:graphicData>
+            </a:graphic>
+          </wp:inline>
+        </w:drawing>
+      </w:r>
+    </w:p>
+    <w:p>
+      <w:pPr>
         <w:spacing w:before="300" w:after="120" w:line="288" w:lineRule="auto"/>
         <w:ind w:left="0"/>
         <w:jc w:val="left"/>
@@ -4832,6 +5552,62 @@
     <w:p>
       <w:pPr>
         <w:numPr>
+          <w:numId w:val="0"/>
+        </w:numPr>
+        <w:spacing w:before="120" w:after="120" w:line="288" w:lineRule="auto"/>
+        <w:jc w:val="left"/>
+        <w:rPr>
+          <w:rFonts w:hint="eastAsia" w:eastAsiaTheme="minorEastAsia"/>
+          <w:lang w:eastAsia="zh-CN"/>
+        </w:rPr>
+      </w:pPr>
+      <w:r>
+        <w:rPr>
+          <w:rFonts w:hint="eastAsia" w:eastAsiaTheme="minorEastAsia"/>
+          <w:lang w:eastAsia="zh-CN"/>
+        </w:rPr>
+        <w:drawing>
+          <wp:inline distT="0" distB="0" distL="114300" distR="114300">
+            <wp:extent cx="5260975" cy="1989455"/>
+            <wp:effectExtent l="0" t="0" r="9525" b="4445"/>
+            <wp:docPr id="27" name="图片 27" descr="屏幕截图 2026-07-06 192722"/>
+            <wp:cNvGraphicFramePr>
+              <a:graphicFrameLocks xmlns:a="http://schemas.openxmlformats.org/drawingml/2006/main" noChangeAspect="1"/>
+            </wp:cNvGraphicFramePr>
+            <a:graphic xmlns:a="http://schemas.openxmlformats.org/drawingml/2006/main">
+              <a:graphicData uri="http://schemas.openxmlformats.org/drawingml/2006/picture">
+                <pic:pic xmlns:pic="http://schemas.openxmlformats.org/drawingml/2006/picture">
+                  <pic:nvPicPr>
+                    <pic:cNvPr id="27" name="图片 27" descr="屏幕截图 2026-07-06 192722"/>
+                    <pic:cNvPicPr>
+                      <a:picLocks noChangeAspect="1"/>
+                    </pic:cNvPicPr>
+                  </pic:nvPicPr>
+                  <pic:blipFill>
+                    <a:blip r:embed="rId19"/>
+                    <a:stretch>
+                      <a:fillRect/>
+                    </a:stretch>
+                  </pic:blipFill>
+                  <pic:spPr>
+                    <a:xfrm>
+                      <a:off x="0" y="0"/>
+                      <a:ext cx="5260975" cy="1989455"/>
+                    </a:xfrm>
+                    <a:prstGeom prst="rect">
+                      <a:avLst/>
+                    </a:prstGeom>
+                  </pic:spPr>
+                </pic:pic>
+              </a:graphicData>
+            </a:graphic>
+          </wp:inline>
+        </w:drawing>
+      </w:r>
+    </w:p>
+    <w:p>
+      <w:pPr>
+        <w:numPr>
           <w:ilvl w:val="0"/>
           <w:numId w:val="71"/>
         </w:numPr>
@@ -4845,6 +5621,62 @@
           <w:sz w:val="22"/>
         </w:rPr>
         <w:t>工单页面：故障描述、图片上传、工单进度状态条，维修完成验收按钮。</w:t>
+      </w:r>
+    </w:p>
+    <w:p>
+      <w:pPr>
+        <w:numPr>
+          <w:numId w:val="0"/>
+        </w:numPr>
+        <w:spacing w:before="120" w:after="120" w:line="288" w:lineRule="auto"/>
+        <w:jc w:val="left"/>
+        <w:rPr>
+          <w:rFonts w:hint="eastAsia" w:eastAsia="等线"/>
+          <w:lang w:eastAsia="zh-CN"/>
+        </w:rPr>
+      </w:pPr>
+      <w:r>
+        <w:rPr>
+          <w:rFonts w:hint="eastAsia" w:eastAsia="等线"/>
+          <w:lang w:eastAsia="zh-CN"/>
+        </w:rPr>
+        <w:drawing>
+          <wp:inline distT="0" distB="0" distL="114300" distR="114300">
+            <wp:extent cx="5271135" cy="2014220"/>
+            <wp:effectExtent l="0" t="0" r="12065" b="5080"/>
+            <wp:docPr id="25" name="图片 25" descr="屏幕截图 2026-07-06 192718"/>
+            <wp:cNvGraphicFramePr>
+              <a:graphicFrameLocks xmlns:a="http://schemas.openxmlformats.org/drawingml/2006/main" noChangeAspect="1"/>
+            </wp:cNvGraphicFramePr>
+            <a:graphic xmlns:a="http://schemas.openxmlformats.org/drawingml/2006/main">
+              <a:graphicData uri="http://schemas.openxmlformats.org/drawingml/2006/picture">
+                <pic:pic xmlns:pic="http://schemas.openxmlformats.org/drawingml/2006/picture">
+                  <pic:nvPicPr>
+                    <pic:cNvPr id="25" name="图片 25" descr="屏幕截图 2026-07-06 192718"/>
+                    <pic:cNvPicPr>
+                      <a:picLocks noChangeAspect="1"/>
+                    </pic:cNvPicPr>
+                  </pic:nvPicPr>
+                  <pic:blipFill>
+                    <a:blip r:embed="rId20"/>
+                    <a:stretch>
+                      <a:fillRect/>
+                    </a:stretch>
+                  </pic:blipFill>
+                  <pic:spPr>
+                    <a:xfrm>
+                      <a:off x="0" y="0"/>
+                      <a:ext cx="5271135" cy="2014220"/>
+                    </a:xfrm>
+                    <a:prstGeom prst="rect">
+                      <a:avLst/>
+                    </a:prstGeom>
+                  </pic:spPr>
+                </pic:pic>
+              </a:graphicData>
+            </a:graphic>
+          </wp:inline>
+        </w:drawing>
       </w:r>
     </w:p>
     <w:p>
@@ -4885,6 +5717,63 @@
     </w:p>
     <w:p>
       <w:pPr>
+        <w:widowControl w:val="0"/>
+        <w:numPr>
+          <w:numId w:val="0"/>
+        </w:numPr>
+        <w:spacing w:before="120" w:after="120" w:line="288" w:lineRule="auto"/>
+        <w:jc w:val="left"/>
+        <w:rPr>
+          <w:rFonts w:hint="eastAsia" w:eastAsiaTheme="minorEastAsia"/>
+          <w:lang w:eastAsia="zh-CN"/>
+        </w:rPr>
+      </w:pPr>
+      <w:r>
+        <w:rPr>
+          <w:rFonts w:hint="eastAsia" w:eastAsiaTheme="minorEastAsia"/>
+          <w:lang w:eastAsia="zh-CN"/>
+        </w:rPr>
+        <w:drawing>
+          <wp:inline distT="0" distB="0" distL="114300" distR="114300">
+            <wp:extent cx="5260975" cy="1748790"/>
+            <wp:effectExtent l="0" t="0" r="9525" b="3810"/>
+            <wp:docPr id="29" name="图片 29" descr="屏幕截图 2026-07-06 192730"/>
+            <wp:cNvGraphicFramePr>
+              <a:graphicFrameLocks xmlns:a="http://schemas.openxmlformats.org/drawingml/2006/main" noChangeAspect="1"/>
+            </wp:cNvGraphicFramePr>
+            <a:graphic xmlns:a="http://schemas.openxmlformats.org/drawingml/2006/main">
+              <a:graphicData uri="http://schemas.openxmlformats.org/drawingml/2006/picture">
+                <pic:pic xmlns:pic="http://schemas.openxmlformats.org/drawingml/2006/picture">
+                  <pic:nvPicPr>
+                    <pic:cNvPr id="29" name="图片 29" descr="屏幕截图 2026-07-06 192730"/>
+                    <pic:cNvPicPr>
+                      <a:picLocks noChangeAspect="1"/>
+                    </pic:cNvPicPr>
+                  </pic:nvPicPr>
+                  <pic:blipFill>
+                    <a:blip r:embed="rId21"/>
+                    <a:stretch>
+                      <a:fillRect/>
+                    </a:stretch>
+                  </pic:blipFill>
+                  <pic:spPr>
+                    <a:xfrm>
+                      <a:off x="0" y="0"/>
+                      <a:ext cx="5260975" cy="1748790"/>
+                    </a:xfrm>
+                    <a:prstGeom prst="rect">
+                      <a:avLst/>
+                    </a:prstGeom>
+                  </pic:spPr>
+                </pic:pic>
+              </a:graphicData>
+            </a:graphic>
+          </wp:inline>
+        </w:drawing>
+      </w:r>
+    </w:p>
+    <w:p>
+      <w:pPr>
         <w:numPr>
           <w:ilvl w:val="0"/>
           <w:numId w:val="73"/>
@@ -4904,6 +5793,75 @@
     <w:p>
       <w:pPr>
         <w:numPr>
+          <w:numId w:val="0"/>
+        </w:numPr>
+        <w:spacing w:before="120" w:after="120" w:line="288" w:lineRule="auto"/>
+        <w:jc w:val="left"/>
+        <w:rPr>
+          <w:rFonts w:hint="eastAsia" w:eastAsiaTheme="minorEastAsia"/>
+          <w:lang w:eastAsia="zh-CN"/>
+        </w:rPr>
+      </w:pPr>
+      <w:r>
+        <w:rPr>
+          <w:rFonts w:hint="eastAsia" w:eastAsiaTheme="minorEastAsia"/>
+          <w:lang w:eastAsia="zh-CN"/>
+        </w:rPr>
+        <w:drawing>
+          <wp:inline distT="0" distB="0" distL="114300" distR="114300">
+            <wp:extent cx="5272405" cy="1981200"/>
+            <wp:effectExtent l="0" t="0" r="10795" b="0"/>
+            <wp:docPr id="21" name="图片 21" descr="屏幕截图 2026-07-06 192707"/>
+            <wp:cNvGraphicFramePr>
+              <a:graphicFrameLocks xmlns:a="http://schemas.openxmlformats.org/drawingml/2006/main" noChangeAspect="1"/>
+            </wp:cNvGraphicFramePr>
+            <a:graphic xmlns:a="http://schemas.openxmlformats.org/drawingml/2006/main">
+              <a:graphicData uri="http://schemas.openxmlformats.org/drawingml/2006/picture">
+                <pic:pic xmlns:pic="http://schemas.openxmlformats.org/drawingml/2006/picture">
+                  <pic:nvPicPr>
+                    <pic:cNvPr id="21" name="图片 21" descr="屏幕截图 2026-07-06 192707"/>
+                    <pic:cNvPicPr>
+                      <a:picLocks noChangeAspect="1"/>
+                    </pic:cNvPicPr>
+                  </pic:nvPicPr>
+                  <pic:blipFill>
+                    <a:blip r:embed="rId22"/>
+                    <a:stretch>
+                      <a:fillRect/>
+                    </a:stretch>
+                  </pic:blipFill>
+                  <pic:spPr>
+                    <a:xfrm>
+                      <a:off x="0" y="0"/>
+                      <a:ext cx="5272405" cy="1981200"/>
+                    </a:xfrm>
+                    <a:prstGeom prst="rect">
+                      <a:avLst/>
+                    </a:prstGeom>
+                  </pic:spPr>
+                </pic:pic>
+              </a:graphicData>
+            </a:graphic>
+          </wp:inline>
+        </w:drawing>
+      </w:r>
+    </w:p>
+    <w:p>
+      <w:pPr>
+        <w:numPr>
+          <w:numId w:val="0"/>
+        </w:numPr>
+        <w:spacing w:before="120" w:after="120" w:line="288" w:lineRule="auto"/>
+        <w:jc w:val="left"/>
+        <w:rPr>
+          <w:rFonts w:hint="eastAsia" w:eastAsiaTheme="minorEastAsia"/>
+          <w:lang w:eastAsia="zh-CN"/>
+        </w:rPr>
+      </w:pPr>
+    </w:p>
+    <w:p>
+      <w:pPr>
+        <w:numPr>
           <w:ilvl w:val="0"/>
           <w:numId w:val="74"/>
         </w:numPr>
@@ -4934,7 +5892,59 @@
           <w:rFonts w:ascii="Arial" w:hAnsi="Arial" w:eastAsia="等线" w:cs="Arial"/>
           <w:sz w:val="22"/>
         </w:rPr>
-        <w:t>统计报表页：时间筛选、图表展示、导出 Excel 按钮；</w:t>
+        <w:t>统计报表页：时间筛选、图表展示；</w:t>
+      </w:r>
+    </w:p>
+    <w:p>
+      <w:pPr>
+        <w:numPr>
+          <w:numId w:val="0"/>
+        </w:numPr>
+        <w:spacing w:before="120" w:after="120" w:line="288" w:lineRule="auto"/>
+        <w:jc w:val="left"/>
+      </w:pPr>
+      <w:r>
+        <w:rPr>
+          <w:rFonts w:hint="eastAsia" w:eastAsiaTheme="minorEastAsia"/>
+          <w:lang w:eastAsia="zh-CN"/>
+        </w:rPr>
+        <w:drawing>
+          <wp:inline distT="0" distB="0" distL="114300" distR="114300">
+            <wp:extent cx="5260975" cy="2475230"/>
+            <wp:effectExtent l="0" t="0" r="9525" b="1270"/>
+            <wp:docPr id="22" name="图片 22" descr="屏幕截图 2026-07-06 192703"/>
+            <wp:cNvGraphicFramePr>
+              <a:graphicFrameLocks xmlns:a="http://schemas.openxmlformats.org/drawingml/2006/main" noChangeAspect="1"/>
+            </wp:cNvGraphicFramePr>
+            <a:graphic xmlns:a="http://schemas.openxmlformats.org/drawingml/2006/main">
+              <a:graphicData uri="http://schemas.openxmlformats.org/drawingml/2006/picture">
+                <pic:pic xmlns:pic="http://schemas.openxmlformats.org/drawingml/2006/picture">
+                  <pic:nvPicPr>
+                    <pic:cNvPr id="22" name="图片 22" descr="屏幕截图 2026-07-06 192703"/>
+                    <pic:cNvPicPr>
+                      <a:picLocks noChangeAspect="1"/>
+                    </pic:cNvPicPr>
+                  </pic:nvPicPr>
+                  <pic:blipFill>
+                    <a:blip r:embed="rId23"/>
+                    <a:stretch>
+                      <a:fillRect/>
+                    </a:stretch>
+                  </pic:blipFill>
+                  <pic:spPr>
+                    <a:xfrm>
+                      <a:off x="0" y="0"/>
+                      <a:ext cx="5260975" cy="2475230"/>
+                    </a:xfrm>
+                    <a:prstGeom prst="rect">
+                      <a:avLst/>
+                    </a:prstGeom>
+                  </pic:spPr>
+                </pic:pic>
+              </a:graphicData>
+            </a:graphic>
+          </wp:inline>
+        </w:drawing>
       </w:r>
     </w:p>
     <w:p>
@@ -4971,6 +5981,64 @@
           <w:sz w:val="22"/>
         </w:rPr>
         <w:t>操作日志页：时间筛选、日志列表，无删除按钮。</w:t>
+      </w:r>
+      <w:bookmarkStart w:id="58" w:name="_GoBack"/>
+      <w:bookmarkEnd w:id="58"/>
+    </w:p>
+    <w:p>
+      <w:pPr>
+        <w:numPr>
+          <w:numId w:val="0"/>
+        </w:numPr>
+        <w:spacing w:before="120" w:after="120" w:line="288" w:lineRule="auto"/>
+        <w:jc w:val="left"/>
+        <w:rPr>
+          <w:rFonts w:hint="eastAsia" w:eastAsia="等线"/>
+          <w:lang w:eastAsia="zh-CN"/>
+        </w:rPr>
+      </w:pPr>
+      <w:r>
+        <w:rPr>
+          <w:rFonts w:hint="eastAsia" w:eastAsiaTheme="minorEastAsia"/>
+          <w:lang w:eastAsia="zh-CN"/>
+        </w:rPr>
+        <w:drawing>
+          <wp:inline distT="0" distB="0" distL="114300" distR="114300">
+            <wp:extent cx="5262880" cy="2571750"/>
+            <wp:effectExtent l="0" t="0" r="7620" b="6350"/>
+            <wp:docPr id="15" name="图片 15" descr="06818b38aa278aa79cdcd698b240f4c4"/>
+            <wp:cNvGraphicFramePr>
+              <a:graphicFrameLocks xmlns:a="http://schemas.openxmlformats.org/drawingml/2006/main" noChangeAspect="1"/>
+            </wp:cNvGraphicFramePr>
+            <a:graphic xmlns:a="http://schemas.openxmlformats.org/drawingml/2006/main">
+              <a:graphicData uri="http://schemas.openxmlformats.org/drawingml/2006/picture">
+                <pic:pic xmlns:pic="http://schemas.openxmlformats.org/drawingml/2006/picture">
+                  <pic:nvPicPr>
+                    <pic:cNvPr id="15" name="图片 15" descr="06818b38aa278aa79cdcd698b240f4c4"/>
+                    <pic:cNvPicPr>
+                      <a:picLocks noChangeAspect="1"/>
+                    </pic:cNvPicPr>
+                  </pic:nvPicPr>
+                  <pic:blipFill>
+                    <a:blip r:embed="rId24"/>
+                    <a:stretch>
+                      <a:fillRect/>
+                    </a:stretch>
+                  </pic:blipFill>
+                  <pic:spPr>
+                    <a:xfrm>
+                      <a:off x="0" y="0"/>
+                      <a:ext cx="5262880" cy="2571750"/>
+                    </a:xfrm>
+                    <a:prstGeom prst="rect">
+                      <a:avLst/>
+                    </a:prstGeom>
+                  </pic:spPr>
+                </pic:pic>
+              </a:graphicData>
+            </a:graphic>
+          </wp:inline>
+        </w:drawing>
       </w:r>
     </w:p>
     <w:p>
@@ -5043,6 +6111,12 @@
             <w:insideH w:val="single" w:color="DEE0E3" w:sz="0" w:space="0"/>
             <w:insideV w:val="single" w:color="DEE0E3" w:sz="0" w:space="0"/>
           </w:tblBorders>
+          <w:tblCellMar>
+            <w:top w:w="0" w:type="dxa"/>
+            <w:left w:w="10" w:type="dxa"/>
+            <w:bottom w:w="0" w:type="dxa"/>
+            <w:right w:w="10" w:type="dxa"/>
+          </w:tblCellMar>
         </w:tblPrEx>
         <w:tc>
           <w:tcPr>
@@ -13684,8 +14758,6 @@
         <w:ind w:left="0" w:firstLine="500" w:firstLineChars="0"/>
         <w:jc w:val="left"/>
       </w:pPr>
-      <w:bookmarkStart w:id="58" w:name="_GoBack"/>
-      <w:bookmarkEnd w:id="58"/>
       <w:r>
         <w:rPr>
           <w:rFonts w:ascii="Arial" w:hAnsi="Arial" w:eastAsia="等线" w:cs="Arial"/>
@@ -16433,7 +17505,7 @@
     <w:lsdException w:unhideWhenUsed="0" w:uiPriority="0" w:semiHidden="0" w:name="HTML Sample"/>
     <w:lsdException w:unhideWhenUsed="0" w:uiPriority="0" w:semiHidden="0" w:name="HTML Typewriter"/>
     <w:lsdException w:unhideWhenUsed="0" w:uiPriority="0" w:semiHidden="0" w:name="HTML Variable"/>
-    <w:lsdException w:unhideWhenUsed="0" w:uiPriority="0" w:name="Normal Table"/>
+    <w:lsdException w:qFormat="1" w:unhideWhenUsed="0" w:uiPriority="0" w:name="Normal Table"/>
     <w:lsdException w:unhideWhenUsed="0" w:uiPriority="0" w:semiHidden="0" w:name="annotation subject"/>
     <w:lsdException w:unhideWhenUsed="0" w:uiPriority="0" w:semiHidden="0" w:name="Table Simple 1"/>
     <w:lsdException w:unhideWhenUsed="0" w:uiPriority="0" w:semiHidden="0" w:name="Table Simple 2"/>
@@ -16588,6 +17660,7 @@
       <w:jc w:val="both"/>
     </w:pPr>
     <w:rPr>
+      <w:rFonts w:asciiTheme="minorHAnsi" w:hAnsiTheme="minorHAnsi" w:eastAsiaTheme="minorEastAsia" w:cstheme="minorBidi"/>
       <w:sz w:val="21"/>
       <w:szCs w:val="22"/>
     </w:rPr>
@@ -16601,6 +17674,7 @@
   <w:style w:type="table" w:default="1" w:styleId="2">
     <w:name w:val="Normal Table"/>
     <w:semiHidden/>
+    <w:qFormat/>
     <w:uiPriority w:val="0"/>
     <w:tblPr>
       <w:tblCellMar>

--- a/智慧房屋租赁系统软件概要设计说明书.docx
+++ b/智慧房屋租赁系统软件概要设计说明书.docx
@@ -128,12 +128,6 @@
             <w:insideH w:val="single" w:color="DEE0E3" w:sz="0" w:space="0"/>
             <w:insideV w:val="single" w:color="DEE0E3" w:sz="0" w:space="0"/>
           </w:tblBorders>
-          <w:tblCellMar>
-            <w:top w:w="0" w:type="dxa"/>
-            <w:left w:w="10" w:type="dxa"/>
-            <w:bottom w:w="0" w:type="dxa"/>
-            <w:right w:w="10" w:type="dxa"/>
-          </w:tblCellMar>
         </w:tblPrEx>
         <w:tc>
           <w:tcPr>
@@ -5013,11 +5007,59 @@
     <w:p>
       <w:pPr>
         <w:numPr>
+          <w:ilvl w:val="0"/>
           <w:numId w:val="0"/>
         </w:numPr>
         <w:spacing w:before="120" w:after="120" w:line="288" w:lineRule="auto"/>
         <w:jc w:val="left"/>
-      </w:pPr>
+        <w:rPr>
+          <w:rFonts w:hint="eastAsia" w:eastAsiaTheme="minorEastAsia"/>
+          <w:lang w:eastAsia="zh-CN"/>
+        </w:rPr>
+      </w:pPr>
+      <w:r>
+        <w:rPr>
+          <w:rFonts w:hint="eastAsia" w:eastAsiaTheme="minorEastAsia"/>
+          <w:lang w:eastAsia="zh-CN"/>
+        </w:rPr>
+        <w:drawing>
+          <wp:inline distT="0" distB="0" distL="114300" distR="114300">
+            <wp:extent cx="5262245" cy="2409825"/>
+            <wp:effectExtent l="0" t="0" r="8255" b="3175"/>
+            <wp:docPr id="10" name="图片 10" descr="7463cb5f99cdc9225899ea79ad1c3a00"/>
+            <wp:cNvGraphicFramePr>
+              <a:graphicFrameLocks xmlns:a="http://schemas.openxmlformats.org/drawingml/2006/main" noChangeAspect="1"/>
+            </wp:cNvGraphicFramePr>
+            <a:graphic xmlns:a="http://schemas.openxmlformats.org/drawingml/2006/main">
+              <a:graphicData uri="http://schemas.openxmlformats.org/drawingml/2006/picture">
+                <pic:pic xmlns:pic="http://schemas.openxmlformats.org/drawingml/2006/picture">
+                  <pic:nvPicPr>
+                    <pic:cNvPr id="10" name="图片 10" descr="7463cb5f99cdc9225899ea79ad1c3a00"/>
+                    <pic:cNvPicPr>
+                      <a:picLocks noChangeAspect="1"/>
+                    </pic:cNvPicPr>
+                  </pic:nvPicPr>
+                  <pic:blipFill>
+                    <a:blip r:embed="rId15"/>
+                    <a:stretch>
+                      <a:fillRect/>
+                    </a:stretch>
+                  </pic:blipFill>
+                  <pic:spPr>
+                    <a:xfrm>
+                      <a:off x="0" y="0"/>
+                      <a:ext cx="5262245" cy="2409825"/>
+                    </a:xfrm>
+                    <a:prstGeom prst="rect">
+                      <a:avLst/>
+                    </a:prstGeom>
+                  </pic:spPr>
+                </pic:pic>
+              </a:graphicData>
+            </a:graphic>
+          </wp:inline>
+        </w:drawing>
+      </w:r>
     </w:p>
     <w:p>
       <w:pPr>
@@ -5076,6 +5118,7 @@
     <w:p>
       <w:pPr>
         <w:numPr>
+          <w:ilvl w:val="0"/>
           <w:numId w:val="0"/>
         </w:numPr>
         <w:spacing w:before="120" w:after="120" w:line="288" w:lineRule="auto"/>
@@ -5100,7 +5143,7 @@
                     </pic:cNvPicPr>
                   </pic:nvPicPr>
                   <pic:blipFill>
-                    <a:blip r:embed="rId15"/>
+                    <a:blip r:embed="rId16"/>
                     <a:stretch>
                       <a:fillRect/>
                     </a:stretch>
@@ -5142,6 +5185,62 @@
     <w:p>
       <w:pPr>
         <w:numPr>
+          <w:numId w:val="0"/>
+        </w:numPr>
+        <w:spacing w:before="120" w:after="120" w:line="288" w:lineRule="auto"/>
+        <w:jc w:val="left"/>
+        <w:rPr>
+          <w:rFonts w:hint="eastAsia" w:eastAsiaTheme="minorEastAsia"/>
+          <w:lang w:eastAsia="zh-CN"/>
+        </w:rPr>
+      </w:pPr>
+      <w:r>
+        <w:rPr>
+          <w:rFonts w:hint="eastAsia" w:eastAsiaTheme="minorEastAsia"/>
+          <w:lang w:eastAsia="zh-CN"/>
+        </w:rPr>
+        <w:drawing>
+          <wp:inline distT="0" distB="0" distL="114300" distR="114300">
+            <wp:extent cx="5268595" cy="1847215"/>
+            <wp:effectExtent l="0" t="0" r="1905" b="6985"/>
+            <wp:docPr id="14" name="图片 14" descr="a7a242f5be7b3358435905071a089631"/>
+            <wp:cNvGraphicFramePr>
+              <a:graphicFrameLocks xmlns:a="http://schemas.openxmlformats.org/drawingml/2006/main" noChangeAspect="1"/>
+            </wp:cNvGraphicFramePr>
+            <a:graphic xmlns:a="http://schemas.openxmlformats.org/drawingml/2006/main">
+              <a:graphicData uri="http://schemas.openxmlformats.org/drawingml/2006/picture">
+                <pic:pic xmlns:pic="http://schemas.openxmlformats.org/drawingml/2006/picture">
+                  <pic:nvPicPr>
+                    <pic:cNvPr id="14" name="图片 14" descr="a7a242f5be7b3358435905071a089631"/>
+                    <pic:cNvPicPr>
+                      <a:picLocks noChangeAspect="1"/>
+                    </pic:cNvPicPr>
+                  </pic:nvPicPr>
+                  <pic:blipFill>
+                    <a:blip r:embed="rId17"/>
+                    <a:stretch>
+                      <a:fillRect/>
+                    </a:stretch>
+                  </pic:blipFill>
+                  <pic:spPr>
+                    <a:xfrm>
+                      <a:off x="0" y="0"/>
+                      <a:ext cx="5268595" cy="1847215"/>
+                    </a:xfrm>
+                    <a:prstGeom prst="rect">
+                      <a:avLst/>
+                    </a:prstGeom>
+                  </pic:spPr>
+                </pic:pic>
+              </a:graphicData>
+            </a:graphic>
+          </wp:inline>
+        </w:drawing>
+      </w:r>
+    </w:p>
+    <w:p>
+      <w:pPr>
+        <w:numPr>
           <w:ilvl w:val="0"/>
           <w:numId w:val="62"/>
         </w:numPr>
@@ -5160,6 +5259,7 @@
     <w:p>
       <w:pPr>
         <w:numPr>
+          <w:ilvl w:val="0"/>
           <w:numId w:val="0"/>
         </w:numPr>
         <w:spacing w:before="120" w:after="120" w:line="288" w:lineRule="auto"/>
@@ -5169,10 +5269,54 @@
           <w:lang w:eastAsia="zh-CN"/>
         </w:rPr>
       </w:pPr>
+      <w:r>
+        <w:rPr>
+          <w:rFonts w:hint="eastAsia" w:eastAsia="等线"/>
+          <w:lang w:eastAsia="zh-CN"/>
+        </w:rPr>
+        <w:drawing>
+          <wp:inline distT="0" distB="0" distL="114300" distR="114300">
+            <wp:extent cx="5264785" cy="2002155"/>
+            <wp:effectExtent l="0" t="0" r="5715" b="4445"/>
+            <wp:docPr id="11" name="图片 11" descr="517c0f07737f30be4c4601ff9e186199"/>
+            <wp:cNvGraphicFramePr>
+              <a:graphicFrameLocks xmlns:a="http://schemas.openxmlformats.org/drawingml/2006/main" noChangeAspect="1"/>
+            </wp:cNvGraphicFramePr>
+            <a:graphic xmlns:a="http://schemas.openxmlformats.org/drawingml/2006/main">
+              <a:graphicData uri="http://schemas.openxmlformats.org/drawingml/2006/picture">
+                <pic:pic xmlns:pic="http://schemas.openxmlformats.org/drawingml/2006/picture">
+                  <pic:nvPicPr>
+                    <pic:cNvPr id="11" name="图片 11" descr="517c0f07737f30be4c4601ff9e186199"/>
+                    <pic:cNvPicPr>
+                      <a:picLocks noChangeAspect="1"/>
+                    </pic:cNvPicPr>
+                  </pic:nvPicPr>
+                  <pic:blipFill>
+                    <a:blip r:embed="rId18"/>
+                    <a:stretch>
+                      <a:fillRect/>
+                    </a:stretch>
+                  </pic:blipFill>
+                  <pic:spPr>
+                    <a:xfrm>
+                      <a:off x="0" y="0"/>
+                      <a:ext cx="5264785" cy="2002155"/>
+                    </a:xfrm>
+                    <a:prstGeom prst="rect">
+                      <a:avLst/>
+                    </a:prstGeom>
+                  </pic:spPr>
+                </pic:pic>
+              </a:graphicData>
+            </a:graphic>
+          </wp:inline>
+        </w:drawing>
+      </w:r>
     </w:p>
     <w:p>
       <w:pPr>
         <w:numPr>
+          <w:ilvl w:val="0"/>
           <w:numId w:val="0"/>
         </w:numPr>
         <w:spacing w:before="120" w:after="120" w:line="288" w:lineRule="auto"/>
@@ -5222,6 +5366,62 @@
     <w:p>
       <w:pPr>
         <w:numPr>
+          <w:numId w:val="0"/>
+        </w:numPr>
+        <w:spacing w:before="120" w:after="120" w:line="288" w:lineRule="auto"/>
+        <w:jc w:val="left"/>
+        <w:rPr>
+          <w:rFonts w:hint="eastAsia" w:eastAsiaTheme="minorEastAsia"/>
+          <w:lang w:eastAsia="zh-CN"/>
+        </w:rPr>
+      </w:pPr>
+      <w:r>
+        <w:rPr>
+          <w:rFonts w:hint="eastAsia" w:eastAsiaTheme="minorEastAsia"/>
+          <w:lang w:eastAsia="zh-CN"/>
+        </w:rPr>
+        <w:drawing>
+          <wp:inline distT="0" distB="0" distL="114300" distR="114300">
+            <wp:extent cx="5272405" cy="2312035"/>
+            <wp:effectExtent l="0" t="0" r="10795" b="12065"/>
+            <wp:docPr id="17" name="图片 17" descr="7c33bb244a957044ff49f80a81fa2a0f"/>
+            <wp:cNvGraphicFramePr>
+              <a:graphicFrameLocks xmlns:a="http://schemas.openxmlformats.org/drawingml/2006/main" noChangeAspect="1"/>
+            </wp:cNvGraphicFramePr>
+            <a:graphic xmlns:a="http://schemas.openxmlformats.org/drawingml/2006/main">
+              <a:graphicData uri="http://schemas.openxmlformats.org/drawingml/2006/picture">
+                <pic:pic xmlns:pic="http://schemas.openxmlformats.org/drawingml/2006/picture">
+                  <pic:nvPicPr>
+                    <pic:cNvPr id="17" name="图片 17" descr="7c33bb244a957044ff49f80a81fa2a0f"/>
+                    <pic:cNvPicPr>
+                      <a:picLocks noChangeAspect="1"/>
+                    </pic:cNvPicPr>
+                  </pic:nvPicPr>
+                  <pic:blipFill>
+                    <a:blip r:embed="rId19"/>
+                    <a:stretch>
+                      <a:fillRect/>
+                    </a:stretch>
+                  </pic:blipFill>
+                  <pic:spPr>
+                    <a:xfrm>
+                      <a:off x="0" y="0"/>
+                      <a:ext cx="5272405" cy="2312035"/>
+                    </a:xfrm>
+                    <a:prstGeom prst="rect">
+                      <a:avLst/>
+                    </a:prstGeom>
+                  </pic:spPr>
+                </pic:pic>
+              </a:graphicData>
+            </a:graphic>
+          </wp:inline>
+        </w:drawing>
+      </w:r>
+    </w:p>
+    <w:p>
+      <w:pPr>
+        <w:numPr>
           <w:ilvl w:val="0"/>
           <w:numId w:val="64"/>
         </w:numPr>
@@ -5234,12 +5434,63 @@
           <w:rFonts w:ascii="Arial" w:hAnsi="Arial" w:eastAsia="等线" w:cs="Arial"/>
           <w:sz w:val="22"/>
         </w:rPr>
-        <w:t>详情页：房源、配套标签、收藏、预约、私信按钮；评价区分层展示主评价 + 多条追评、房东回复；</w:t>
+        <w:t>详情页：房源、配套标签、收藏、预约、私信按钮；评价区分层展示主评价 + 多条追评、房东回复</w:t>
+      </w:r>
+      <w:r>
+        <w:rPr>
+          <w:rFonts w:ascii="Arial" w:hAnsi="Arial" w:eastAsia="等线" w:cs="Arial"/>
+          <w:sz w:val="22"/>
+        </w:rPr>
+        <w:drawing>
+          <wp:inline distT="0" distB="0" distL="114300" distR="114300">
+            <wp:extent cx="5269230" cy="2401570"/>
+            <wp:effectExtent l="0" t="0" r="1270" b="11430"/>
+            <wp:docPr id="12" name="图片 12" descr="1a36c92d37e777efeca6195832701909"/>
+            <wp:cNvGraphicFramePr>
+              <a:graphicFrameLocks xmlns:a="http://schemas.openxmlformats.org/drawingml/2006/main" noChangeAspect="1"/>
+            </wp:cNvGraphicFramePr>
+            <a:graphic xmlns:a="http://schemas.openxmlformats.org/drawingml/2006/main">
+              <a:graphicData uri="http://schemas.openxmlformats.org/drawingml/2006/picture">
+                <pic:pic xmlns:pic="http://schemas.openxmlformats.org/drawingml/2006/picture">
+                  <pic:nvPicPr>
+                    <pic:cNvPr id="12" name="图片 12" descr="1a36c92d37e777efeca6195832701909"/>
+                    <pic:cNvPicPr>
+                      <a:picLocks noChangeAspect="1"/>
+                    </pic:cNvPicPr>
+                  </pic:nvPicPr>
+                  <pic:blipFill>
+                    <a:blip r:embed="rId20"/>
+                    <a:stretch>
+                      <a:fillRect/>
+                    </a:stretch>
+                  </pic:blipFill>
+                  <pic:spPr>
+                    <a:xfrm>
+                      <a:off x="0" y="0"/>
+                      <a:ext cx="5269230" cy="2401570"/>
+                    </a:xfrm>
+                    <a:prstGeom prst="rect">
+                      <a:avLst/>
+                    </a:prstGeom>
+                  </pic:spPr>
+                </pic:pic>
+              </a:graphicData>
+            </a:graphic>
+          </wp:inline>
+        </w:drawing>
+      </w:r>
+      <w:r>
+        <w:rPr>
+          <w:rFonts w:ascii="Arial" w:hAnsi="Arial" w:eastAsia="等线" w:cs="Arial"/>
+          <w:sz w:val="22"/>
+        </w:rPr>
+        <w:t>；</w:t>
       </w:r>
     </w:p>
     <w:p>
       <w:pPr>
         <w:numPr>
+          <w:ilvl w:val="0"/>
           <w:numId w:val="0"/>
         </w:numPr>
         <w:spacing w:before="120" w:after="120" w:line="288" w:lineRule="auto"/>
@@ -5272,7 +5523,7 @@
                     </pic:cNvPicPr>
                   </pic:nvPicPr>
                   <pic:blipFill>
-                    <a:blip r:embed="rId16"/>
+                    <a:blip r:embed="rId21"/>
                     <a:stretch>
                       <a:fillRect/>
                     </a:stretch>
@@ -5302,6 +5553,10 @@
         <w:spacing w:before="120" w:after="120" w:line="288" w:lineRule="auto"/>
         <w:ind w:left="0"/>
         <w:jc w:val="left"/>
+        <w:rPr>
+          <w:rFonts w:hint="eastAsia" w:eastAsiaTheme="minorEastAsia"/>
+          <w:lang w:eastAsia="zh-CN"/>
+        </w:rPr>
       </w:pPr>
       <w:r>
         <w:rPr>
@@ -5314,6 +5569,7 @@
     <w:p>
       <w:pPr>
         <w:numPr>
+          <w:ilvl w:val="0"/>
           <w:numId w:val="0"/>
         </w:numPr>
         <w:spacing w:before="120" w:after="120" w:line="288" w:lineRule="auto"/>
@@ -5346,7 +5602,7 @@
                     </pic:cNvPicPr>
                   </pic:nvPicPr>
                   <pic:blipFill>
-                    <a:blip r:embed="rId17"/>
+                    <a:blip r:embed="rId22"/>
                     <a:stretch>
                       <a:fillRect/>
                     </a:stretch>
@@ -5406,26 +5662,60 @@
     <w:p>
       <w:pPr>
         <w:numPr>
-          <w:ilvl w:val="0"/>
-          <w:numId w:val="67"/>
+          <w:numId w:val="0"/>
         </w:numPr>
         <w:spacing w:before="120" w:after="120" w:line="288" w:lineRule="auto"/>
-        <w:ind w:left="0"/>
-        <w:jc w:val="left"/>
-      </w:pPr>
-      <w:r>
-        <w:rPr>
-          <w:rFonts w:ascii="Arial" w:hAnsi="Arial" w:eastAsia="等线" w:cs="Arial"/>
-          <w:sz w:val="22"/>
-        </w:rPr>
-        <w:t>私信列表：会话卡片、未读红点角标；点击进入一对一聊天窗口；</w:t>
+        <w:jc w:val="left"/>
+      </w:pPr>
+      <w:r>
+        <w:rPr>
+          <w:rFonts w:hint="eastAsia" w:eastAsiaTheme="minorEastAsia"/>
+          <w:lang w:eastAsia="zh-CN"/>
+        </w:rPr>
+        <w:drawing>
+          <wp:inline distT="0" distB="0" distL="114300" distR="114300">
+            <wp:extent cx="5260340" cy="2037080"/>
+            <wp:effectExtent l="0" t="0" r="10160" b="7620"/>
+            <wp:docPr id="18" name="图片 18" descr="7b7098569260dad21785ec6e8af4661f"/>
+            <wp:cNvGraphicFramePr>
+              <a:graphicFrameLocks xmlns:a="http://schemas.openxmlformats.org/drawingml/2006/main" noChangeAspect="1"/>
+            </wp:cNvGraphicFramePr>
+            <a:graphic xmlns:a="http://schemas.openxmlformats.org/drawingml/2006/main">
+              <a:graphicData uri="http://schemas.openxmlformats.org/drawingml/2006/picture">
+                <pic:pic xmlns:pic="http://schemas.openxmlformats.org/drawingml/2006/picture">
+                  <pic:nvPicPr>
+                    <pic:cNvPr id="18" name="图片 18" descr="7b7098569260dad21785ec6e8af4661f"/>
+                    <pic:cNvPicPr>
+                      <a:picLocks noChangeAspect="1"/>
+                    </pic:cNvPicPr>
+                  </pic:nvPicPr>
+                  <pic:blipFill>
+                    <a:blip r:embed="rId23"/>
+                    <a:stretch>
+                      <a:fillRect/>
+                    </a:stretch>
+                  </pic:blipFill>
+                  <pic:spPr>
+                    <a:xfrm>
+                      <a:off x="0" y="0"/>
+                      <a:ext cx="5260340" cy="2037080"/>
+                    </a:xfrm>
+                    <a:prstGeom prst="rect">
+                      <a:avLst/>
+                    </a:prstGeom>
+                  </pic:spPr>
+                </pic:pic>
+              </a:graphicData>
+            </a:graphic>
+          </wp:inline>
+        </w:drawing>
       </w:r>
     </w:p>
     <w:p>
       <w:pPr>
         <w:numPr>
           <w:ilvl w:val="0"/>
-          <w:numId w:val="68"/>
+          <w:numId w:val="66"/>
         </w:numPr>
         <w:spacing w:before="120" w:after="120" w:line="288" w:lineRule="auto"/>
         <w:ind w:left="0"/>
@@ -5442,6 +5732,7 @@
     <w:p>
       <w:pPr>
         <w:numPr>
+          <w:ilvl w:val="0"/>
           <w:numId w:val="0"/>
         </w:numPr>
         <w:spacing w:before="120" w:after="120" w:line="288" w:lineRule="auto"/>
@@ -5474,7 +5765,7 @@
                     </pic:cNvPicPr>
                   </pic:nvPicPr>
                   <pic:blipFill>
-                    <a:blip r:embed="rId18"/>
+                    <a:blip r:embed="rId24"/>
                     <a:stretch>
                       <a:fillRect/>
                     </a:stretch>
@@ -5517,7 +5808,7 @@
       <w:pPr>
         <w:numPr>
           <w:ilvl w:val="0"/>
-          <w:numId w:val="69"/>
+          <w:numId w:val="67"/>
         </w:numPr>
         <w:spacing w:before="120" w:after="120" w:line="288" w:lineRule="auto"/>
         <w:ind w:left="0"/>
@@ -5534,10 +5825,66 @@
     <w:p>
       <w:pPr>
         <w:numPr>
-          <w:ilvl w:val="0"/>
-          <w:numId w:val="70"/>
+          <w:numId w:val="0"/>
         </w:numPr>
         <w:spacing w:before="120" w:after="120" w:line="288" w:lineRule="auto"/>
+        <w:jc w:val="left"/>
+        <w:rPr>
+          <w:rFonts w:hint="eastAsia" w:eastAsiaTheme="minorEastAsia"/>
+          <w:lang w:eastAsia="zh-CN"/>
+        </w:rPr>
+      </w:pPr>
+      <w:r>
+        <w:rPr>
+          <w:rFonts w:hint="eastAsia" w:eastAsiaTheme="minorEastAsia"/>
+          <w:lang w:eastAsia="zh-CN"/>
+        </w:rPr>
+        <w:drawing>
+          <wp:inline distT="0" distB="0" distL="114300" distR="114300">
+            <wp:extent cx="5266055" cy="1974850"/>
+            <wp:effectExtent l="0" t="0" r="4445" b="6350"/>
+            <wp:docPr id="16" name="图片 16" descr="f3d1234b541065de2f6d3b0c0f7edd81"/>
+            <wp:cNvGraphicFramePr>
+              <a:graphicFrameLocks xmlns:a="http://schemas.openxmlformats.org/drawingml/2006/main" noChangeAspect="1"/>
+            </wp:cNvGraphicFramePr>
+            <a:graphic xmlns:a="http://schemas.openxmlformats.org/drawingml/2006/main">
+              <a:graphicData uri="http://schemas.openxmlformats.org/drawingml/2006/picture">
+                <pic:pic xmlns:pic="http://schemas.openxmlformats.org/drawingml/2006/picture">
+                  <pic:nvPicPr>
+                    <pic:cNvPr id="16" name="图片 16" descr="f3d1234b541065de2f6d3b0c0f7edd81"/>
+                    <pic:cNvPicPr>
+                      <a:picLocks noChangeAspect="1"/>
+                    </pic:cNvPicPr>
+                  </pic:nvPicPr>
+                  <pic:blipFill>
+                    <a:blip r:embed="rId25"/>
+                    <a:stretch>
+                      <a:fillRect/>
+                    </a:stretch>
+                  </pic:blipFill>
+                  <pic:spPr>
+                    <a:xfrm>
+                      <a:off x="0" y="0"/>
+                      <a:ext cx="5266055" cy="1974850"/>
+                    </a:xfrm>
+                    <a:prstGeom prst="rect">
+                      <a:avLst/>
+                    </a:prstGeom>
+                  </pic:spPr>
+                </pic:pic>
+              </a:graphicData>
+            </a:graphic>
+          </wp:inline>
+        </w:drawing>
+      </w:r>
+    </w:p>
+    <w:p>
+      <w:pPr>
+        <w:numPr>
+          <w:ilvl w:val="0"/>
+          <w:numId w:val="68"/>
+        </w:numPr>
+        <w:spacing w:before="120" w:after="120" w:line="288" w:lineRule="auto"/>
         <w:ind w:left="0"/>
         <w:jc w:val="left"/>
       </w:pPr>
@@ -5552,6 +5899,7 @@
     <w:p>
       <w:pPr>
         <w:numPr>
+          <w:ilvl w:val="0"/>
           <w:numId w:val="0"/>
         </w:numPr>
         <w:spacing w:before="120" w:after="120" w:line="288" w:lineRule="auto"/>
@@ -5584,7 +5932,7 @@
                     </pic:cNvPicPr>
                   </pic:nvPicPr>
                   <pic:blipFill>
-                    <a:blip r:embed="rId19"/>
+                    <a:blip r:embed="rId26"/>
                     <a:stretch>
                       <a:fillRect/>
                     </a:stretch>
@@ -5609,7 +5957,7 @@
       <w:pPr>
         <w:numPr>
           <w:ilvl w:val="0"/>
-          <w:numId w:val="71"/>
+          <w:numId w:val="69"/>
         </w:numPr>
         <w:spacing w:before="120" w:after="120" w:line="288" w:lineRule="auto"/>
         <w:ind w:left="0"/>
@@ -5626,6 +5974,7 @@
     <w:p>
       <w:pPr>
         <w:numPr>
+          <w:ilvl w:val="0"/>
           <w:numId w:val="0"/>
         </w:numPr>
         <w:spacing w:before="120" w:after="120" w:line="288" w:lineRule="auto"/>
@@ -5658,7 +6007,7 @@
                     </pic:cNvPicPr>
                   </pic:nvPicPr>
                   <pic:blipFill>
-                    <a:blip r:embed="rId20"/>
+                    <a:blip r:embed="rId27"/>
                     <a:stretch>
                       <a:fillRect/>
                     </a:stretch>
@@ -5701,7 +6050,7 @@
       <w:pPr>
         <w:numPr>
           <w:ilvl w:val="0"/>
-          <w:numId w:val="72"/>
+          <w:numId w:val="70"/>
         </w:numPr>
         <w:spacing w:before="120" w:after="120" w:line="288" w:lineRule="auto"/>
         <w:ind w:left="0"/>
@@ -5719,6 +6068,7 @@
       <w:pPr>
         <w:widowControl w:val="0"/>
         <w:numPr>
+          <w:ilvl w:val="0"/>
           <w:numId w:val="0"/>
         </w:numPr>
         <w:spacing w:before="120" w:after="120" w:line="288" w:lineRule="auto"/>
@@ -5751,7 +6101,7 @@
                     </pic:cNvPicPr>
                   </pic:nvPicPr>
                   <pic:blipFill>
-                    <a:blip r:embed="rId21"/>
+                    <a:blip r:embed="rId28"/>
                     <a:stretch>
                       <a:fillRect/>
                     </a:stretch>
@@ -5776,7 +6126,7 @@
       <w:pPr>
         <w:numPr>
           <w:ilvl w:val="0"/>
-          <w:numId w:val="73"/>
+          <w:numId w:val="71"/>
         </w:numPr>
         <w:spacing w:before="120" w:after="120" w:line="288" w:lineRule="auto"/>
         <w:ind w:left="0"/>
@@ -5793,6 +6143,7 @@
     <w:p>
       <w:pPr>
         <w:numPr>
+          <w:ilvl w:val="0"/>
           <w:numId w:val="0"/>
         </w:numPr>
         <w:spacing w:before="120" w:after="120" w:line="288" w:lineRule="auto"/>
@@ -5825,7 +6176,7 @@
                     </pic:cNvPicPr>
                   </pic:nvPicPr>
                   <pic:blipFill>
-                    <a:blip r:embed="rId22"/>
+                    <a:blip r:embed="rId29"/>
                     <a:stretch>
                       <a:fillRect/>
                     </a:stretch>
@@ -5849,6 +6200,7 @@
     <w:p>
       <w:pPr>
         <w:numPr>
+          <w:ilvl w:val="0"/>
           <w:numId w:val="0"/>
         </w:numPr>
         <w:spacing w:before="120" w:after="120" w:line="288" w:lineRule="auto"/>
@@ -5863,7 +6215,7 @@
       <w:pPr>
         <w:numPr>
           <w:ilvl w:val="0"/>
-          <w:numId w:val="74"/>
+          <w:numId w:val="72"/>
         </w:numPr>
         <w:spacing w:before="120" w:after="120" w:line="288" w:lineRule="auto"/>
         <w:ind w:left="0"/>
@@ -5880,10 +6232,68 @@
     <w:p>
       <w:pPr>
         <w:numPr>
-          <w:ilvl w:val="0"/>
-          <w:numId w:val="75"/>
+          <w:numId w:val="0"/>
         </w:numPr>
         <w:spacing w:before="120" w:after="120" w:line="288" w:lineRule="auto"/>
+        <w:jc w:val="left"/>
+        <w:rPr>
+          <w:rFonts w:hint="eastAsia" w:eastAsiaTheme="minorEastAsia"/>
+          <w:lang w:eastAsia="zh-CN"/>
+        </w:rPr>
+      </w:pPr>
+      <w:r>
+        <w:rPr>
+          <w:rFonts w:hint="eastAsia" w:eastAsiaTheme="minorEastAsia"/>
+          <w:lang w:eastAsia="zh-CN"/>
+        </w:rPr>
+        <w:drawing>
+          <wp:inline distT="0" distB="0" distL="114300" distR="114300">
+            <wp:extent cx="5269230" cy="2576195"/>
+            <wp:effectExtent l="0" t="0" r="1270" b="1905"/>
+            <wp:docPr id="19" name="图片 19" descr="8992b82544d3a612544b32cc73a323e9"/>
+            <wp:cNvGraphicFramePr>
+              <a:graphicFrameLocks xmlns:a="http://schemas.openxmlformats.org/drawingml/2006/main" noChangeAspect="1"/>
+            </wp:cNvGraphicFramePr>
+            <a:graphic xmlns:a="http://schemas.openxmlformats.org/drawingml/2006/main">
+              <a:graphicData uri="http://schemas.openxmlformats.org/drawingml/2006/picture">
+                <pic:pic xmlns:pic="http://schemas.openxmlformats.org/drawingml/2006/picture">
+                  <pic:nvPicPr>
+                    <pic:cNvPr id="19" name="图片 19" descr="8992b82544d3a612544b32cc73a323e9"/>
+                    <pic:cNvPicPr>
+                      <a:picLocks noChangeAspect="1"/>
+                    </pic:cNvPicPr>
+                  </pic:nvPicPr>
+                  <pic:blipFill>
+                    <a:blip r:embed="rId30"/>
+                    <a:stretch>
+                      <a:fillRect/>
+                    </a:stretch>
+                  </pic:blipFill>
+                  <pic:spPr>
+                    <a:xfrm>
+                      <a:off x="0" y="0"/>
+                      <a:ext cx="5269230" cy="2576195"/>
+                    </a:xfrm>
+                    <a:prstGeom prst="rect">
+                      <a:avLst/>
+                    </a:prstGeom>
+                  </pic:spPr>
+                </pic:pic>
+              </a:graphicData>
+            </a:graphic>
+          </wp:inline>
+        </w:drawing>
+      </w:r>
+      <w:bookmarkStart w:id="58" w:name="_GoBack"/>
+      <w:bookmarkEnd w:id="58"/>
+    </w:p>
+    <w:p>
+      <w:pPr>
+        <w:numPr>
+          <w:ilvl w:val="0"/>
+          <w:numId w:val="73"/>
+        </w:numPr>
+        <w:spacing w:before="120" w:after="120" w:line="288" w:lineRule="auto"/>
         <w:ind w:left="0"/>
         <w:jc w:val="left"/>
       </w:pPr>
@@ -5898,6 +6308,7 @@
     <w:p>
       <w:pPr>
         <w:numPr>
+          <w:ilvl w:val="0"/>
           <w:numId w:val="0"/>
         </w:numPr>
         <w:spacing w:before="120" w:after="120" w:line="288" w:lineRule="auto"/>
@@ -5926,7 +6337,7 @@
                     </pic:cNvPicPr>
                   </pic:nvPicPr>
                   <pic:blipFill>
-                    <a:blip r:embed="rId23"/>
+                    <a:blip r:embed="rId31"/>
                     <a:stretch>
                       <a:fillRect/>
                     </a:stretch>
@@ -5951,52 +6362,23 @@
       <w:pPr>
         <w:numPr>
           <w:ilvl w:val="0"/>
-          <w:numId w:val="76"/>
+          <w:numId w:val="74"/>
         </w:numPr>
         <w:spacing w:before="120" w:after="120" w:line="288" w:lineRule="auto"/>
         <w:ind w:left="0"/>
         <w:jc w:val="left"/>
-      </w:pPr>
-      <w:r>
-        <w:rPr>
-          <w:rFonts w:ascii="Arial" w:hAnsi="Arial" w:eastAsia="等线" w:cs="Arial"/>
-          <w:sz w:val="22"/>
-        </w:rPr>
-        <w:t>系统配置页：公告编辑、业务参数输入、保存实时生效；</w:t>
-      </w:r>
-    </w:p>
-    <w:p>
-      <w:pPr>
-        <w:numPr>
-          <w:ilvl w:val="0"/>
-          <w:numId w:val="77"/>
-        </w:numPr>
-        <w:spacing w:before="120" w:after="120" w:line="288" w:lineRule="auto"/>
-        <w:ind w:left="0"/>
-        <w:jc w:val="left"/>
-      </w:pPr>
-      <w:r>
-        <w:rPr>
-          <w:rFonts w:ascii="Arial" w:hAnsi="Arial" w:eastAsia="等线" w:cs="Arial"/>
-          <w:sz w:val="22"/>
-        </w:rPr>
-        <w:t>操作日志页：时间筛选、日志列表，无删除按钮。</w:t>
-      </w:r>
-      <w:bookmarkStart w:id="58" w:name="_GoBack"/>
-      <w:bookmarkEnd w:id="58"/>
-    </w:p>
-    <w:p>
-      <w:pPr>
-        <w:numPr>
-          <w:numId w:val="0"/>
-        </w:numPr>
-        <w:spacing w:before="120" w:after="120" w:line="288" w:lineRule="auto"/>
-        <w:jc w:val="left"/>
         <w:rPr>
           <w:rFonts w:hint="eastAsia" w:eastAsia="等线"/>
           <w:lang w:eastAsia="zh-CN"/>
         </w:rPr>
       </w:pPr>
+      <w:r>
+        <w:rPr>
+          <w:rFonts w:ascii="Arial" w:hAnsi="Arial" w:eastAsia="等线" w:cs="Arial"/>
+          <w:sz w:val="22"/>
+        </w:rPr>
+        <w:t>系统配置页：公告编辑、业务参数输入、保存实时生效；</w:t>
+      </w:r>
       <w:r>
         <w:rPr>
           <w:rFonts w:hint="eastAsia" w:eastAsiaTheme="minorEastAsia"/>
@@ -6020,7 +6402,7 @@
                     </pic:cNvPicPr>
                   </pic:nvPicPr>
                   <pic:blipFill>
-                    <a:blip r:embed="rId24"/>
+                    <a:blip r:embed="rId32"/>
                     <a:stretch>
                       <a:fillRect/>
                     </a:stretch>
@@ -6728,6 +7110,60 @@
       <w:pPr>
         <w:numPr>
           <w:ilvl w:val="0"/>
+          <w:numId w:val="75"/>
+        </w:numPr>
+        <w:spacing w:before="120" w:after="120" w:line="288" w:lineRule="auto"/>
+        <w:ind w:left="0"/>
+        <w:jc w:val="left"/>
+      </w:pPr>
+      <w:r>
+        <w:rPr>
+          <w:rFonts w:ascii="Arial" w:hAnsi="Arial" w:eastAsia="等线" w:cs="Arial"/>
+          <w:sz w:val="22"/>
+        </w:rPr>
+        <w:t>Controller ↔ Service：前端请求入口，分发业务，统一封装返回；</w:t>
+      </w:r>
+    </w:p>
+    <w:p>
+      <w:pPr>
+        <w:numPr>
+          <w:ilvl w:val="0"/>
+          <w:numId w:val="76"/>
+        </w:numPr>
+        <w:spacing w:before="120" w:after="120" w:line="288" w:lineRule="auto"/>
+        <w:ind w:left="0"/>
+        <w:jc w:val="left"/>
+      </w:pPr>
+      <w:r>
+        <w:rPr>
+          <w:rFonts w:ascii="Arial" w:hAnsi="Arial" w:eastAsia="等线" w:cs="Arial"/>
+          <w:sz w:val="22"/>
+        </w:rPr>
+        <w:t>Service ↔ DAO：业务层调用数据访问层完成数据库 CRUD；</w:t>
+      </w:r>
+    </w:p>
+    <w:p>
+      <w:pPr>
+        <w:numPr>
+          <w:ilvl w:val="0"/>
+          <w:numId w:val="77"/>
+        </w:numPr>
+        <w:spacing w:before="120" w:after="120" w:line="288" w:lineRule="auto"/>
+        <w:ind w:left="0"/>
+        <w:jc w:val="left"/>
+      </w:pPr>
+      <w:r>
+        <w:rPr>
+          <w:rFonts w:ascii="Arial" w:hAnsi="Arial" w:eastAsia="等线" w:cs="Arial"/>
+          <w:sz w:val="22"/>
+        </w:rPr>
+        <w:t>Service ↔ 公共工具服务：短信、文件、加密、WebSocket、缓存；</w:t>
+      </w:r>
+    </w:p>
+    <w:p>
+      <w:pPr>
+        <w:numPr>
+          <w:ilvl w:val="0"/>
           <w:numId w:val="78"/>
         </w:numPr>
         <w:spacing w:before="120" w:after="120" w:line="288" w:lineRule="auto"/>
@@ -6739,7 +7175,7 @@
           <w:rFonts w:ascii="Arial" w:hAnsi="Arial" w:eastAsia="等线" w:cs="Arial"/>
           <w:sz w:val="22"/>
         </w:rPr>
-        <w:t>Controller ↔ Service：前端请求入口，分发业务，统一封装返回；</w:t>
+        <w:t>各业务 Service 横向调用：用户 Service 被所有模块调用（权限 / 实名校验）；房源 Service 被预约、合同、评价模块调用；</w:t>
       </w:r>
     </w:p>
     <w:p>
@@ -6747,60 +7183,6 @@
         <w:numPr>
           <w:ilvl w:val="0"/>
           <w:numId w:val="79"/>
-        </w:numPr>
-        <w:spacing w:before="120" w:after="120" w:line="288" w:lineRule="auto"/>
-        <w:ind w:left="0"/>
-        <w:jc w:val="left"/>
-      </w:pPr>
-      <w:r>
-        <w:rPr>
-          <w:rFonts w:ascii="Arial" w:hAnsi="Arial" w:eastAsia="等线" w:cs="Arial"/>
-          <w:sz w:val="22"/>
-        </w:rPr>
-        <w:t>Service ↔ DAO：业务层调用数据访问层完成数据库 CRUD；</w:t>
-      </w:r>
-    </w:p>
-    <w:p>
-      <w:pPr>
-        <w:numPr>
-          <w:ilvl w:val="0"/>
-          <w:numId w:val="80"/>
-        </w:numPr>
-        <w:spacing w:before="120" w:after="120" w:line="288" w:lineRule="auto"/>
-        <w:ind w:left="0"/>
-        <w:jc w:val="left"/>
-      </w:pPr>
-      <w:r>
-        <w:rPr>
-          <w:rFonts w:ascii="Arial" w:hAnsi="Arial" w:eastAsia="等线" w:cs="Arial"/>
-          <w:sz w:val="22"/>
-        </w:rPr>
-        <w:t>Service ↔ 公共工具服务：短信、文件、加密、WebSocket、缓存；</w:t>
-      </w:r>
-    </w:p>
-    <w:p>
-      <w:pPr>
-        <w:numPr>
-          <w:ilvl w:val="0"/>
-          <w:numId w:val="81"/>
-        </w:numPr>
-        <w:spacing w:before="120" w:after="120" w:line="288" w:lineRule="auto"/>
-        <w:ind w:left="0"/>
-        <w:jc w:val="left"/>
-      </w:pPr>
-      <w:r>
-        <w:rPr>
-          <w:rFonts w:ascii="Arial" w:hAnsi="Arial" w:eastAsia="等线" w:cs="Arial"/>
-          <w:sz w:val="22"/>
-        </w:rPr>
-        <w:t>各业务 Service 横向调用：用户 Service 被所有模块调用（权限 / 实名校验）；房源 Service 被预约、合同、评价模块调用；</w:t>
-      </w:r>
-    </w:p>
-    <w:p>
-      <w:pPr>
-        <w:numPr>
-          <w:ilvl w:val="0"/>
-          <w:numId w:val="82"/>
         </w:numPr>
         <w:spacing w:before="120" w:after="120" w:line="288" w:lineRule="auto"/>
         <w:ind w:left="0"/>
@@ -12131,6 +12513,124 @@
       <w:pPr>
         <w:numPr>
           <w:ilvl w:val="0"/>
+          <w:numId w:val="80"/>
+        </w:numPr>
+        <w:spacing w:before="120" w:after="120" w:line="288" w:lineRule="auto"/>
+        <w:ind w:left="0"/>
+        <w:jc w:val="left"/>
+      </w:pPr>
+      <w:r>
+        <w:rPr>
+          <w:rFonts w:ascii="Arial" w:hAnsi="Arial" w:eastAsia="等线" w:cs="Arial"/>
+          <w:sz w:val="22"/>
+        </w:rPr>
+        <w:t>结构化核心实体：用户、房源、收藏、预约、评价、私信、合同、缴费、维修工单、操作日志；实体通过主键 ID 关联，建立联合唯一索引防止重复收藏、重复预约；</w:t>
+      </w:r>
+    </w:p>
+    <w:p>
+      <w:pPr>
+        <w:numPr>
+          <w:ilvl w:val="0"/>
+          <w:numId w:val="81"/>
+        </w:numPr>
+        <w:spacing w:before="120" w:after="120" w:line="288" w:lineRule="auto"/>
+        <w:ind w:left="0"/>
+        <w:jc w:val="left"/>
+      </w:pPr>
+      <w:r>
+        <w:rPr>
+          <w:rFonts w:ascii="Arial" w:hAnsi="Arial" w:eastAsia="等线" w:cs="Arial"/>
+          <w:sz w:val="22"/>
+        </w:rPr>
+        <w:t>非结构化数据：房源超长描述、评价图片数组、聊天图文集合、系统长文本配置，存入 MongoDB 集合；</w:t>
+      </w:r>
+    </w:p>
+    <w:p>
+      <w:pPr>
+        <w:numPr>
+          <w:ilvl w:val="0"/>
+          <w:numId w:val="82"/>
+        </w:numPr>
+        <w:spacing w:before="120" w:after="120" w:line="288" w:lineRule="auto"/>
+        <w:ind w:left="0"/>
+        <w:jc w:val="left"/>
+      </w:pPr>
+      <w:r>
+        <w:rPr>
+          <w:rFonts w:ascii="Arial" w:hAnsi="Arial" w:eastAsia="等线" w:cs="Arial"/>
+          <w:sz w:val="22"/>
+        </w:rPr>
+        <w:t>文件数据：图片、PDF 合同二进制文件本地磁盘存储，数据库仅存储访问路径；</w:t>
+      </w:r>
+      <w:r>
+        <w:rPr>
+          <w:rFonts w:ascii="Arial" w:hAnsi="Arial" w:eastAsia="等线" w:cs="Arial"/>
+          <w:sz w:val="22"/>
+        </w:rPr>
+        <w:br w:type="textWrapping"/>
+      </w:r>
+      <w:r>
+        <w:rPr>
+          <w:rFonts w:ascii="Arial" w:hAnsi="Arial" w:eastAsia="等线" w:cs="Arial"/>
+          <w:sz w:val="22"/>
+        </w:rPr>
+        <w:t>数据统一规则：所有业务表携带 create_time、update_time 自动时间字段；数据删除统一使用 status 软删除标记，不执行物理删除，保证租赁纠纷可追溯；金额字段统一 decimal (10,2) 保留两位小数。</w:t>
+      </w:r>
+    </w:p>
+    <w:p>
+      <w:pPr>
+        <w:spacing w:before="320" w:after="120" w:line="288" w:lineRule="auto"/>
+        <w:ind w:left="0"/>
+        <w:jc w:val="left"/>
+        <w:outlineLvl w:val="1"/>
+      </w:pPr>
+      <w:bookmarkStart w:id="46" w:name="heading_47"/>
+      <w:r>
+        <w:rPr>
+          <w:rFonts w:ascii="Arial" w:hAnsi="Arial" w:eastAsia="等线" w:cs="Arial"/>
+          <w:b/>
+          <w:sz w:val="32"/>
+        </w:rPr>
+        <w:t>4.2 文件和数据库结构</w:t>
+      </w:r>
+      <w:bookmarkEnd w:id="46"/>
+    </w:p>
+    <w:p>
+      <w:pPr>
+        <w:spacing w:before="300" w:after="120" w:line="288" w:lineRule="auto"/>
+        <w:ind w:left="0"/>
+        <w:jc w:val="left"/>
+        <w:outlineLvl w:val="2"/>
+      </w:pPr>
+      <w:bookmarkStart w:id="47" w:name="heading_48"/>
+      <w:r>
+        <w:rPr>
+          <w:rFonts w:ascii="Arial" w:hAnsi="Arial" w:eastAsia="等线" w:cs="Arial"/>
+          <w:b/>
+          <w:sz w:val="30"/>
+        </w:rPr>
+        <w:t>4.2.1 本地文件存储结构</w:t>
+      </w:r>
+      <w:bookmarkEnd w:id="47"/>
+    </w:p>
+    <w:p>
+      <w:pPr>
+        <w:spacing w:before="120" w:after="120" w:line="288" w:lineRule="auto"/>
+        <w:ind w:left="0"/>
+        <w:jc w:val="left"/>
+      </w:pPr>
+      <w:r>
+        <w:rPr>
+          <w:rFonts w:ascii="Arial" w:hAnsi="Arial" w:eastAsia="等线" w:cs="Arial"/>
+          <w:sz w:val="22"/>
+        </w:rPr>
+        <w:t>项目根目录 /file/ 下分层文件夹：</w:t>
+      </w:r>
+    </w:p>
+    <w:p>
+      <w:pPr>
+        <w:numPr>
+          <w:ilvl w:val="0"/>
           <w:numId w:val="83"/>
         </w:numPr>
         <w:spacing w:before="120" w:after="120" w:line="288" w:lineRule="auto"/>
@@ -12142,7 +12642,7 @@
           <w:rFonts w:ascii="Arial" w:hAnsi="Arial" w:eastAsia="等线" w:cs="Arial"/>
           <w:sz w:val="22"/>
         </w:rPr>
-        <w:t>结构化核心实体：用户、房源、收藏、预约、评价、私信、合同、缴费、维修工单、操作日志；实体通过主键 ID 关联，建立联合唯一索引防止重复收藏、重复预约；</w:t>
+        <w:t>/avatar：用户头像图片</w:t>
       </w:r>
     </w:p>
     <w:p>
@@ -12160,7 +12660,7 @@
           <w:rFonts w:ascii="Arial" w:hAnsi="Arial" w:eastAsia="等线" w:cs="Arial"/>
           <w:sz w:val="22"/>
         </w:rPr>
-        <w:t>非结构化数据：房源超长描述、评价图片数组、聊天图文集合、系统长文本配置，存入 MongoDB 集合；</w:t>
+        <w:t>/house_img：房源发布实拍图</w:t>
       </w:r>
     </w:p>
     <w:p>
@@ -12178,71 +12678,7 @@
           <w:rFonts w:ascii="Arial" w:hAnsi="Arial" w:eastAsia="等线" w:cs="Arial"/>
           <w:sz w:val="22"/>
         </w:rPr>
-        <w:t>文件数据：图片、PDF 合同二进制文件本地磁盘存储，数据库仅存储访问路径；</w:t>
-      </w:r>
-      <w:r>
-        <w:rPr>
-          <w:rFonts w:ascii="Arial" w:hAnsi="Arial" w:eastAsia="等线" w:cs="Arial"/>
-          <w:sz w:val="22"/>
-        </w:rPr>
-        <w:br w:type="textWrapping"/>
-      </w:r>
-      <w:r>
-        <w:rPr>
-          <w:rFonts w:ascii="Arial" w:hAnsi="Arial" w:eastAsia="等线" w:cs="Arial"/>
-          <w:sz w:val="22"/>
-        </w:rPr>
-        <w:t>数据统一规则：所有业务表携带 create_time、update_time 自动时间字段；数据删除统一使用 status 软删除标记，不执行物理删除，保证租赁纠纷可追溯；金额字段统一 decimal (10,2) 保留两位小数。</w:t>
-      </w:r>
-    </w:p>
-    <w:p>
-      <w:pPr>
-        <w:spacing w:before="320" w:after="120" w:line="288" w:lineRule="auto"/>
-        <w:ind w:left="0"/>
-        <w:jc w:val="left"/>
-        <w:outlineLvl w:val="1"/>
-      </w:pPr>
-      <w:bookmarkStart w:id="46" w:name="heading_47"/>
-      <w:r>
-        <w:rPr>
-          <w:rFonts w:ascii="Arial" w:hAnsi="Arial" w:eastAsia="等线" w:cs="Arial"/>
-          <w:b/>
-          <w:sz w:val="32"/>
-        </w:rPr>
-        <w:t>4.2 文件和数据库结构</w:t>
-      </w:r>
-      <w:bookmarkEnd w:id="46"/>
-    </w:p>
-    <w:p>
-      <w:pPr>
-        <w:spacing w:before="300" w:after="120" w:line="288" w:lineRule="auto"/>
-        <w:ind w:left="0"/>
-        <w:jc w:val="left"/>
-        <w:outlineLvl w:val="2"/>
-      </w:pPr>
-      <w:bookmarkStart w:id="47" w:name="heading_48"/>
-      <w:r>
-        <w:rPr>
-          <w:rFonts w:ascii="Arial" w:hAnsi="Arial" w:eastAsia="等线" w:cs="Arial"/>
-          <w:b/>
-          <w:sz w:val="30"/>
-        </w:rPr>
-        <w:t>4.2.1 本地文件存储结构</w:t>
-      </w:r>
-      <w:bookmarkEnd w:id="47"/>
-    </w:p>
-    <w:p>
-      <w:pPr>
-        <w:spacing w:before="120" w:after="120" w:line="288" w:lineRule="auto"/>
-        <w:ind w:left="0"/>
-        <w:jc w:val="left"/>
-      </w:pPr>
-      <w:r>
-        <w:rPr>
-          <w:rFonts w:ascii="Arial" w:hAnsi="Arial" w:eastAsia="等线" w:cs="Arial"/>
-          <w:sz w:val="22"/>
-        </w:rPr>
-        <w:t>项目根目录 /file/ 下分层文件夹：</w:t>
+        <w:t>/eval_img：评价、追评上传图片</w:t>
       </w:r>
     </w:p>
     <w:p>
@@ -12260,7 +12696,7 @@
           <w:rFonts w:ascii="Arial" w:hAnsi="Arial" w:eastAsia="等线" w:cs="Arial"/>
           <w:sz w:val="22"/>
         </w:rPr>
-        <w:t>/avatar：用户头像图片</w:t>
+        <w:t>/id_card：用户实名认证身份证照片</w:t>
       </w:r>
     </w:p>
     <w:p>
@@ -12278,7 +12714,7 @@
           <w:rFonts w:ascii="Arial" w:hAnsi="Arial" w:eastAsia="等线" w:cs="Arial"/>
           <w:sz w:val="22"/>
         </w:rPr>
-        <w:t>/house_img：房源发布实拍图</w:t>
+        <w:t>/contract_pdf：签署完成电子合同 PDF 文件</w:t>
       </w:r>
     </w:p>
     <w:p>
@@ -12296,8 +12732,40 @@
           <w:rFonts w:ascii="Arial" w:hAnsi="Arial" w:eastAsia="等线" w:cs="Arial"/>
           <w:sz w:val="22"/>
         </w:rPr>
-        <w:t>/eval_img：评价、追评上传图片</w:t>
-      </w:r>
+        <w:t>/repair_img：维修工单故障图片</w:t>
+      </w:r>
+      <w:r>
+        <w:rPr>
+          <w:rFonts w:ascii="Arial" w:hAnsi="Arial" w:eastAsia="等线" w:cs="Arial"/>
+          <w:sz w:val="22"/>
+        </w:rPr>
+        <w:br w:type="textWrapping"/>
+      </w:r>
+      <w:r>
+        <w:rPr>
+          <w:rFonts w:ascii="Arial" w:hAnsi="Arial" w:eastAsia="等线" w:cs="Arial"/>
+          <w:sz w:val="22"/>
+        </w:rPr>
+        <w:t>所有文件按用户 ID 分目录存储，防止文件重名覆盖，数据库存储相对访问路径。</w:t>
+      </w:r>
+    </w:p>
+    <w:p>
+      <w:pPr>
+        <w:spacing w:before="300" w:after="120" w:line="288" w:lineRule="auto"/>
+        <w:ind w:left="0"/>
+        <w:jc w:val="left"/>
+        <w:outlineLvl w:val="2"/>
+      </w:pPr>
+      <w:bookmarkStart w:id="48" w:name="heading_49"/>
+      <w:r>
+        <w:rPr>
+          <w:rFonts w:ascii="Arial" w:hAnsi="Arial" w:eastAsia="等线" w:cs="Arial"/>
+          <w:b/>
+          <w:sz w:val="30"/>
+        </w:rPr>
+        <w:t>4.2.2 MySQL 核心数据表逻辑结构（10 张核心表）</w:t>
+      </w:r>
+      <w:bookmarkEnd w:id="48"/>
     </w:p>
     <w:p>
       <w:pPr>
@@ -12314,7 +12782,7 @@
           <w:rFonts w:ascii="Arial" w:hAnsi="Arial" w:eastAsia="等线" w:cs="Arial"/>
           <w:sz w:val="22"/>
         </w:rPr>
-        <w:t>/id_card：用户实名认证身份证照片</w:t>
+        <w:t>user 用户表：存储租客 / 房东 / 管理员账号、实名、角色、账号状态</w:t>
       </w:r>
     </w:p>
     <w:p>
@@ -12332,7 +12800,7 @@
           <w:rFonts w:ascii="Arial" w:hAnsi="Arial" w:eastAsia="等线" w:cs="Arial"/>
           <w:sz w:val="22"/>
         </w:rPr>
-        <w:t>/contract_pdf：签署完成电子合同 PDF 文件</w:t>
+        <w:t>house 房源表：房屋参数、AI 测算租金、房源审核上架状态、图片 JSON 数组</w:t>
       </w:r>
     </w:p>
     <w:p>
@@ -12350,40 +12818,8 @@
           <w:rFonts w:ascii="Arial" w:hAnsi="Arial" w:eastAsia="等线" w:cs="Arial"/>
           <w:sz w:val="22"/>
         </w:rPr>
-        <w:t>/repair_img：维修工单故障图片</w:t>
-      </w:r>
-      <w:r>
-        <w:rPr>
-          <w:rFonts w:ascii="Arial" w:hAnsi="Arial" w:eastAsia="等线" w:cs="Arial"/>
-          <w:sz w:val="22"/>
-        </w:rPr>
-        <w:br w:type="textWrapping"/>
-      </w:r>
-      <w:r>
-        <w:rPr>
-          <w:rFonts w:ascii="Arial" w:hAnsi="Arial" w:eastAsia="等线" w:cs="Arial"/>
-          <w:sz w:val="22"/>
-        </w:rPr>
-        <w:t>所有文件按用户 ID 分目录存储，防止文件重名覆盖，数据库存储相对访问路径。</w:t>
-      </w:r>
-    </w:p>
-    <w:p>
-      <w:pPr>
-        <w:spacing w:before="300" w:after="120" w:line="288" w:lineRule="auto"/>
-        <w:ind w:left="0"/>
-        <w:jc w:val="left"/>
-        <w:outlineLvl w:val="2"/>
-      </w:pPr>
-      <w:bookmarkStart w:id="48" w:name="heading_49"/>
-      <w:r>
-        <w:rPr>
-          <w:rFonts w:ascii="Arial" w:hAnsi="Arial" w:eastAsia="等线" w:cs="Arial"/>
-          <w:b/>
-          <w:sz w:val="30"/>
-        </w:rPr>
-        <w:t>4.2.2 MySQL 核心数据表逻辑结构（10 张核心表）</w:t>
-      </w:r>
-      <w:bookmarkEnd w:id="48"/>
+        <w:t>house_collect 房源收藏中间表：用户 + 房源联合唯一索引，实现多对多收藏关系</w:t>
+      </w:r>
     </w:p>
     <w:p>
       <w:pPr>
@@ -12400,7 +12836,7 @@
           <w:rFonts w:ascii="Arial" w:hAnsi="Arial" w:eastAsia="等线" w:cs="Arial"/>
           <w:sz w:val="22"/>
         </w:rPr>
-        <w:t>user 用户表：存储租客 / 房东 / 管理员账号、实名、角色、账号状态</w:t>
+        <w:t>reserve 看房预约表：预约时段、处理状态，关联房源与租客 ID</w:t>
       </w:r>
     </w:p>
     <w:p>
@@ -12418,7 +12854,7 @@
           <w:rFonts w:ascii="Arial" w:hAnsi="Arial" w:eastAsia="等线" w:cs="Arial"/>
           <w:sz w:val="22"/>
         </w:rPr>
-        <w:t>house 房源表：房屋参数、AI 测算租金、房源审核上架状态、图片 JSON 数组</w:t>
+        <w:t>house_evaluate 评价追评表：parent_id 区分主评价 / 追评，关联预约 ID 控制评价权限</w:t>
       </w:r>
     </w:p>
     <w:p>
@@ -12436,7 +12872,7 @@
           <w:rFonts w:ascii="Arial" w:hAnsi="Arial" w:eastAsia="等线" w:cs="Arial"/>
           <w:sz w:val="22"/>
         </w:rPr>
-        <w:t>house_collect 房源收藏中间表：用户 + 房源联合唯一索引，实现多对多收藏关系</w:t>
+        <w:t>message 私信消息表：发送人、接收人、图文内容、已读标记</w:t>
       </w:r>
     </w:p>
     <w:p>
@@ -12454,7 +12890,7 @@
           <w:rFonts w:ascii="Arial" w:hAnsi="Arial" w:eastAsia="等线" w:cs="Arial"/>
           <w:sz w:val="22"/>
         </w:rPr>
-        <w:t>reserve 看房预约表：预约时段、处理状态，关联房源与租客 ID</w:t>
+        <w:t>contract 电子合同表：自动填充合同文本、双方签署状态、租期租金</w:t>
       </w:r>
     </w:p>
     <w:p>
@@ -12472,7 +12908,7 @@
           <w:rFonts w:ascii="Arial" w:hAnsi="Arial" w:eastAsia="等线" w:cs="Arial"/>
           <w:sz w:val="22"/>
         </w:rPr>
-        <w:t>house_evaluate 评价追评表：parent_id 区分主评价 / 追评，关联预约 ID 控制评价权限</w:t>
+        <w:t>pay_record 缴费流水表：租金 / 押金 / 水电缴费记录，关联合同 ID</w:t>
       </w:r>
     </w:p>
     <w:p>
@@ -12490,7 +12926,7 @@
           <w:rFonts w:ascii="Arial" w:hAnsi="Arial" w:eastAsia="等线" w:cs="Arial"/>
           <w:sz w:val="22"/>
         </w:rPr>
-        <w:t>message 私信消息表：发送人、接收人、图文内容、已读标记</w:t>
+        <w:t>repair_ticket 维修工单表：故障描述、处理验收状态</w:t>
       </w:r>
     </w:p>
     <w:p>
@@ -12508,8 +12944,26 @@
           <w:rFonts w:ascii="Arial" w:hAnsi="Arial" w:eastAsia="等线" w:cs="Arial"/>
           <w:sz w:val="22"/>
         </w:rPr>
-        <w:t>contract 电子合同表：自动填充合同文本、双方签署状态、租期租金</w:t>
-      </w:r>
+        <w:t>operate_log 管理员操作日志表：所有后台管控操作永久留存，无删除功能</w:t>
+      </w:r>
+    </w:p>
+    <w:p>
+      <w:pPr>
+        <w:spacing w:before="300" w:after="120" w:line="288" w:lineRule="auto"/>
+        <w:ind w:left="0"/>
+        <w:jc w:val="left"/>
+        <w:outlineLvl w:val="2"/>
+      </w:pPr>
+      <w:bookmarkStart w:id="49" w:name="heading_50"/>
+      <w:r>
+        <w:rPr>
+          <w:rFonts w:ascii="Arial" w:hAnsi="Arial" w:eastAsia="等线" w:cs="Arial"/>
+          <w:b/>
+          <w:sz w:val="30"/>
+        </w:rPr>
+        <w:t>4.2.3 系统 E-R 图实体关系简述</w:t>
+      </w:r>
+      <w:bookmarkEnd w:id="49"/>
     </w:p>
     <w:p>
       <w:pPr>
@@ -12526,7 +12980,7 @@
           <w:rFonts w:ascii="Arial" w:hAnsi="Arial" w:eastAsia="等线" w:cs="Arial"/>
           <w:sz w:val="22"/>
         </w:rPr>
-        <w:t>pay_record 缴费流水表：租金 / 押金 / 水电缴费记录，关联合同 ID</w:t>
+        <w:t>用户 (1) — 房源 (N)：房东一对多发布房源</w:t>
       </w:r>
     </w:p>
     <w:p>
@@ -12544,7 +12998,7 @@
           <w:rFonts w:ascii="Arial" w:hAnsi="Arial" w:eastAsia="等线" w:cs="Arial"/>
           <w:sz w:val="22"/>
         </w:rPr>
-        <w:t>repair_ticket 维修工单表：故障描述、处理验收状态</w:t>
+        <w:t>用户 (N) — 房源 (N)：通过 house_collect 中间表实现收藏多对多</w:t>
       </w:r>
     </w:p>
     <w:p>
@@ -12562,26 +13016,8 @@
           <w:rFonts w:ascii="Arial" w:hAnsi="Arial" w:eastAsia="等线" w:cs="Arial"/>
           <w:sz w:val="22"/>
         </w:rPr>
-        <w:t>operate_log 管理员操作日志表：所有后台管控操作永久留存，无删除功能</w:t>
-      </w:r>
-    </w:p>
-    <w:p>
-      <w:pPr>
-        <w:spacing w:before="300" w:after="120" w:line="288" w:lineRule="auto"/>
-        <w:ind w:left="0"/>
-        <w:jc w:val="left"/>
-        <w:outlineLvl w:val="2"/>
-      </w:pPr>
-      <w:bookmarkStart w:id="49" w:name="heading_50"/>
-      <w:r>
-        <w:rPr>
-          <w:rFonts w:ascii="Arial" w:hAnsi="Arial" w:eastAsia="等线" w:cs="Arial"/>
-          <w:b/>
-          <w:sz w:val="30"/>
-        </w:rPr>
-        <w:t>4.2.3 系统 E-R 图实体关系简述</w:t>
-      </w:r>
-      <w:bookmarkEnd w:id="49"/>
+        <w:t>房源 (1) — 预约 (N)：一套房源多条看房预约</w:t>
+      </w:r>
     </w:p>
     <w:p>
       <w:pPr>
@@ -12598,7 +13034,7 @@
           <w:rFonts w:ascii="Arial" w:hAnsi="Arial" w:eastAsia="等线" w:cs="Arial"/>
           <w:sz w:val="22"/>
         </w:rPr>
-        <w:t>用户 (1) — 房源 (N)：房东一对多发布房源</w:t>
+        <w:t>预约 (1) — 评价 (N)：一条预约对应 1 主评价 + 多条追评（parent_id 自关联）</w:t>
       </w:r>
     </w:p>
     <w:p>
@@ -12616,7 +13052,7 @@
           <w:rFonts w:ascii="Arial" w:hAnsi="Arial" w:eastAsia="等线" w:cs="Arial"/>
           <w:sz w:val="22"/>
         </w:rPr>
-        <w:t>用户 (N) — 房源 (N)：通过 house_collect 中间表实现收藏多对多</w:t>
+        <w:t>房源 (1) — 合同 (0/1)：同一房源同一周期仅一份有效合同</w:t>
       </w:r>
     </w:p>
     <w:p>
@@ -12634,7 +13070,7 @@
           <w:rFonts w:ascii="Arial" w:hAnsi="Arial" w:eastAsia="等线" w:cs="Arial"/>
           <w:sz w:val="22"/>
         </w:rPr>
-        <w:t>房源 (1) — 预约 (N)：一套房源多条看房预约</w:t>
+        <w:t>合同 (1) — 缴费 (N)、合同 (1) — 工单 (N)</w:t>
       </w:r>
     </w:p>
     <w:p>
@@ -12652,7 +13088,7 @@
           <w:rFonts w:ascii="Arial" w:hAnsi="Arial" w:eastAsia="等线" w:cs="Arial"/>
           <w:sz w:val="22"/>
         </w:rPr>
-        <w:t>预约 (1) — 评价 (N)：一条预约对应 1 主评价 + 多条追评（parent_id 自关联）</w:t>
+        <w:t>用户双向多对多 message 私信表</w:t>
       </w:r>
     </w:p>
     <w:p>
@@ -12660,60 +13096,6 @@
         <w:numPr>
           <w:ilvl w:val="0"/>
           <w:numId w:val="106"/>
-        </w:numPr>
-        <w:spacing w:before="120" w:after="120" w:line="288" w:lineRule="auto"/>
-        <w:ind w:left="0"/>
-        <w:jc w:val="left"/>
-      </w:pPr>
-      <w:r>
-        <w:rPr>
-          <w:rFonts w:ascii="Arial" w:hAnsi="Arial" w:eastAsia="等线" w:cs="Arial"/>
-          <w:sz w:val="22"/>
-        </w:rPr>
-        <w:t>房源 (1) — 合同 (0/1)：同一房源同一周期仅一份有效合同</w:t>
-      </w:r>
-    </w:p>
-    <w:p>
-      <w:pPr>
-        <w:numPr>
-          <w:ilvl w:val="0"/>
-          <w:numId w:val="107"/>
-        </w:numPr>
-        <w:spacing w:before="120" w:after="120" w:line="288" w:lineRule="auto"/>
-        <w:ind w:left="0"/>
-        <w:jc w:val="left"/>
-      </w:pPr>
-      <w:r>
-        <w:rPr>
-          <w:rFonts w:ascii="Arial" w:hAnsi="Arial" w:eastAsia="等线" w:cs="Arial"/>
-          <w:sz w:val="22"/>
-        </w:rPr>
-        <w:t>合同 (1) — 缴费 (N)、合同 (1) — 工单 (N)</w:t>
-      </w:r>
-    </w:p>
-    <w:p>
-      <w:pPr>
-        <w:numPr>
-          <w:ilvl w:val="0"/>
-          <w:numId w:val="108"/>
-        </w:numPr>
-        <w:spacing w:before="120" w:after="120" w:line="288" w:lineRule="auto"/>
-        <w:ind w:left="0"/>
-        <w:jc w:val="left"/>
-      </w:pPr>
-      <w:r>
-        <w:rPr>
-          <w:rFonts w:ascii="Arial" w:hAnsi="Arial" w:eastAsia="等线" w:cs="Arial"/>
-          <w:sz w:val="22"/>
-        </w:rPr>
-        <w:t>用户双向多对多 message 私信表</w:t>
-      </w:r>
-    </w:p>
-    <w:p>
-      <w:pPr>
-        <w:numPr>
-          <w:ilvl w:val="0"/>
-          <w:numId w:val="109"/>
         </w:numPr>
         <w:spacing w:before="120" w:after="120" w:line="288" w:lineRule="auto"/>
         <w:ind w:left="0"/>
@@ -14788,6 +15170,78 @@
       <w:pPr>
         <w:numPr>
           <w:ilvl w:val="0"/>
+          <w:numId w:val="107"/>
+        </w:numPr>
+        <w:spacing w:before="120" w:after="120" w:line="288" w:lineRule="auto"/>
+        <w:ind w:left="0"/>
+        <w:jc w:val="left"/>
+      </w:pPr>
+      <w:r>
+        <w:rPr>
+          <w:rFonts w:ascii="Arial" w:hAnsi="Arial" w:eastAsia="等线" w:cs="Arial"/>
+          <w:sz w:val="22"/>
+        </w:rPr>
+        <w:t>注册登录全流程：正常填写信息注册、登录区分角色；异常场景：用户名重复、密码格式错误、验证码失效、账号冻结拦截登录。</w:t>
+      </w:r>
+    </w:p>
+    <w:p>
+      <w:pPr>
+        <w:numPr>
+          <w:ilvl w:val="0"/>
+          <w:numId w:val="108"/>
+        </w:numPr>
+        <w:spacing w:before="120" w:after="120" w:line="288" w:lineRule="auto"/>
+        <w:ind w:left="0"/>
+        <w:jc w:val="left"/>
+      </w:pPr>
+      <w:r>
+        <w:rPr>
+          <w:rFonts w:ascii="Arial" w:hAnsi="Arial" w:eastAsia="等线" w:cs="Arial"/>
+          <w:sz w:val="22"/>
+        </w:rPr>
+        <w:t>实名认证流程：上传实名材料待审核、管理员审核通过解锁全部功能；驳回后可重新提交。</w:t>
+      </w:r>
+    </w:p>
+    <w:p>
+      <w:pPr>
+        <w:numPr>
+          <w:ilvl w:val="0"/>
+          <w:numId w:val="109"/>
+        </w:numPr>
+        <w:spacing w:before="120" w:after="120" w:line="288" w:lineRule="auto"/>
+        <w:ind w:left="0"/>
+        <w:jc w:val="left"/>
+      </w:pPr>
+      <w:r>
+        <w:rPr>
+          <w:rFonts w:ascii="Arial" w:hAnsi="Arial" w:eastAsia="等线" w:cs="Arial"/>
+          <w:sz w:val="22"/>
+        </w:rPr>
+        <w:t>权限越权测试：普通租客无法访问管理员后台、房东无账号冻结权限。</w:t>
+      </w:r>
+    </w:p>
+    <w:p>
+      <w:pPr>
+        <w:spacing w:before="320" w:after="120" w:line="288" w:lineRule="auto"/>
+        <w:ind w:left="0"/>
+        <w:jc w:val="left"/>
+        <w:outlineLvl w:val="1"/>
+      </w:pPr>
+      <w:bookmarkStart w:id="53" w:name="heading_54"/>
+      <w:r>
+        <w:rPr>
+          <w:rFonts w:ascii="Arial" w:hAnsi="Arial" w:eastAsia="等线" w:cs="Arial"/>
+          <w:b/>
+          <w:sz w:val="32"/>
+        </w:rPr>
+        <w:t>6.2 房源管理模块集成测试用例</w:t>
+      </w:r>
+      <w:bookmarkEnd w:id="53"/>
+    </w:p>
+    <w:p>
+      <w:pPr>
+        <w:numPr>
+          <w:ilvl w:val="0"/>
           <w:numId w:val="110"/>
         </w:numPr>
         <w:spacing w:before="120" w:after="120" w:line="288" w:lineRule="auto"/>
@@ -14799,7 +15253,7 @@
           <w:rFonts w:ascii="Arial" w:hAnsi="Arial" w:eastAsia="等线" w:cs="Arial"/>
           <w:sz w:val="22"/>
         </w:rPr>
-        <w:t>注册登录全流程：正常填写信息注册、登录区分角色；异常场景：用户名重复、密码格式错误、验证码失效、账号冻结拦截登录。</w:t>
+        <w:t>房源发布 + AI 测算：填写房屋信息提交，AI 自动返回参考租金与标签，待审核；管理员审核上架后全平台可见。</w:t>
       </w:r>
     </w:p>
     <w:p>
@@ -14817,7 +15271,7 @@
           <w:rFonts w:ascii="Arial" w:hAnsi="Arial" w:eastAsia="等线" w:cs="Arial"/>
           <w:sz w:val="22"/>
         </w:rPr>
-        <w:t>实名认证流程：上传实名材料待审核、管理员审核通过解锁全部功能；驳回后可重新提交。</w:t>
+        <w:t>收藏功能：重复收藏拦截、批量取消收藏、房源下架收藏列表隐藏。</w:t>
       </w:r>
     </w:p>
     <w:p>
@@ -14835,7 +15289,7 @@
           <w:rFonts w:ascii="Arial" w:hAnsi="Arial" w:eastAsia="等线" w:cs="Arial"/>
           <w:sz w:val="22"/>
         </w:rPr>
-        <w:t>权限越权测试：普通租客无法访问管理员后台、房东无账号冻结权限。</w:t>
+        <w:t>评价追评流程：无预约用户隐藏评价入口；完成预约可发布主评价，不限次数追加追评；违规文字 AI 拦截发布。</w:t>
       </w:r>
     </w:p>
     <w:p>
@@ -14845,16 +15299,16 @@
         <w:jc w:val="left"/>
         <w:outlineLvl w:val="1"/>
       </w:pPr>
-      <w:bookmarkStart w:id="53" w:name="heading_54"/>
+      <w:bookmarkStart w:id="54" w:name="heading_55"/>
       <w:r>
         <w:rPr>
           <w:rFonts w:ascii="Arial" w:hAnsi="Arial" w:eastAsia="等线" w:cs="Arial"/>
           <w:b/>
           <w:sz w:val="32"/>
         </w:rPr>
-        <w:t>6.2 房源管理模块集成测试用例</w:t>
-      </w:r>
-      <w:bookmarkEnd w:id="53"/>
+        <w:t>6.3 预约沟通模块集成测试用例</w:t>
+      </w:r>
+      <w:bookmarkEnd w:id="54"/>
     </w:p>
     <w:p>
       <w:pPr>
@@ -14871,7 +15325,7 @@
           <w:rFonts w:ascii="Arial" w:hAnsi="Arial" w:eastAsia="等线" w:cs="Arial"/>
           <w:sz w:val="22"/>
         </w:rPr>
-        <w:t>房源发布 + AI 测算：填写房屋信息提交，AI 自动返回参考租金与标签，待审核；管理员审核上架后全平台可见。</w:t>
+        <w:t>看房预约：同一时段重复预约拦截；房东同意 / 拒绝实时推送租客消息。</w:t>
       </w:r>
     </w:p>
     <w:p>
@@ -14889,7 +15343,7 @@
           <w:rFonts w:ascii="Arial" w:hAnsi="Arial" w:eastAsia="等线" w:cs="Arial"/>
           <w:sz w:val="22"/>
         </w:rPr>
-        <w:t>收藏功能：重复收藏拦截、批量取消收藏、房源下架收藏列表隐藏。</w:t>
+        <w:t>私信聊天：非好友无法发起私聊；离线登录自动加载全部未读消息，标记已读。</w:t>
       </w:r>
     </w:p>
     <w:p>
@@ -14907,7 +15361,7 @@
           <w:rFonts w:ascii="Arial" w:hAnsi="Arial" w:eastAsia="等线" w:cs="Arial"/>
           <w:sz w:val="22"/>
         </w:rPr>
-        <w:t>评价追评流程：无预约用户隐藏评价入口；完成预约可发布主评价，不限次数追加追评；违规文字 AI 拦截发布。</w:t>
+        <w:t>异常断网：断网发送消息缓存，联网自动补发，无消息丢失。</w:t>
       </w:r>
     </w:p>
     <w:p>
@@ -14917,16 +15371,16 @@
         <w:jc w:val="left"/>
         <w:outlineLvl w:val="1"/>
       </w:pPr>
-      <w:bookmarkStart w:id="54" w:name="heading_55"/>
+      <w:bookmarkStart w:id="55" w:name="heading_56"/>
       <w:r>
         <w:rPr>
           <w:rFonts w:ascii="Arial" w:hAnsi="Arial" w:eastAsia="等线" w:cs="Arial"/>
           <w:b/>
           <w:sz w:val="32"/>
         </w:rPr>
-        <w:t>6.3 预约沟通模块集成测试用例</w:t>
-      </w:r>
-      <w:bookmarkEnd w:id="54"/>
+        <w:t>6.4 租赁服务模块集成测试用例</w:t>
+      </w:r>
+      <w:bookmarkEnd w:id="55"/>
     </w:p>
     <w:p>
       <w:pPr>
@@ -14943,7 +15397,7 @@
           <w:rFonts w:ascii="Arial" w:hAnsi="Arial" w:eastAsia="等线" w:cs="Arial"/>
           <w:sz w:val="22"/>
         </w:rPr>
-        <w:t>看房预约：同一时段重复预约拦截；房东同意 / 拒绝实时推送租客消息。</w:t>
+        <w:t>自动合同生成：选择房源租客一键填充完整租赁文本，双方签署后房源自动标记已出租。</w:t>
       </w:r>
     </w:p>
     <w:p>
@@ -14961,8 +15415,26 @@
           <w:rFonts w:ascii="Arial" w:hAnsi="Arial" w:eastAsia="等线" w:cs="Arial"/>
           <w:sz w:val="22"/>
         </w:rPr>
-        <w:t>私信聊天：非好友无法发起私聊；离线登录自动加载全部未读消息，标记已读。</w:t>
-      </w:r>
+        <w:t>缴费工单：重复缴费拦截，逾期账单持续提醒；维修工单提交后房东收到通知，完成验收工单闭环。</w:t>
+      </w:r>
+    </w:p>
+    <w:p>
+      <w:pPr>
+        <w:spacing w:before="320" w:after="120" w:line="288" w:lineRule="auto"/>
+        <w:ind w:left="0"/>
+        <w:jc w:val="left"/>
+        <w:outlineLvl w:val="1"/>
+      </w:pPr>
+      <w:bookmarkStart w:id="56" w:name="heading_57"/>
+      <w:r>
+        <w:rPr>
+          <w:rFonts w:ascii="Arial" w:hAnsi="Arial" w:eastAsia="等线" w:cs="Arial"/>
+          <w:b/>
+          <w:sz w:val="32"/>
+        </w:rPr>
+        <w:t>6.5 管理员后台模块集成测试用例</w:t>
+      </w:r>
+      <w:bookmarkEnd w:id="56"/>
     </w:p>
     <w:p>
       <w:pPr>
@@ -14979,26 +15451,8 @@
           <w:rFonts w:ascii="Arial" w:hAnsi="Arial" w:eastAsia="等线" w:cs="Arial"/>
           <w:sz w:val="22"/>
         </w:rPr>
-        <w:t>异常断网：断网发送消息缓存，联网自动补发，无消息丢失。</w:t>
-      </w:r>
-    </w:p>
-    <w:p>
-      <w:pPr>
-        <w:spacing w:before="320" w:after="120" w:line="288" w:lineRule="auto"/>
-        <w:ind w:left="0"/>
-        <w:jc w:val="left"/>
-        <w:outlineLvl w:val="1"/>
-      </w:pPr>
-      <w:bookmarkStart w:id="55" w:name="heading_56"/>
-      <w:r>
-        <w:rPr>
-          <w:rFonts w:ascii="Arial" w:hAnsi="Arial" w:eastAsia="等线" w:cs="Arial"/>
-          <w:b/>
-          <w:sz w:val="32"/>
-        </w:rPr>
-        <w:t>6.4 租赁服务模块集成测试用例</w:t>
-      </w:r>
-      <w:bookmarkEnd w:id="55"/>
+        <w:t>房源批量审核、违规账号冻结，操作全部写入日志，日志无法删除。</w:t>
+      </w:r>
     </w:p>
     <w:p>
       <w:pPr>
@@ -15015,7 +15469,7 @@
           <w:rFonts w:ascii="Arial" w:hAnsi="Arial" w:eastAsia="等线" w:cs="Arial"/>
           <w:sz w:val="22"/>
         </w:rPr>
-        <w:t>自动合同生成：选择房源租客一键填充完整租赁文本，双方签署后房源自动标记已出租。</w:t>
+        <w:t>数据统计筛选日 / 周 / 月，报表数值与数据库原始数据一致，支持导出 Excel。</w:t>
       </w:r>
     </w:p>
     <w:p>
@@ -15033,7 +15487,7 @@
           <w:rFonts w:ascii="Arial" w:hAnsi="Arial" w:eastAsia="等线" w:cs="Arial"/>
           <w:sz w:val="22"/>
         </w:rPr>
-        <w:t>缴费工单：重复缴费拦截，逾期账单持续提醒；维修工单提交后房东收到通知，完成验收工单闭环。</w:t>
+        <w:t>系统配置修改后页面实时生效，配置变更留存操作记录。</w:t>
       </w:r>
     </w:p>
     <w:p>
@@ -15043,16 +15497,16 @@
         <w:jc w:val="left"/>
         <w:outlineLvl w:val="1"/>
       </w:pPr>
-      <w:bookmarkStart w:id="56" w:name="heading_57"/>
+      <w:bookmarkStart w:id="57" w:name="heading_58"/>
       <w:r>
         <w:rPr>
           <w:rFonts w:ascii="Arial" w:hAnsi="Arial" w:eastAsia="等线" w:cs="Arial"/>
           <w:b/>
           <w:sz w:val="32"/>
         </w:rPr>
-        <w:t>6.5 管理员后台模块集成测试用例</w:t>
-      </w:r>
-      <w:bookmarkEnd w:id="56"/>
+        <w:t>6.6 全局异常集成测试场景</w:t>
+      </w:r>
+      <w:bookmarkEnd w:id="57"/>
     </w:p>
     <w:p>
       <w:pPr>
@@ -15069,7 +15523,7 @@
           <w:rFonts w:ascii="Arial" w:hAnsi="Arial" w:eastAsia="等线" w:cs="Arial"/>
           <w:sz w:val="22"/>
         </w:rPr>
-        <w:t>房源批量审核、违规账号冻结，操作全部写入日志，日志无法删除。</w:t>
+        <w:t>Token 过期、未登录访问业务页面，自动跳转登录；</w:t>
       </w:r>
     </w:p>
     <w:p>
@@ -15087,7 +15541,7 @@
           <w:rFonts w:ascii="Arial" w:hAnsi="Arial" w:eastAsia="等线" w:cs="Arial"/>
           <w:sz w:val="22"/>
         </w:rPr>
-        <w:t>数据统计筛选日 / 周 / 月，报表数值与数据库原始数据一致，支持导出 Excel。</w:t>
+        <w:t>AI Python 进程宕机，房源发布不阻断，仅跳过智能测算功能，给出友好提示；</w:t>
       </w:r>
     </w:p>
     <w:p>
@@ -15105,86 +15559,14 @@
           <w:rFonts w:ascii="Arial" w:hAnsi="Arial" w:eastAsia="等线" w:cs="Arial"/>
           <w:sz w:val="22"/>
         </w:rPr>
-        <w:t>系统配置修改后页面实时生效，配置变更留存操作记录。</w:t>
-      </w:r>
-    </w:p>
-    <w:p>
-      <w:pPr>
-        <w:spacing w:before="320" w:after="120" w:line="288" w:lineRule="auto"/>
-        <w:ind w:left="0"/>
-        <w:jc w:val="left"/>
-        <w:outlineLvl w:val="1"/>
-      </w:pPr>
-      <w:bookmarkStart w:id="57" w:name="heading_58"/>
-      <w:r>
-        <w:rPr>
-          <w:rFonts w:ascii="Arial" w:hAnsi="Arial" w:eastAsia="等线" w:cs="Arial"/>
-          <w:b/>
-          <w:sz w:val="32"/>
-        </w:rPr>
-        <w:t>6.6 全局异常集成测试场景</w:t>
-      </w:r>
-      <w:bookmarkEnd w:id="57"/>
+        <w:t>高并发同时收藏同一房源，唯一索引拦截重复数据，无脏数据入库；</w:t>
+      </w:r>
     </w:p>
     <w:p>
       <w:pPr>
         <w:numPr>
           <w:ilvl w:val="0"/>
           <w:numId w:val="124"/>
-        </w:numPr>
-        <w:spacing w:before="120" w:after="120" w:line="288" w:lineRule="auto"/>
-        <w:ind w:left="0"/>
-        <w:jc w:val="left"/>
-      </w:pPr>
-      <w:r>
-        <w:rPr>
-          <w:rFonts w:ascii="Arial" w:hAnsi="Arial" w:eastAsia="等线" w:cs="Arial"/>
-          <w:sz w:val="22"/>
-        </w:rPr>
-        <w:t>Token 过期、未登录访问业务页面，自动跳转登录；</w:t>
-      </w:r>
-    </w:p>
-    <w:p>
-      <w:pPr>
-        <w:numPr>
-          <w:ilvl w:val="0"/>
-          <w:numId w:val="125"/>
-        </w:numPr>
-        <w:spacing w:before="120" w:after="120" w:line="288" w:lineRule="auto"/>
-        <w:ind w:left="0"/>
-        <w:jc w:val="left"/>
-      </w:pPr>
-      <w:r>
-        <w:rPr>
-          <w:rFonts w:ascii="Arial" w:hAnsi="Arial" w:eastAsia="等线" w:cs="Arial"/>
-          <w:sz w:val="22"/>
-        </w:rPr>
-        <w:t>AI Python 进程宕机，房源发布不阻断，仅跳过智能测算功能，给出友好提示；</w:t>
-      </w:r>
-    </w:p>
-    <w:p>
-      <w:pPr>
-        <w:numPr>
-          <w:ilvl w:val="0"/>
-          <w:numId w:val="126"/>
-        </w:numPr>
-        <w:spacing w:before="120" w:after="120" w:line="288" w:lineRule="auto"/>
-        <w:ind w:left="0"/>
-        <w:jc w:val="left"/>
-      </w:pPr>
-      <w:r>
-        <w:rPr>
-          <w:rFonts w:ascii="Arial" w:hAnsi="Arial" w:eastAsia="等线" w:cs="Arial"/>
-          <w:sz w:val="22"/>
-        </w:rPr>
-        <w:t>高并发同时收藏同一房源，唯一索引拦截重复数据，无脏数据入库；</w:t>
-      </w:r>
-    </w:p>
-    <w:p>
-      <w:pPr>
-        <w:numPr>
-          <w:ilvl w:val="0"/>
-          <w:numId w:val="127"/>
         </w:numPr>
         <w:spacing w:before="120" w:after="120" w:line="288" w:lineRule="auto"/>
         <w:ind w:left="0"/>
@@ -15510,20 +15892,6 @@
     </w:lvl>
   </w:abstractNum>
   <w:abstractNum w:abstractNumId="20">
-    <w:nsid w:val="A0C93552"/>
-    <w:multiLevelType w:val="singleLevel"/>
-    <w:tmpl w:val="A0C93552"/>
-    <w:lvl w:ilvl="0" w:tentative="0">
-      <w:start w:val="6"/>
-      <w:numFmt w:val="decimal"/>
-      <w:lvlText w:val="%1."/>
-      <w:lvlJc w:val="left"/>
-      <w:rPr>
-        <w:color w:val="3370FF"/>
-      </w:rPr>
-    </w:lvl>
-  </w:abstractNum>
-  <w:abstractNum w:abstractNumId="21">
     <w:nsid w:val="A0F05207"/>
     <w:multiLevelType w:val="singleLevel"/>
     <w:tmpl w:val="A0F05207"/>
@@ -15537,7 +15905,7 @@
       </w:rPr>
     </w:lvl>
   </w:abstractNum>
-  <w:abstractNum w:abstractNumId="22">
+  <w:abstractNum w:abstractNumId="21">
     <w:nsid w:val="A9AC3AA7"/>
     <w:multiLevelType w:val="singleLevel"/>
     <w:tmpl w:val="A9AC3AA7"/>
@@ -15551,7 +15919,7 @@
       </w:rPr>
     </w:lvl>
   </w:abstractNum>
-  <w:abstractNum w:abstractNumId="23">
+  <w:abstractNum w:abstractNumId="22">
     <w:nsid w:val="AAF3F3FA"/>
     <w:multiLevelType w:val="singleLevel"/>
     <w:tmpl w:val="AAF3F3FA"/>
@@ -15565,7 +15933,7 @@
       </w:rPr>
     </w:lvl>
   </w:abstractNum>
-  <w:abstractNum w:abstractNumId="24">
+  <w:abstractNum w:abstractNumId="23">
     <w:nsid w:val="B0ED9BEA"/>
     <w:multiLevelType w:val="singleLevel"/>
     <w:tmpl w:val="B0ED9BEA"/>
@@ -15579,7 +15947,7 @@
       </w:rPr>
     </w:lvl>
   </w:abstractNum>
-  <w:abstractNum w:abstractNumId="25">
+  <w:abstractNum w:abstractNumId="24">
     <w:nsid w:val="B0F1ACD9"/>
     <w:multiLevelType w:val="singleLevel"/>
     <w:tmpl w:val="B0F1ACD9"/>
@@ -15593,21 +15961,7 @@
       </w:rPr>
     </w:lvl>
   </w:abstractNum>
-  <w:abstractNum w:abstractNumId="26">
-    <w:nsid w:val="B23A94A9"/>
-    <w:multiLevelType w:val="singleLevel"/>
-    <w:tmpl w:val="B23A94A9"/>
-    <w:lvl w:ilvl="0" w:tentative="0">
-      <w:start w:val="2"/>
-      <w:numFmt w:val="decimal"/>
-      <w:lvlText w:val="%1."/>
-      <w:lvlJc w:val="left"/>
-      <w:rPr>
-        <w:color w:val="3370FF"/>
-      </w:rPr>
-    </w:lvl>
-  </w:abstractNum>
-  <w:abstractNum w:abstractNumId="27">
+  <w:abstractNum w:abstractNumId="25">
     <w:nsid w:val="B53F3350"/>
     <w:multiLevelType w:val="singleLevel"/>
     <w:tmpl w:val="B53F3350"/>
@@ -15621,7 +15975,7 @@
       </w:rPr>
     </w:lvl>
   </w:abstractNum>
-  <w:abstractNum w:abstractNumId="28">
+  <w:abstractNum w:abstractNumId="26">
     <w:nsid w:val="B5E306ED"/>
     <w:multiLevelType w:val="singleLevel"/>
     <w:tmpl w:val="B5E306ED"/>
@@ -15635,7 +15989,7 @@
       </w:rPr>
     </w:lvl>
   </w:abstractNum>
-  <w:abstractNum w:abstractNumId="29">
+  <w:abstractNum w:abstractNumId="27">
     <w:nsid w:val="B88D21A8"/>
     <w:multiLevelType w:val="singleLevel"/>
     <w:tmpl w:val="B88D21A8"/>
@@ -15649,7 +16003,7 @@
       </w:rPr>
     </w:lvl>
   </w:abstractNum>
-  <w:abstractNum w:abstractNumId="30">
+  <w:abstractNum w:abstractNumId="28">
     <w:nsid w:val="B8CEF35B"/>
     <w:multiLevelType w:val="singleLevel"/>
     <w:tmpl w:val="B8CEF35B"/>
@@ -15663,7 +16017,7 @@
       </w:rPr>
     </w:lvl>
   </w:abstractNum>
-  <w:abstractNum w:abstractNumId="31">
+  <w:abstractNum w:abstractNumId="29">
     <w:nsid w:val="BB64CFA9"/>
     <w:multiLevelType w:val="singleLevel"/>
     <w:tmpl w:val="BB64CFA9"/>
@@ -15677,7 +16031,7 @@
       </w:rPr>
     </w:lvl>
   </w:abstractNum>
-  <w:abstractNum w:abstractNumId="32">
+  <w:abstractNum w:abstractNumId="30">
     <w:nsid w:val="BCECA0B4"/>
     <w:multiLevelType w:val="singleLevel"/>
     <w:tmpl w:val="BCECA0B4"/>
@@ -15691,7 +16045,7 @@
       </w:rPr>
     </w:lvl>
   </w:abstractNum>
-  <w:abstractNum w:abstractNumId="33">
+  <w:abstractNum w:abstractNumId="31">
     <w:nsid w:val="BDA1395C"/>
     <w:multiLevelType w:val="singleLevel"/>
     <w:tmpl w:val="BDA1395C"/>
@@ -15705,7 +16059,7 @@
       </w:rPr>
     </w:lvl>
   </w:abstractNum>
-  <w:abstractNum w:abstractNumId="34">
+  <w:abstractNum w:abstractNumId="32">
     <w:nsid w:val="BE8A4F4C"/>
     <w:multiLevelType w:val="singleLevel"/>
     <w:tmpl w:val="BE8A4F4C"/>
@@ -15719,7 +16073,7 @@
       </w:rPr>
     </w:lvl>
   </w:abstractNum>
-  <w:abstractNum w:abstractNumId="35">
+  <w:abstractNum w:abstractNumId="33">
     <w:nsid w:val="BE923771"/>
     <w:multiLevelType w:val="singleLevel"/>
     <w:tmpl w:val="BE923771"/>
@@ -15733,7 +16087,7 @@
       </w:rPr>
     </w:lvl>
   </w:abstractNum>
-  <w:abstractNum w:abstractNumId="36">
+  <w:abstractNum w:abstractNumId="34">
     <w:nsid w:val="BF205925"/>
     <w:multiLevelType w:val="singleLevel"/>
     <w:tmpl w:val="BF205925"/>
@@ -15747,7 +16101,7 @@
       </w:rPr>
     </w:lvl>
   </w:abstractNum>
-  <w:abstractNum w:abstractNumId="37">
+  <w:abstractNum w:abstractNumId="35">
     <w:nsid w:val="BF50FE6B"/>
     <w:multiLevelType w:val="singleLevel"/>
     <w:tmpl w:val="BF50FE6B"/>
@@ -15761,7 +16115,7 @@
       </w:rPr>
     </w:lvl>
   </w:abstractNum>
-  <w:abstractNum w:abstractNumId="38">
+  <w:abstractNum w:abstractNumId="36">
     <w:nsid w:val="C0915F4F"/>
     <w:multiLevelType w:val="singleLevel"/>
     <w:tmpl w:val="C0915F4F"/>
@@ -15775,7 +16129,7 @@
       </w:rPr>
     </w:lvl>
   </w:abstractNum>
-  <w:abstractNum w:abstractNumId="39">
+  <w:abstractNum w:abstractNumId="37">
     <w:nsid w:val="C4E0D24A"/>
     <w:multiLevelType w:val="singleLevel"/>
     <w:tmpl w:val="C4E0D24A"/>
@@ -15789,7 +16143,7 @@
       </w:rPr>
     </w:lvl>
   </w:abstractNum>
-  <w:abstractNum w:abstractNumId="40">
+  <w:abstractNum w:abstractNumId="38">
     <w:nsid w:val="C8879AEF"/>
     <w:multiLevelType w:val="singleLevel"/>
     <w:tmpl w:val="C8879AEF"/>
@@ -15803,7 +16157,7 @@
       </w:rPr>
     </w:lvl>
   </w:abstractNum>
-  <w:abstractNum w:abstractNumId="41">
+  <w:abstractNum w:abstractNumId="39">
     <w:nsid w:val="C90D1B09"/>
     <w:multiLevelType w:val="singleLevel"/>
     <w:tmpl w:val="C90D1B09"/>
@@ -15817,7 +16171,7 @@
       </w:rPr>
     </w:lvl>
   </w:abstractNum>
-  <w:abstractNum w:abstractNumId="42">
+  <w:abstractNum w:abstractNumId="40">
     <w:nsid w:val="CD699D1D"/>
     <w:multiLevelType w:val="singleLevel"/>
     <w:tmpl w:val="CD699D1D"/>
@@ -15831,7 +16185,7 @@
       </w:rPr>
     </w:lvl>
   </w:abstractNum>
-  <w:abstractNum w:abstractNumId="43">
+  <w:abstractNum w:abstractNumId="41">
     <w:nsid w:val="CF092B84"/>
     <w:multiLevelType w:val="singleLevel"/>
     <w:tmpl w:val="CF092B84"/>
@@ -15845,7 +16199,7 @@
       </w:rPr>
     </w:lvl>
   </w:abstractNum>
-  <w:abstractNum w:abstractNumId="44">
+  <w:abstractNum w:abstractNumId="42">
     <w:nsid w:val="D1EB1714"/>
     <w:multiLevelType w:val="singleLevel"/>
     <w:tmpl w:val="D1EB1714"/>
@@ -15859,7 +16213,7 @@
       </w:rPr>
     </w:lvl>
   </w:abstractNum>
-  <w:abstractNum w:abstractNumId="45">
+  <w:abstractNum w:abstractNumId="43">
     <w:nsid w:val="D7D140E4"/>
     <w:multiLevelType w:val="singleLevel"/>
     <w:tmpl w:val="D7D140E4"/>
@@ -15873,7 +16227,7 @@
       </w:rPr>
     </w:lvl>
   </w:abstractNum>
-  <w:abstractNum w:abstractNumId="46">
+  <w:abstractNum w:abstractNumId="44">
     <w:nsid w:val="D7F9FE59"/>
     <w:multiLevelType w:val="singleLevel"/>
     <w:tmpl w:val="D7F9FE59"/>
@@ -15887,7 +16241,7 @@
       </w:rPr>
     </w:lvl>
   </w:abstractNum>
-  <w:abstractNum w:abstractNumId="47">
+  <w:abstractNum w:abstractNumId="45">
     <w:nsid w:val="DAD3A854"/>
     <w:multiLevelType w:val="singleLevel"/>
     <w:tmpl w:val="DAD3A854"/>
@@ -15901,7 +16255,7 @@
       </w:rPr>
     </w:lvl>
   </w:abstractNum>
-  <w:abstractNum w:abstractNumId="48">
+  <w:abstractNum w:abstractNumId="46">
     <w:nsid w:val="DCBA6B53"/>
     <w:multiLevelType w:val="singleLevel"/>
     <w:tmpl w:val="DCBA6B53"/>
@@ -15915,7 +16269,7 @@
       </w:rPr>
     </w:lvl>
   </w:abstractNum>
-  <w:abstractNum w:abstractNumId="49">
+  <w:abstractNum w:abstractNumId="47">
     <w:nsid w:val="E0294EC7"/>
     <w:multiLevelType w:val="singleLevel"/>
     <w:tmpl w:val="E0294EC7"/>
@@ -15929,7 +16283,7 @@
       </w:rPr>
     </w:lvl>
   </w:abstractNum>
-  <w:abstractNum w:abstractNumId="50">
+  <w:abstractNum w:abstractNumId="48">
     <w:nsid w:val="E093A4B0"/>
     <w:multiLevelType w:val="singleLevel"/>
     <w:tmpl w:val="E093A4B0"/>
@@ -15943,7 +16297,7 @@
       </w:rPr>
     </w:lvl>
   </w:abstractNum>
-  <w:abstractNum w:abstractNumId="51">
+  <w:abstractNum w:abstractNumId="49">
     <w:nsid w:val="E504947C"/>
     <w:multiLevelType w:val="singleLevel"/>
     <w:tmpl w:val="E504947C"/>
@@ -15957,7 +16311,7 @@
       </w:rPr>
     </w:lvl>
   </w:abstractNum>
-  <w:abstractNum w:abstractNumId="52">
+  <w:abstractNum w:abstractNumId="50">
     <w:nsid w:val="E7B27C5B"/>
     <w:multiLevelType w:val="singleLevel"/>
     <w:tmpl w:val="E7B27C5B"/>
@@ -15971,7 +16325,7 @@
       </w:rPr>
     </w:lvl>
   </w:abstractNum>
-  <w:abstractNum w:abstractNumId="53">
+  <w:abstractNum w:abstractNumId="51">
     <w:nsid w:val="F0E89278"/>
     <w:multiLevelType w:val="singleLevel"/>
     <w:tmpl w:val="F0E89278"/>
@@ -15985,7 +16339,7 @@
       </w:rPr>
     </w:lvl>
   </w:abstractNum>
-  <w:abstractNum w:abstractNumId="54">
+  <w:abstractNum w:abstractNumId="52">
     <w:nsid w:val="F3A33954"/>
     <w:multiLevelType w:val="singleLevel"/>
     <w:tmpl w:val="F3A33954"/>
@@ -15999,7 +16353,7 @@
       </w:rPr>
     </w:lvl>
   </w:abstractNum>
-  <w:abstractNum w:abstractNumId="55">
+  <w:abstractNum w:abstractNumId="53">
     <w:nsid w:val="F4A942FE"/>
     <w:multiLevelType w:val="singleLevel"/>
     <w:tmpl w:val="F4A942FE"/>
@@ -16013,7 +16367,7 @@
       </w:rPr>
     </w:lvl>
   </w:abstractNum>
-  <w:abstractNum w:abstractNumId="56">
+  <w:abstractNum w:abstractNumId="54">
     <w:nsid w:val="F4B5D9F5"/>
     <w:multiLevelType w:val="singleLevel"/>
     <w:tmpl w:val="F4B5D9F5"/>
@@ -16027,7 +16381,7 @@
       </w:rPr>
     </w:lvl>
   </w:abstractNum>
-  <w:abstractNum w:abstractNumId="57">
+  <w:abstractNum w:abstractNumId="55">
     <w:nsid w:val="F585BF25"/>
     <w:multiLevelType w:val="singleLevel"/>
     <w:tmpl w:val="F585BF25"/>
@@ -16041,7 +16395,7 @@
       </w:rPr>
     </w:lvl>
   </w:abstractNum>
-  <w:abstractNum w:abstractNumId="58">
+  <w:abstractNum w:abstractNumId="56">
     <w:nsid w:val="F689643B"/>
     <w:multiLevelType w:val="singleLevel"/>
     <w:tmpl w:val="F689643B"/>
@@ -16055,7 +16409,7 @@
       </w:rPr>
     </w:lvl>
   </w:abstractNum>
-  <w:abstractNum w:abstractNumId="59">
+  <w:abstractNum w:abstractNumId="57">
     <w:nsid w:val="F7735DC9"/>
     <w:multiLevelType w:val="singleLevel"/>
     <w:tmpl w:val="F7735DC9"/>
@@ -16069,7 +16423,7 @@
       </w:rPr>
     </w:lvl>
   </w:abstractNum>
-  <w:abstractNum w:abstractNumId="60">
+  <w:abstractNum w:abstractNumId="58">
     <w:nsid w:val="FEC2EA36"/>
     <w:multiLevelType w:val="singleLevel"/>
     <w:tmpl w:val="FEC2EA36"/>
@@ -16083,7 +16437,7 @@
       </w:rPr>
     </w:lvl>
   </w:abstractNum>
-  <w:abstractNum w:abstractNumId="61">
+  <w:abstractNum w:abstractNumId="59">
     <w:nsid w:val="0053208E"/>
     <w:multiLevelType w:val="singleLevel"/>
     <w:tmpl w:val="0053208E"/>
@@ -16097,7 +16451,7 @@
       </w:rPr>
     </w:lvl>
   </w:abstractNum>
-  <w:abstractNum w:abstractNumId="62">
+  <w:abstractNum w:abstractNumId="60">
     <w:nsid w:val="01836A6D"/>
     <w:multiLevelType w:val="singleLevel"/>
     <w:tmpl w:val="01836A6D"/>
@@ -16111,7 +16465,7 @@
       </w:rPr>
     </w:lvl>
   </w:abstractNum>
-  <w:abstractNum w:abstractNumId="63">
+  <w:abstractNum w:abstractNumId="61">
     <w:nsid w:val="0248C179"/>
     <w:multiLevelType w:val="singleLevel"/>
     <w:tmpl w:val="0248C179"/>
@@ -16125,7 +16479,7 @@
       </w:rPr>
     </w:lvl>
   </w:abstractNum>
-  <w:abstractNum w:abstractNumId="64">
+  <w:abstractNum w:abstractNumId="62">
     <w:nsid w:val="03A63A41"/>
     <w:multiLevelType w:val="singleLevel"/>
     <w:tmpl w:val="03A63A41"/>
@@ -16139,7 +16493,7 @@
       </w:rPr>
     </w:lvl>
   </w:abstractNum>
-  <w:abstractNum w:abstractNumId="65">
+  <w:abstractNum w:abstractNumId="63">
     <w:nsid w:val="03C240C0"/>
     <w:multiLevelType w:val="singleLevel"/>
     <w:tmpl w:val="03C240C0"/>
@@ -16153,7 +16507,7 @@
       </w:rPr>
     </w:lvl>
   </w:abstractNum>
-  <w:abstractNum w:abstractNumId="66">
+  <w:abstractNum w:abstractNumId="64">
     <w:nsid w:val="03D62ECE"/>
     <w:multiLevelType w:val="singleLevel"/>
     <w:tmpl w:val="03D62ECE"/>
@@ -16167,7 +16521,7 @@
       </w:rPr>
     </w:lvl>
   </w:abstractNum>
-  <w:abstractNum w:abstractNumId="67">
+  <w:abstractNum w:abstractNumId="65">
     <w:nsid w:val="0709FD3E"/>
     <w:multiLevelType w:val="singleLevel"/>
     <w:tmpl w:val="0709FD3E"/>
@@ -16181,7 +16535,7 @@
       </w:rPr>
     </w:lvl>
   </w:abstractNum>
-  <w:abstractNum w:abstractNumId="68">
+  <w:abstractNum w:abstractNumId="66">
     <w:nsid w:val="0CEF100B"/>
     <w:multiLevelType w:val="singleLevel"/>
     <w:tmpl w:val="0CEF100B"/>
@@ -16195,7 +16549,7 @@
       </w:rPr>
     </w:lvl>
   </w:abstractNum>
-  <w:abstractNum w:abstractNumId="69">
+  <w:abstractNum w:abstractNumId="67">
     <w:nsid w:val="0E640482"/>
     <w:multiLevelType w:val="singleLevel"/>
     <w:tmpl w:val="0E640482"/>
@@ -16209,7 +16563,7 @@
       </w:rPr>
     </w:lvl>
   </w:abstractNum>
-  <w:abstractNum w:abstractNumId="70">
+  <w:abstractNum w:abstractNumId="68">
     <w:nsid w:val="0F9F9CCA"/>
     <w:multiLevelType w:val="singleLevel"/>
     <w:tmpl w:val="0F9F9CCA"/>
@@ -16223,7 +16577,7 @@
       </w:rPr>
     </w:lvl>
   </w:abstractNum>
-  <w:abstractNum w:abstractNumId="71">
+  <w:abstractNum w:abstractNumId="69">
     <w:nsid w:val="10D591E5"/>
     <w:multiLevelType w:val="singleLevel"/>
     <w:tmpl w:val="10D591E5"/>
@@ -16237,7 +16591,7 @@
       </w:rPr>
     </w:lvl>
   </w:abstractNum>
-  <w:abstractNum w:abstractNumId="72">
+  <w:abstractNum w:abstractNumId="70">
     <w:nsid w:val="10F0DB0B"/>
     <w:multiLevelType w:val="singleLevel"/>
     <w:tmpl w:val="10F0DB0B"/>
@@ -16251,7 +16605,7 @@
       </w:rPr>
     </w:lvl>
   </w:abstractNum>
-  <w:abstractNum w:abstractNumId="73">
+  <w:abstractNum w:abstractNumId="71">
     <w:nsid w:val="12EADF99"/>
     <w:multiLevelType w:val="singleLevel"/>
     <w:tmpl w:val="12EADF99"/>
@@ -16265,7 +16619,7 @@
       </w:rPr>
     </w:lvl>
   </w:abstractNum>
-  <w:abstractNum w:abstractNumId="74">
+  <w:abstractNum w:abstractNumId="72">
     <w:nsid w:val="1450273B"/>
     <w:multiLevelType w:val="singleLevel"/>
     <w:tmpl w:val="1450273B"/>
@@ -16279,7 +16633,7 @@
       </w:rPr>
     </w:lvl>
   </w:abstractNum>
-  <w:abstractNum w:abstractNumId="75">
+  <w:abstractNum w:abstractNumId="73">
     <w:nsid w:val="18F74015"/>
     <w:multiLevelType w:val="singleLevel"/>
     <w:tmpl w:val="18F74015"/>
@@ -16293,7 +16647,7 @@
       </w:rPr>
     </w:lvl>
   </w:abstractNum>
-  <w:abstractNum w:abstractNumId="76">
+  <w:abstractNum w:abstractNumId="74">
     <w:nsid w:val="1ACDE60F"/>
     <w:multiLevelType w:val="singleLevel"/>
     <w:tmpl w:val="1ACDE60F"/>
@@ -16307,7 +16661,7 @@
       </w:rPr>
     </w:lvl>
   </w:abstractNum>
-  <w:abstractNum w:abstractNumId="77">
+  <w:abstractNum w:abstractNumId="75">
     <w:nsid w:val="1AD50295"/>
     <w:multiLevelType w:val="singleLevel"/>
     <w:tmpl w:val="1AD50295"/>
@@ -16321,7 +16675,7 @@
       </w:rPr>
     </w:lvl>
   </w:abstractNum>
-  <w:abstractNum w:abstractNumId="78">
+  <w:abstractNum w:abstractNumId="76">
     <w:nsid w:val="1BCBBCF0"/>
     <w:multiLevelType w:val="singleLevel"/>
     <w:tmpl w:val="1BCBBCF0"/>
@@ -16335,7 +16689,7 @@
       </w:rPr>
     </w:lvl>
   </w:abstractNum>
-  <w:abstractNum w:abstractNumId="79">
+  <w:abstractNum w:abstractNumId="77">
     <w:nsid w:val="1C257C7B"/>
     <w:multiLevelType w:val="singleLevel"/>
     <w:tmpl w:val="1C257C7B"/>
@@ -16349,7 +16703,7 @@
       </w:rPr>
     </w:lvl>
   </w:abstractNum>
-  <w:abstractNum w:abstractNumId="80">
+  <w:abstractNum w:abstractNumId="78">
     <w:nsid w:val="21B3B1B1"/>
     <w:multiLevelType w:val="singleLevel"/>
     <w:tmpl w:val="21B3B1B1"/>
@@ -16363,7 +16717,7 @@
       </w:rPr>
     </w:lvl>
   </w:abstractNum>
-  <w:abstractNum w:abstractNumId="81">
+  <w:abstractNum w:abstractNumId="79">
     <w:nsid w:val="23E97754"/>
     <w:multiLevelType w:val="singleLevel"/>
     <w:tmpl w:val="23E97754"/>
@@ -16377,7 +16731,7 @@
       </w:rPr>
     </w:lvl>
   </w:abstractNum>
-  <w:abstractNum w:abstractNumId="82">
+  <w:abstractNum w:abstractNumId="80">
     <w:nsid w:val="243FCF68"/>
     <w:multiLevelType w:val="singleLevel"/>
     <w:tmpl w:val="243FCF68"/>
@@ -16391,7 +16745,7 @@
       </w:rPr>
     </w:lvl>
   </w:abstractNum>
-  <w:abstractNum w:abstractNumId="83">
+  <w:abstractNum w:abstractNumId="81">
     <w:nsid w:val="2470EC97"/>
     <w:multiLevelType w:val="singleLevel"/>
     <w:tmpl w:val="2470EC97"/>
@@ -16405,7 +16759,7 @@
       </w:rPr>
     </w:lvl>
   </w:abstractNum>
-  <w:abstractNum w:abstractNumId="84">
+  <w:abstractNum w:abstractNumId="82">
     <w:nsid w:val="251342A6"/>
     <w:multiLevelType w:val="singleLevel"/>
     <w:tmpl w:val="251342A6"/>
@@ -16419,7 +16773,7 @@
       </w:rPr>
     </w:lvl>
   </w:abstractNum>
-  <w:abstractNum w:abstractNumId="85">
+  <w:abstractNum w:abstractNumId="83">
     <w:nsid w:val="25B654F3"/>
     <w:multiLevelType w:val="singleLevel"/>
     <w:tmpl w:val="25B654F3"/>
@@ -16433,7 +16787,7 @@
       </w:rPr>
     </w:lvl>
   </w:abstractNum>
-  <w:abstractNum w:abstractNumId="86">
+  <w:abstractNum w:abstractNumId="84">
     <w:nsid w:val="2A8F537B"/>
     <w:multiLevelType w:val="singleLevel"/>
     <w:tmpl w:val="2A8F537B"/>
@@ -16447,7 +16801,7 @@
       </w:rPr>
     </w:lvl>
   </w:abstractNum>
-  <w:abstractNum w:abstractNumId="87">
+  <w:abstractNum w:abstractNumId="85">
     <w:nsid w:val="2B3F3F89"/>
     <w:multiLevelType w:val="singleLevel"/>
     <w:tmpl w:val="2B3F3F89"/>
@@ -16461,7 +16815,7 @@
       </w:rPr>
     </w:lvl>
   </w:abstractNum>
-  <w:abstractNum w:abstractNumId="88">
+  <w:abstractNum w:abstractNumId="86">
     <w:nsid w:val="2F2D79CE"/>
     <w:multiLevelType w:val="singleLevel"/>
     <w:tmpl w:val="2F2D79CE"/>
@@ -16475,7 +16829,7 @@
       </w:rPr>
     </w:lvl>
   </w:abstractNum>
-  <w:abstractNum w:abstractNumId="89">
+  <w:abstractNum w:abstractNumId="87">
     <w:nsid w:val="30A0AC00"/>
     <w:multiLevelType w:val="singleLevel"/>
     <w:tmpl w:val="30A0AC00"/>
@@ -16489,7 +16843,7 @@
       </w:rPr>
     </w:lvl>
   </w:abstractNum>
-  <w:abstractNum w:abstractNumId="90">
+  <w:abstractNum w:abstractNumId="88">
     <w:nsid w:val="30FC5B15"/>
     <w:multiLevelType w:val="singleLevel"/>
     <w:tmpl w:val="30FC5B15"/>
@@ -16503,7 +16857,7 @@
       </w:rPr>
     </w:lvl>
   </w:abstractNum>
-  <w:abstractNum w:abstractNumId="91">
+  <w:abstractNum w:abstractNumId="89">
     <w:nsid w:val="322D85CA"/>
     <w:multiLevelType w:val="singleLevel"/>
     <w:tmpl w:val="322D85CA"/>
@@ -16517,7 +16871,7 @@
       </w:rPr>
     </w:lvl>
   </w:abstractNum>
-  <w:abstractNum w:abstractNumId="92">
+  <w:abstractNum w:abstractNumId="90">
     <w:nsid w:val="32A7AF2D"/>
     <w:multiLevelType w:val="singleLevel"/>
     <w:tmpl w:val="32A7AF2D"/>
@@ -16531,7 +16885,7 @@
       </w:rPr>
     </w:lvl>
   </w:abstractNum>
-  <w:abstractNum w:abstractNumId="93">
+  <w:abstractNum w:abstractNumId="91">
     <w:nsid w:val="35E83B33"/>
     <w:multiLevelType w:val="singleLevel"/>
     <w:tmpl w:val="35E83B33"/>
@@ -16545,7 +16899,7 @@
       </w:rPr>
     </w:lvl>
   </w:abstractNum>
-  <w:abstractNum w:abstractNumId="94">
+  <w:abstractNum w:abstractNumId="92">
     <w:nsid w:val="39A0D9AC"/>
     <w:multiLevelType w:val="singleLevel"/>
     <w:tmpl w:val="39A0D9AC"/>
@@ -16559,21 +16913,7 @@
       </w:rPr>
     </w:lvl>
   </w:abstractNum>
-  <w:abstractNum w:abstractNumId="95">
-    <w:nsid w:val="3B8127DF"/>
-    <w:multiLevelType w:val="singleLevel"/>
-    <w:tmpl w:val="3B8127DF"/>
-    <w:lvl w:ilvl="0" w:tentative="0">
-      <w:start w:val="3"/>
-      <w:numFmt w:val="decimal"/>
-      <w:lvlText w:val="%1."/>
-      <w:lvlJc w:val="left"/>
-      <w:rPr>
-        <w:color w:val="3370FF"/>
-      </w:rPr>
-    </w:lvl>
-  </w:abstractNum>
-  <w:abstractNum w:abstractNumId="96">
+  <w:abstractNum w:abstractNumId="93">
     <w:nsid w:val="40B249F9"/>
     <w:multiLevelType w:val="singleLevel"/>
     <w:tmpl w:val="40B249F9"/>
@@ -16587,7 +16927,7 @@
       </w:rPr>
     </w:lvl>
   </w:abstractNum>
-  <w:abstractNum w:abstractNumId="97">
+  <w:abstractNum w:abstractNumId="94">
     <w:nsid w:val="40F245EA"/>
     <w:multiLevelType w:val="singleLevel"/>
     <w:tmpl w:val="40F245EA"/>
@@ -16601,7 +16941,7 @@
       </w:rPr>
     </w:lvl>
   </w:abstractNum>
-  <w:abstractNum w:abstractNumId="98">
+  <w:abstractNum w:abstractNumId="95">
     <w:nsid w:val="46A08BB8"/>
     <w:multiLevelType w:val="singleLevel"/>
     <w:tmpl w:val="46A08BB8"/>
@@ -16615,7 +16955,7 @@
       </w:rPr>
     </w:lvl>
   </w:abstractNum>
-  <w:abstractNum w:abstractNumId="99">
+  <w:abstractNum w:abstractNumId="96">
     <w:nsid w:val="4A51D704"/>
     <w:multiLevelType w:val="singleLevel"/>
     <w:tmpl w:val="4A51D704"/>
@@ -16629,7 +16969,7 @@
       </w:rPr>
     </w:lvl>
   </w:abstractNum>
-  <w:abstractNum w:abstractNumId="100">
+  <w:abstractNum w:abstractNumId="97">
     <w:nsid w:val="4C1BAE26"/>
     <w:multiLevelType w:val="singleLevel"/>
     <w:tmpl w:val="4C1BAE26"/>
@@ -16643,7 +16983,7 @@
       </w:rPr>
     </w:lvl>
   </w:abstractNum>
-  <w:abstractNum w:abstractNumId="101">
+  <w:abstractNum w:abstractNumId="98">
     <w:nsid w:val="4C3D7A74"/>
     <w:multiLevelType w:val="singleLevel"/>
     <w:tmpl w:val="4C3D7A74"/>
@@ -16657,7 +16997,7 @@
       </w:rPr>
     </w:lvl>
   </w:abstractNum>
-  <w:abstractNum w:abstractNumId="102">
+  <w:abstractNum w:abstractNumId="99">
     <w:nsid w:val="4CD1E351"/>
     <w:multiLevelType w:val="singleLevel"/>
     <w:tmpl w:val="4CD1E351"/>
@@ -16671,7 +17011,7 @@
       </w:rPr>
     </w:lvl>
   </w:abstractNum>
-  <w:abstractNum w:abstractNumId="103">
+  <w:abstractNum w:abstractNumId="100">
     <w:nsid w:val="4D4DC07F"/>
     <w:multiLevelType w:val="singleLevel"/>
     <w:tmpl w:val="4D4DC07F"/>
@@ -16685,7 +17025,7 @@
       </w:rPr>
     </w:lvl>
   </w:abstractNum>
-  <w:abstractNum w:abstractNumId="104">
+  <w:abstractNum w:abstractNumId="101">
     <w:nsid w:val="4D94DA66"/>
     <w:multiLevelType w:val="singleLevel"/>
     <w:tmpl w:val="4D94DA66"/>
@@ -16699,7 +17039,7 @@
       </w:rPr>
     </w:lvl>
   </w:abstractNum>
-  <w:abstractNum w:abstractNumId="105">
+  <w:abstractNum w:abstractNumId="102">
     <w:nsid w:val="51C4BC33"/>
     <w:multiLevelType w:val="singleLevel"/>
     <w:tmpl w:val="51C4BC33"/>
@@ -16713,7 +17053,7 @@
       </w:rPr>
     </w:lvl>
   </w:abstractNum>
-  <w:abstractNum w:abstractNumId="106">
+  <w:abstractNum w:abstractNumId="103">
     <w:nsid w:val="54701CA1"/>
     <w:multiLevelType w:val="singleLevel"/>
     <w:tmpl w:val="54701CA1"/>
@@ -16727,7 +17067,7 @@
       </w:rPr>
     </w:lvl>
   </w:abstractNum>
-  <w:abstractNum w:abstractNumId="107">
+  <w:abstractNum w:abstractNumId="104">
     <w:nsid w:val="58765686"/>
     <w:multiLevelType w:val="singleLevel"/>
     <w:tmpl w:val="58765686"/>
@@ -16741,7 +17081,7 @@
       </w:rPr>
     </w:lvl>
   </w:abstractNum>
-  <w:abstractNum w:abstractNumId="108">
+  <w:abstractNum w:abstractNumId="105">
     <w:nsid w:val="59ADCABA"/>
     <w:multiLevelType w:val="singleLevel"/>
     <w:tmpl w:val="59ADCABA"/>
@@ -16755,7 +17095,7 @@
       </w:rPr>
     </w:lvl>
   </w:abstractNum>
-  <w:abstractNum w:abstractNumId="109">
+  <w:abstractNum w:abstractNumId="106">
     <w:nsid w:val="59EEFD2A"/>
     <w:multiLevelType w:val="singleLevel"/>
     <w:tmpl w:val="59EEFD2A"/>
@@ -16769,7 +17109,7 @@
       </w:rPr>
     </w:lvl>
   </w:abstractNum>
-  <w:abstractNum w:abstractNumId="110">
+  <w:abstractNum w:abstractNumId="107">
     <w:nsid w:val="5A241D34"/>
     <w:multiLevelType w:val="singleLevel"/>
     <w:tmpl w:val="5A241D34"/>
@@ -16783,7 +17123,7 @@
       </w:rPr>
     </w:lvl>
   </w:abstractNum>
-  <w:abstractNum w:abstractNumId="111">
+  <w:abstractNum w:abstractNumId="108">
     <w:nsid w:val="5E29AB5A"/>
     <w:multiLevelType w:val="singleLevel"/>
     <w:tmpl w:val="5E29AB5A"/>
@@ -16797,7 +17137,7 @@
       </w:rPr>
     </w:lvl>
   </w:abstractNum>
-  <w:abstractNum w:abstractNumId="112">
+  <w:abstractNum w:abstractNumId="109">
     <w:nsid w:val="5FCE4367"/>
     <w:multiLevelType w:val="singleLevel"/>
     <w:tmpl w:val="5FCE4367"/>
@@ -16811,7 +17151,7 @@
       </w:rPr>
     </w:lvl>
   </w:abstractNum>
-  <w:abstractNum w:abstractNumId="113">
+  <w:abstractNum w:abstractNumId="110">
     <w:nsid w:val="5FFFB1A7"/>
     <w:multiLevelType w:val="singleLevel"/>
     <w:tmpl w:val="5FFFB1A7"/>
@@ -16825,7 +17165,7 @@
       </w:rPr>
     </w:lvl>
   </w:abstractNum>
-  <w:abstractNum w:abstractNumId="114">
+  <w:abstractNum w:abstractNumId="111">
     <w:nsid w:val="60382F6E"/>
     <w:multiLevelType w:val="singleLevel"/>
     <w:tmpl w:val="60382F6E"/>
@@ -16839,7 +17179,7 @@
       </w:rPr>
     </w:lvl>
   </w:abstractNum>
-  <w:abstractNum w:abstractNumId="115">
+  <w:abstractNum w:abstractNumId="112">
     <w:nsid w:val="610EFE5C"/>
     <w:multiLevelType w:val="singleLevel"/>
     <w:tmpl w:val="610EFE5C"/>
@@ -16853,7 +17193,7 @@
       </w:rPr>
     </w:lvl>
   </w:abstractNum>
-  <w:abstractNum w:abstractNumId="116">
+  <w:abstractNum w:abstractNumId="113">
     <w:nsid w:val="629F7852"/>
     <w:multiLevelType w:val="singleLevel"/>
     <w:tmpl w:val="629F7852"/>
@@ -16867,7 +17207,7 @@
       </w:rPr>
     </w:lvl>
   </w:abstractNum>
-  <w:abstractNum w:abstractNumId="117">
+  <w:abstractNum w:abstractNumId="114">
     <w:nsid w:val="65CD0074"/>
     <w:multiLevelType w:val="singleLevel"/>
     <w:tmpl w:val="65CD0074"/>
@@ -16881,7 +17221,7 @@
       </w:rPr>
     </w:lvl>
   </w:abstractNum>
-  <w:abstractNum w:abstractNumId="118">
+  <w:abstractNum w:abstractNumId="115">
     <w:nsid w:val="68B298F7"/>
     <w:multiLevelType w:val="singleLevel"/>
     <w:tmpl w:val="68B298F7"/>
@@ -16895,7 +17235,7 @@
       </w:rPr>
     </w:lvl>
   </w:abstractNum>
-  <w:abstractNum w:abstractNumId="119">
+  <w:abstractNum w:abstractNumId="116">
     <w:nsid w:val="700FDCEF"/>
     <w:multiLevelType w:val="singleLevel"/>
     <w:tmpl w:val="700FDCEF"/>
@@ -16909,7 +17249,7 @@
       </w:rPr>
     </w:lvl>
   </w:abstractNum>
-  <w:abstractNum w:abstractNumId="120">
+  <w:abstractNum w:abstractNumId="117">
     <w:nsid w:val="72183CF9"/>
     <w:multiLevelType w:val="singleLevel"/>
     <w:tmpl w:val="72183CF9"/>
@@ -16923,7 +17263,7 @@
       </w:rPr>
     </w:lvl>
   </w:abstractNum>
-  <w:abstractNum w:abstractNumId="121">
+  <w:abstractNum w:abstractNumId="118">
     <w:nsid w:val="74C28B35"/>
     <w:multiLevelType w:val="singleLevel"/>
     <w:tmpl w:val="74C28B35"/>
@@ -16937,7 +17277,7 @@
       </w:rPr>
     </w:lvl>
   </w:abstractNum>
-  <w:abstractNum w:abstractNumId="122">
+  <w:abstractNum w:abstractNumId="119">
     <w:nsid w:val="77633216"/>
     <w:multiLevelType w:val="singleLevel"/>
     <w:tmpl w:val="77633216"/>
@@ -16951,7 +17291,7 @@
       </w:rPr>
     </w:lvl>
   </w:abstractNum>
-  <w:abstractNum w:abstractNumId="123">
+  <w:abstractNum w:abstractNumId="120">
     <w:nsid w:val="77ECEA79"/>
     <w:multiLevelType w:val="singleLevel"/>
     <w:tmpl w:val="77ECEA79"/>
@@ -16965,7 +17305,7 @@
       </w:rPr>
     </w:lvl>
   </w:abstractNum>
-  <w:abstractNum w:abstractNumId="124">
+  <w:abstractNum w:abstractNumId="121">
     <w:nsid w:val="79AA4FA4"/>
     <w:multiLevelType w:val="singleLevel"/>
     <w:tmpl w:val="79AA4FA4"/>
@@ -16979,7 +17319,7 @@
       </w:rPr>
     </w:lvl>
   </w:abstractNum>
-  <w:abstractNum w:abstractNumId="125">
+  <w:abstractNum w:abstractNumId="122">
     <w:nsid w:val="7C246926"/>
     <w:multiLevelType w:val="singleLevel"/>
     <w:tmpl w:val="7C246926"/>
@@ -16993,7 +17333,7 @@
       </w:rPr>
     </w:lvl>
   </w:abstractNum>
-  <w:abstractNum w:abstractNumId="126">
+  <w:abstractNum w:abstractNumId="123">
     <w:nsid w:val="7DEC2089"/>
     <w:multiLevelType w:val="singleLevel"/>
     <w:tmpl w:val="7DEC2089"/>
@@ -17008,385 +17348,376 @@
     </w:lvl>
   </w:abstractNum>
   <w:num w:numId="1">
-    <w:abstractNumId w:val="61"/>
+    <w:abstractNumId w:val="59"/>
   </w:num>
   <w:num w:numId="2">
-    <w:abstractNumId w:val="43"/>
+    <w:abstractNumId w:val="41"/>
   </w:num>
   <w:num w:numId="3">
-    <w:abstractNumId w:val="108"/>
+    <w:abstractNumId w:val="105"/>
   </w:num>
   <w:num w:numId="4">
-    <w:abstractNumId w:val="36"/>
+    <w:abstractNumId w:val="34"/>
   </w:num>
   <w:num w:numId="5">
-    <w:abstractNumId w:val="28"/>
+    <w:abstractNumId w:val="26"/>
   </w:num>
   <w:num w:numId="6">
-    <w:abstractNumId w:val="66"/>
+    <w:abstractNumId w:val="64"/>
   </w:num>
   <w:num w:numId="7">
-    <w:abstractNumId w:val="85"/>
+    <w:abstractNumId w:val="83"/>
   </w:num>
   <w:num w:numId="8">
-    <w:abstractNumId w:val="120"/>
+    <w:abstractNumId w:val="117"/>
   </w:num>
   <w:num w:numId="9">
-    <w:abstractNumId w:val="63"/>
+    <w:abstractNumId w:val="61"/>
   </w:num>
   <w:num w:numId="10">
     <w:abstractNumId w:val="9"/>
   </w:num>
   <w:num w:numId="11">
-    <w:abstractNumId w:val="86"/>
+    <w:abstractNumId w:val="84"/>
   </w:num>
   <w:num w:numId="12">
-    <w:abstractNumId w:val="110"/>
+    <w:abstractNumId w:val="107"/>
   </w:num>
   <w:num w:numId="13">
-    <w:abstractNumId w:val="40"/>
+    <w:abstractNumId w:val="38"/>
   </w:num>
   <w:num w:numId="14">
-    <w:abstractNumId w:val="103"/>
+    <w:abstractNumId w:val="100"/>
   </w:num>
   <w:num w:numId="15">
-    <w:abstractNumId w:val="56"/>
+    <w:abstractNumId w:val="54"/>
   </w:num>
   <w:num w:numId="16">
-    <w:abstractNumId w:val="83"/>
+    <w:abstractNumId w:val="81"/>
   </w:num>
   <w:num w:numId="17">
-    <w:abstractNumId w:val="48"/>
+    <w:abstractNumId w:val="46"/>
   </w:num>
   <w:num w:numId="18">
-    <w:abstractNumId w:val="46"/>
+    <w:abstractNumId w:val="44"/>
   </w:num>
   <w:num w:numId="19">
     <w:abstractNumId w:val="16"/>
   </w:num>
   <w:num w:numId="20">
-    <w:abstractNumId w:val="100"/>
+    <w:abstractNumId w:val="97"/>
   </w:num>
   <w:num w:numId="21">
-    <w:abstractNumId w:val="114"/>
+    <w:abstractNumId w:val="111"/>
   </w:num>
   <w:num w:numId="22">
-    <w:abstractNumId w:val="69"/>
+    <w:abstractNumId w:val="67"/>
   </w:num>
   <w:num w:numId="23">
-    <w:abstractNumId w:val="98"/>
+    <w:abstractNumId w:val="95"/>
   </w:num>
   <w:num w:numId="24">
-    <w:abstractNumId w:val="25"/>
+    <w:abstractNumId w:val="24"/>
   </w:num>
   <w:num w:numId="25">
-    <w:abstractNumId w:val="125"/>
+    <w:abstractNumId w:val="122"/>
   </w:num>
   <w:num w:numId="26">
-    <w:abstractNumId w:val="123"/>
+    <w:abstractNumId w:val="120"/>
   </w:num>
   <w:num w:numId="27">
-    <w:abstractNumId w:val="35"/>
+    <w:abstractNumId w:val="33"/>
   </w:num>
   <w:num w:numId="28">
-    <w:abstractNumId w:val="116"/>
+    <w:abstractNumId w:val="113"/>
   </w:num>
   <w:num w:numId="29">
     <w:abstractNumId w:val="10"/>
   </w:num>
   <w:num w:numId="30">
-    <w:abstractNumId w:val="94"/>
+    <w:abstractNumId w:val="92"/>
   </w:num>
   <w:num w:numId="31">
     <w:abstractNumId w:val="4"/>
   </w:num>
   <w:num w:numId="32">
-    <w:abstractNumId w:val="107"/>
+    <w:abstractNumId w:val="104"/>
   </w:num>
   <w:num w:numId="33">
-    <w:abstractNumId w:val="126"/>
+    <w:abstractNumId w:val="123"/>
   </w:num>
   <w:num w:numId="34">
     <w:abstractNumId w:val="1"/>
   </w:num>
   <w:num w:numId="35">
-    <w:abstractNumId w:val="82"/>
+    <w:abstractNumId w:val="80"/>
   </w:num>
   <w:num w:numId="36">
-    <w:abstractNumId w:val="104"/>
+    <w:abstractNumId w:val="101"/>
   </w:num>
   <w:num w:numId="37">
-    <w:abstractNumId w:val="59"/>
+    <w:abstractNumId w:val="57"/>
   </w:num>
   <w:num w:numId="38">
-    <w:abstractNumId w:val="50"/>
+    <w:abstractNumId w:val="48"/>
   </w:num>
   <w:num w:numId="39">
-    <w:abstractNumId w:val="90"/>
+    <w:abstractNumId w:val="88"/>
   </w:num>
   <w:num w:numId="40">
-    <w:abstractNumId w:val="124"/>
+    <w:abstractNumId w:val="121"/>
   </w:num>
   <w:num w:numId="41">
-    <w:abstractNumId w:val="31"/>
+    <w:abstractNumId w:val="29"/>
   </w:num>
   <w:num w:numId="42">
     <w:abstractNumId w:val="7"/>
   </w:num>
   <w:num w:numId="43">
-    <w:abstractNumId w:val="30"/>
+    <w:abstractNumId w:val="28"/>
   </w:num>
   <w:num w:numId="44">
-    <w:abstractNumId w:val="111"/>
+    <w:abstractNumId w:val="108"/>
   </w:num>
   <w:num w:numId="45">
     <w:abstractNumId w:val="3"/>
   </w:num>
   <w:num w:numId="46">
-    <w:abstractNumId w:val="76"/>
+    <w:abstractNumId w:val="74"/>
   </w:num>
   <w:num w:numId="47">
     <w:abstractNumId w:val="6"/>
   </w:num>
   <w:num w:numId="48">
-    <w:abstractNumId w:val="113"/>
+    <w:abstractNumId w:val="110"/>
   </w:num>
   <w:num w:numId="49">
-    <w:abstractNumId w:val="121"/>
+    <w:abstractNumId w:val="118"/>
   </w:num>
   <w:num w:numId="50">
-    <w:abstractNumId w:val="101"/>
+    <w:abstractNumId w:val="98"/>
   </w:num>
   <w:num w:numId="51">
+    <w:abstractNumId w:val="89"/>
+  </w:num>
+  <w:num w:numId="52">
+    <w:abstractNumId w:val="114"/>
+  </w:num>
+  <w:num w:numId="53">
+    <w:abstractNumId w:val="65"/>
+  </w:num>
+  <w:num w:numId="54">
+    <w:abstractNumId w:val="66"/>
+  </w:num>
+  <w:num w:numId="55">
+    <w:abstractNumId w:val="43"/>
+  </w:num>
+  <w:num w:numId="56">
+    <w:abstractNumId w:val="90"/>
+  </w:num>
+  <w:num w:numId="57">
+    <w:abstractNumId w:val="77"/>
+  </w:num>
+  <w:num w:numId="58">
+    <w:abstractNumId w:val="51"/>
+  </w:num>
+  <w:num w:numId="59">
+    <w:abstractNumId w:val="79"/>
+  </w:num>
+  <w:num w:numId="60">
+    <w:abstractNumId w:val="25"/>
+  </w:num>
+  <w:num w:numId="61">
+    <w:abstractNumId w:val="93"/>
+  </w:num>
+  <w:num w:numId="62">
+    <w:abstractNumId w:val="68"/>
+  </w:num>
+  <w:num w:numId="63">
     <w:abstractNumId w:val="91"/>
   </w:num>
-  <w:num w:numId="52">
-    <w:abstractNumId w:val="117"/>
-  </w:num>
-  <w:num w:numId="53">
-    <w:abstractNumId w:val="67"/>
-  </w:num>
-  <w:num w:numId="54">
-    <w:abstractNumId w:val="68"/>
-  </w:num>
-  <w:num w:numId="55">
-    <w:abstractNumId w:val="45"/>
-  </w:num>
-  <w:num w:numId="56">
-    <w:abstractNumId w:val="92"/>
-  </w:num>
-  <w:num w:numId="57">
-    <w:abstractNumId w:val="79"/>
-  </w:num>
-  <w:num w:numId="58">
-    <w:abstractNumId w:val="53"/>
-  </w:num>
-  <w:num w:numId="59">
-    <w:abstractNumId w:val="81"/>
-  </w:num>
-  <w:num w:numId="60">
-    <w:abstractNumId w:val="27"/>
-  </w:num>
-  <w:num w:numId="61">
-    <w:abstractNumId w:val="96"/>
-  </w:num>
-  <w:num w:numId="62">
-    <w:abstractNumId w:val="70"/>
-  </w:num>
-  <w:num w:numId="63">
-    <w:abstractNumId w:val="93"/>
-  </w:num>
   <w:num w:numId="64">
-    <w:abstractNumId w:val="64"/>
+    <w:abstractNumId w:val="62"/>
   </w:num>
   <w:num w:numId="65">
-    <w:abstractNumId w:val="38"/>
+    <w:abstractNumId w:val="36"/>
   </w:num>
   <w:num w:numId="66">
-    <w:abstractNumId w:val="73"/>
+    <w:abstractNumId w:val="71"/>
   </w:num>
   <w:num w:numId="67">
-    <w:abstractNumId w:val="26"/>
+    <w:abstractNumId w:val="20"/>
   </w:num>
   <w:num w:numId="68">
-    <w:abstractNumId w:val="95"/>
+    <w:abstractNumId w:val="56"/>
   </w:num>
   <w:num w:numId="69">
-    <w:abstractNumId w:val="21"/>
+    <w:abstractNumId w:val="87"/>
   </w:num>
   <w:num w:numId="70">
     <w:abstractNumId w:val="58"/>
   </w:num>
   <w:num w:numId="71">
-    <w:abstractNumId w:val="89"/>
+    <w:abstractNumId w:val="73"/>
   </w:num>
   <w:num w:numId="72">
+    <w:abstractNumId w:val="116"/>
+  </w:num>
+  <w:num w:numId="73">
+    <w:abstractNumId w:val="49"/>
+  </w:num>
+  <w:num w:numId="74">
+    <w:abstractNumId w:val="37"/>
+  </w:num>
+  <w:num w:numId="75">
+    <w:abstractNumId w:val="119"/>
+  </w:num>
+  <w:num w:numId="76">
+    <w:abstractNumId w:val="45"/>
+  </w:num>
+  <w:num w:numId="77">
+    <w:abstractNumId w:val="27"/>
+  </w:num>
+  <w:num w:numId="78">
+    <w:abstractNumId w:val="86"/>
+  </w:num>
+  <w:num w:numId="79">
+    <w:abstractNumId w:val="50"/>
+  </w:num>
+  <w:num w:numId="80">
+    <w:abstractNumId w:val="13"/>
+  </w:num>
+  <w:num w:numId="81">
+    <w:abstractNumId w:val="106"/>
+  </w:num>
+  <w:num w:numId="82">
+    <w:abstractNumId w:val="31"/>
+  </w:num>
+  <w:num w:numId="83">
+    <w:abstractNumId w:val="23"/>
+  </w:num>
+  <w:num w:numId="84">
+    <w:abstractNumId w:val="11"/>
+  </w:num>
+  <w:num w:numId="85">
+    <w:abstractNumId w:val="17"/>
+  </w:num>
+  <w:num w:numId="86">
+    <w:abstractNumId w:val="22"/>
+  </w:num>
+  <w:num w:numId="87">
+    <w:abstractNumId w:val="8"/>
+  </w:num>
+  <w:num w:numId="88">
+    <w:abstractNumId w:val="76"/>
+  </w:num>
+  <w:num w:numId="89">
+    <w:abstractNumId w:val="32"/>
+  </w:num>
+  <w:num w:numId="90">
+    <w:abstractNumId w:val="72"/>
+  </w:num>
+  <w:num w:numId="91">
+    <w:abstractNumId w:val="42"/>
+  </w:num>
+  <w:num w:numId="92">
+    <w:abstractNumId w:val="115"/>
+  </w:num>
+  <w:num w:numId="93">
+    <w:abstractNumId w:val="0"/>
+  </w:num>
+  <w:num w:numId="94">
+    <w:abstractNumId w:val="30"/>
+  </w:num>
+  <w:num w:numId="95">
+    <w:abstractNumId w:val="55"/>
+  </w:num>
+  <w:num w:numId="96">
+    <w:abstractNumId w:val="99"/>
+  </w:num>
+  <w:num w:numId="97">
+    <w:abstractNumId w:val="69"/>
+  </w:num>
+  <w:num w:numId="98">
+    <w:abstractNumId w:val="14"/>
+  </w:num>
+  <w:num w:numId="99">
+    <w:abstractNumId w:val="47"/>
+  </w:num>
+  <w:num w:numId="100">
+    <w:abstractNumId w:val="75"/>
+  </w:num>
+  <w:num w:numId="101">
+    <w:abstractNumId w:val="96"/>
+  </w:num>
+  <w:num w:numId="102">
+    <w:abstractNumId w:val="21"/>
+  </w:num>
+  <w:num w:numId="103">
+    <w:abstractNumId w:val="112"/>
+  </w:num>
+  <w:num w:numId="104">
+    <w:abstractNumId w:val="2"/>
+  </w:num>
+  <w:num w:numId="105">
+    <w:abstractNumId w:val="5"/>
+  </w:num>
+  <w:num w:numId="106">
     <w:abstractNumId w:val="60"/>
   </w:num>
-  <w:num w:numId="73">
-    <w:abstractNumId w:val="75"/>
+  <w:num w:numId="107">
+    <w:abstractNumId w:val="19"/>
   </w:num>
-  <w:num w:numId="74">
-    <w:abstractNumId w:val="119"/>
+  <w:num w:numId="108">
+    <w:abstractNumId w:val="35"/>
   </w:num>
-  <w:num w:numId="75">
-    <w:abstractNumId w:val="51"/>
-  </w:num>
-  <w:num w:numId="76">
+  <w:num w:numId="109">
     <w:abstractNumId w:val="39"/>
   </w:num>
-  <w:num w:numId="77">
-    <w:abstractNumId w:val="20"/>
+  <w:num w:numId="110">
+    <w:abstractNumId w:val="53"/>
   </w:num>
-  <w:num w:numId="78">
-    <w:abstractNumId w:val="122"/>
+  <w:num w:numId="111">
+    <w:abstractNumId w:val="109"/>
   </w:num>
-  <w:num w:numId="79">
-    <w:abstractNumId w:val="47"/>
-  </w:num>
-  <w:num w:numId="80">
-    <w:abstractNumId w:val="29"/>
-  </w:num>
-  <w:num w:numId="81">
-    <w:abstractNumId w:val="88"/>
-  </w:num>
-  <w:num w:numId="82">
+  <w:num w:numId="112">
     <w:abstractNumId w:val="52"/>
   </w:num>
-  <w:num w:numId="83">
-    <w:abstractNumId w:val="13"/>
+  <w:num w:numId="113">
+    <w:abstractNumId w:val="103"/>
   </w:num>
-  <w:num w:numId="84">
-    <w:abstractNumId w:val="109"/>
-  </w:num>
-  <w:num w:numId="85">
-    <w:abstractNumId w:val="33"/>
-  </w:num>
-  <w:num w:numId="86">
-    <w:abstractNumId w:val="24"/>
-  </w:num>
-  <w:num w:numId="87">
-    <w:abstractNumId w:val="11"/>
-  </w:num>
-  <w:num w:numId="88">
-    <w:abstractNumId w:val="17"/>
-  </w:num>
-  <w:num w:numId="89">
-    <w:abstractNumId w:val="23"/>
-  </w:num>
-  <w:num w:numId="90">
-    <w:abstractNumId w:val="8"/>
-  </w:num>
-  <w:num w:numId="91">
+  <w:num w:numId="114">
     <w:abstractNumId w:val="78"/>
   </w:num>
-  <w:num w:numId="92">
-    <w:abstractNumId w:val="34"/>
+  <w:num w:numId="115">
+    <w:abstractNumId w:val="12"/>
   </w:num>
-  <w:num w:numId="93">
-    <w:abstractNumId w:val="74"/>
+  <w:num w:numId="116">
+    <w:abstractNumId w:val="63"/>
   </w:num>
-  <w:num w:numId="94">
-    <w:abstractNumId w:val="44"/>
+  <w:num w:numId="117">
+    <w:abstractNumId w:val="18"/>
   </w:num>
-  <w:num w:numId="95">
-    <w:abstractNumId w:val="118"/>
+  <w:num w:numId="118">
+    <w:abstractNumId w:val="85"/>
   </w:num>
-  <w:num w:numId="96">
-    <w:abstractNumId w:val="0"/>
-  </w:num>
-  <w:num w:numId="97">
-    <w:abstractNumId w:val="32"/>
-  </w:num>
-  <w:num w:numId="98">
-    <w:abstractNumId w:val="57"/>
-  </w:num>
-  <w:num w:numId="99">
+  <w:num w:numId="119">
     <w:abstractNumId w:val="102"/>
   </w:num>
-  <w:num w:numId="100">
-    <w:abstractNumId w:val="71"/>
-  </w:num>
-  <w:num w:numId="101">
-    <w:abstractNumId w:val="14"/>
-  </w:num>
-  <w:num w:numId="102">
-    <w:abstractNumId w:val="49"/>
-  </w:num>
-  <w:num w:numId="103">
-    <w:abstractNumId w:val="77"/>
-  </w:num>
-  <w:num w:numId="104">
-    <w:abstractNumId w:val="99"/>
-  </w:num>
-  <w:num w:numId="105">
-    <w:abstractNumId w:val="22"/>
-  </w:num>
-  <w:num w:numId="106">
-    <w:abstractNumId w:val="115"/>
-  </w:num>
-  <w:num w:numId="107">
-    <w:abstractNumId w:val="2"/>
-  </w:num>
-  <w:num w:numId="108">
-    <w:abstractNumId w:val="5"/>
-  </w:num>
-  <w:num w:numId="109">
-    <w:abstractNumId w:val="62"/>
-  </w:num>
-  <w:num w:numId="110">
-    <w:abstractNumId w:val="19"/>
-  </w:num>
-  <w:num w:numId="111">
-    <w:abstractNumId w:val="37"/>
-  </w:num>
-  <w:num w:numId="112">
-    <w:abstractNumId w:val="41"/>
-  </w:num>
-  <w:num w:numId="113">
-    <w:abstractNumId w:val="55"/>
-  </w:num>
-  <w:num w:numId="114">
-    <w:abstractNumId w:val="112"/>
-  </w:num>
-  <w:num w:numId="115">
-    <w:abstractNumId w:val="54"/>
-  </w:num>
-  <w:num w:numId="116">
-    <w:abstractNumId w:val="106"/>
-  </w:num>
-  <w:num w:numId="117">
-    <w:abstractNumId w:val="80"/>
-  </w:num>
-  <w:num w:numId="118">
-    <w:abstractNumId w:val="12"/>
-  </w:num>
-  <w:num w:numId="119">
-    <w:abstractNumId w:val="65"/>
-  </w:num>
   <w:num w:numId="120">
-    <w:abstractNumId w:val="18"/>
+    <w:abstractNumId w:val="40"/>
   </w:num>
   <w:num w:numId="121">
-    <w:abstractNumId w:val="87"/>
+    <w:abstractNumId w:val="15"/>
   </w:num>
   <w:num w:numId="122">
-    <w:abstractNumId w:val="105"/>
+    <w:abstractNumId w:val="82"/>
   </w:num>
   <w:num w:numId="123">
-    <w:abstractNumId w:val="42"/>
+    <w:abstractNumId w:val="94"/>
   </w:num>
   <w:num w:numId="124">
-    <w:abstractNumId w:val="15"/>
-  </w:num>
-  <w:num w:numId="125">
-    <w:abstractNumId w:val="84"/>
-  </w:num>
-  <w:num w:numId="126">
-    <w:abstractNumId w:val="97"/>
-  </w:num>
-  <w:num w:numId="127">
-    <w:abstractNumId w:val="72"/>
+    <w:abstractNumId w:val="70"/>
   </w:num>
 </w:numbering>
 </file>

--- a/智慧房屋租赁系统软件概要设计说明书.docx
+++ b/智慧房屋租赁系统软件概要设计说明书.docx
@@ -128,6 +128,12 @@
             <w:insideH w:val="single" w:color="DEE0E3" w:sz="0" w:space="0"/>
             <w:insideV w:val="single" w:color="DEE0E3" w:sz="0" w:space="0"/>
           </w:tblBorders>
+          <w:tblCellMar>
+            <w:top w:w="0" w:type="dxa"/>
+            <w:left w:w="10" w:type="dxa"/>
+            <w:bottom w:w="0" w:type="dxa"/>
+            <w:right w:w="10" w:type="dxa"/>
+          </w:tblCellMar>
         </w:tblPrEx>
         <w:tc>
           <w:tcPr>
@@ -5185,6 +5191,7 @@
     <w:p>
       <w:pPr>
         <w:numPr>
+          <w:ilvl w:val="0"/>
           <w:numId w:val="0"/>
         </w:numPr>
         <w:spacing w:before="120" w:after="120" w:line="288" w:lineRule="auto"/>
@@ -5366,6 +5373,7 @@
     <w:p>
       <w:pPr>
         <w:numPr>
+          <w:ilvl w:val="0"/>
           <w:numId w:val="0"/>
         </w:numPr>
         <w:spacing w:before="120" w:after="120" w:line="288" w:lineRule="auto"/>
@@ -5662,6 +5670,7 @@
     <w:p>
       <w:pPr>
         <w:numPr>
+          <w:ilvl w:val="0"/>
           <w:numId w:val="0"/>
         </w:numPr>
         <w:spacing w:before="120" w:after="120" w:line="288" w:lineRule="auto"/>
@@ -5825,6 +5834,7 @@
     <w:p>
       <w:pPr>
         <w:numPr>
+          <w:ilvl w:val="0"/>
           <w:numId w:val="0"/>
         </w:numPr>
         <w:spacing w:before="120" w:after="120" w:line="288" w:lineRule="auto"/>
@@ -6232,6 +6242,7 @@
     <w:p>
       <w:pPr>
         <w:numPr>
+          <w:ilvl w:val="0"/>
           <w:numId w:val="0"/>
         </w:numPr>
         <w:spacing w:before="120" w:after="120" w:line="288" w:lineRule="auto"/>
@@ -6248,9 +6259,9 @@
         </w:rPr>
         <w:drawing>
           <wp:inline distT="0" distB="0" distL="114300" distR="114300">
-            <wp:extent cx="5269230" cy="2576195"/>
-            <wp:effectExtent l="0" t="0" r="1270" b="1905"/>
-            <wp:docPr id="19" name="图片 19" descr="8992b82544d3a612544b32cc73a323e9"/>
+            <wp:extent cx="5268595" cy="2219325"/>
+            <wp:effectExtent l="0" t="0" r="1905" b="3175"/>
+            <wp:docPr id="13" name="图片 13" descr="e65853771bf99bab30c19ebaadfaeb86"/>
             <wp:cNvGraphicFramePr>
               <a:graphicFrameLocks xmlns:a="http://schemas.openxmlformats.org/drawingml/2006/main" noChangeAspect="1"/>
             </wp:cNvGraphicFramePr>
@@ -6258,7 +6269,7 @@
               <a:graphicData uri="http://schemas.openxmlformats.org/drawingml/2006/picture">
                 <pic:pic xmlns:pic="http://schemas.openxmlformats.org/drawingml/2006/picture">
                   <pic:nvPicPr>
-                    <pic:cNvPr id="19" name="图片 19" descr="8992b82544d3a612544b32cc73a323e9"/>
+                    <pic:cNvPr id="13" name="图片 13" descr="e65853771bf99bab30c19ebaadfaeb86"/>
                     <pic:cNvPicPr>
                       <a:picLocks noChangeAspect="1"/>
                     </pic:cNvPicPr>
@@ -6272,7 +6283,7 @@
                   <pic:spPr>
                     <a:xfrm>
                       <a:off x="0" y="0"/>
-                      <a:ext cx="5269230" cy="2576195"/>
+                      <a:ext cx="5268595" cy="2219325"/>
                     </a:xfrm>
                     <a:prstGeom prst="rect">
                       <a:avLst/>
